--- a/08 Printable Study Materials/Build Artifacts/Water-Operator-Vault-Flashcards-Packet.docx
+++ b/08 Printable Study Materials/Build Artifacts/Water-Operator-Vault-Flashcards-Packet.docx
@@ -2,34 +2,6 @@
 <file path=word/document.xml><?xml version="1.0" encoding="utf-8"?>
 <w:document xmlns:wpc="http://schemas.microsoft.com/office/word/2010/wordprocessingCanvas" xmlns:mo="http://schemas.microsoft.com/office/mac/office/2008/main" xmlns:mc="http://schemas.openxmlformats.org/markup-compatibility/2006" xmlns:mv="urn:schemas-microsoft-com:mac:vml" xmlns:o="urn:schemas-microsoft-com:office:office" xmlns:r="http://schemas.openxmlformats.org/officeDocument/2006/relationships" xmlns:m="http://schemas.openxmlformats.org/officeDocument/2006/math" xmlns:v="urn:schemas-microsoft-com:vml" xmlns:wp14="http://schemas.microsoft.com/office/word/2010/wordprocessingDrawing" xmlns:wp="http://schemas.openxmlformats.org/drawingml/2006/wordprocessingDrawing" xmlns:w10="urn:schemas-microsoft-com:office:word" xmlns:w="http://schemas.openxmlformats.org/wordprocessingml/2006/main" xmlns:w14="http://schemas.microsoft.com/office/word/2010/wordml" xmlns:wpg="http://schemas.microsoft.com/office/word/2010/wordprocessingGroup" xmlns:wpi="http://schemas.microsoft.com/office/word/2010/wordprocessingInk" xmlns:wne="http://schemas.microsoft.com/office/word/2006/wordml" xmlns:wps="http://schemas.microsoft.com/office/word/2010/wordprocessingShape" mc:Ignorable="w14 wp14">
   <w:body>
-    <w:p>
-      <w:pPr>
-        <w:jc w:val="center"/>
-      </w:pPr>
-      <w:r>
-        <w:rPr>
-          <w:b/>
-          <w:sz w:val="28"/>
-        </w:rPr>
-        <w:t>Water Operator Vault Flashcards — Duplex Cut Cards</w:t>
-      </w:r>
-    </w:p>
-    <w:p>
-      <w:pPr>
-        <w:jc w:val="center"/>
-      </w:pPr>
-      <w:r>
-        <w:rPr>
-          <w:sz w:val="18"/>
-        </w:rPr>
-        <w:t>Print double-sided, flip on long edge. Each front page is followed by its matching back page. Cut along table grid lines.</w:t>
-      </w:r>
-    </w:p>
-    <w:p>
-      <w:r>
-        <w:br w:type="page"/>
-      </w:r>
-    </w:p>
     <w:tbl>
       <w:tblPr>
         <w:tblW w:type="auto" w:w="0"/>
@@ -68,7 +40,7 @@
                 <w:b/>
                 <w:sz w:val="16"/>
               </w:rPr>
-              <w:t>FRONT · T5 Flash Cards - PFAS and MCLs · Card 1</w:t>
+              <w:t>FRONT | T5 Flash Cards - PFAS and MCLs | Card 1</w:t>
             </w:r>
           </w:p>
           <w:p>
@@ -120,7 +92,7 @@
                 <w:b/>
                 <w:sz w:val="16"/>
               </w:rPr>
-              <w:t>FRONT · T5 Flash Cards - PFAS and MCLs · Card 2</w:t>
+              <w:t>FRONT | T5 Flash Cards - PFAS and MCLs | Card 2</w:t>
             </w:r>
           </w:p>
           <w:p>
@@ -177,7 +149,7 @@
                 <w:b/>
                 <w:sz w:val="16"/>
               </w:rPr>
-              <w:t>FRONT · T5 Flash Cards - PFAS and MCLs · Card 3</w:t>
+              <w:t>FRONT | T5 Flash Cards - PFAS and MCLs | Card 3</w:t>
             </w:r>
           </w:p>
           <w:p>
@@ -229,7 +201,7 @@
                 <w:b/>
                 <w:sz w:val="16"/>
               </w:rPr>
-              <w:t>FRONT · T5 Flash Cards - PFAS and MCLs · Card 4</w:t>
+              <w:t>FRONT | T5 Flash Cards - PFAS and MCLs | Card 4</w:t>
             </w:r>
           </w:p>
           <w:p>
@@ -286,7 +258,7 @@
                 <w:b/>
                 <w:sz w:val="16"/>
               </w:rPr>
-              <w:t>FRONT · T5 Flash Cards - PFAS and MCLs · Card 5</w:t>
+              <w:t>FRONT | T5 Flash Cards - PFAS and MCLs | Card 5</w:t>
             </w:r>
           </w:p>
           <w:p>
@@ -338,7 +310,7 @@
                 <w:b/>
                 <w:sz w:val="16"/>
               </w:rPr>
-              <w:t>FRONT · T5 Flash Cards - PFAS and MCLs · Card 6</w:t>
+              <w:t>FRONT | T5 Flash Cards - PFAS and MCLs | Card 6</w:t>
             </w:r>
           </w:p>
           <w:p>
@@ -395,7 +367,7 @@
                 <w:b/>
                 <w:sz w:val="16"/>
               </w:rPr>
-              <w:t>FRONT · T5 Flash Cards - PFAS and MCLs · Card 7</w:t>
+              <w:t>FRONT | T5 Flash Cards - PFAS and MCLs | Card 7</w:t>
             </w:r>
           </w:p>
           <w:p>
@@ -447,7 +419,7 @@
                 <w:b/>
                 <w:sz w:val="16"/>
               </w:rPr>
-              <w:t>FRONT · T5 Flash Cards - PFAS and MCLs · Card 8</w:t>
+              <w:t>FRONT | T5 Flash Cards - PFAS and MCLs | Card 8</w:t>
             </w:r>
           </w:p>
           <w:p>
@@ -521,20 +493,20 @@
                 <w:b/>
                 <w:sz w:val="16"/>
               </w:rPr>
-              <w:t>BACK · Card 1</w:t>
-            </w:r>
-          </w:p>
-          <w:p>
-            <w:pPr>
-              <w:spacing w:before="0" w:after="0" w:line="240" w:lineRule="auto"/>
-              <w:jc w:val="center"/>
-            </w:pPr>
-            <w:r>
-              <w:rPr>
-                <w:b w:val="0"/>
-                <w:sz w:val="16"/>
-              </w:rPr>
-              <w:t>Per- and Polyfluoroalkyl Substances.</w:t>
+              <w:t>BACK | Card 2</w:t>
+            </w:r>
+          </w:p>
+          <w:p>
+            <w:pPr>
+              <w:spacing w:before="0" w:after="0" w:line="240" w:lineRule="auto"/>
+              <w:jc w:val="center"/>
+            </w:pPr>
+            <w:r>
+              <w:rPr>
+                <w:b w:val="0"/>
+                <w:sz w:val="16"/>
+              </w:rPr>
+              <w:t>They are highly persistent and resist natural breakdown.</w:t>
             </w:r>
           </w:p>
           <w:p>
@@ -586,20 +558,20 @@
                 <w:b/>
                 <w:sz w:val="16"/>
               </w:rPr>
-              <w:t>BACK · Card 2</w:t>
-            </w:r>
-          </w:p>
-          <w:p>
-            <w:pPr>
-              <w:spacing w:before="0" w:after="0" w:line="240" w:lineRule="auto"/>
-              <w:jc w:val="center"/>
-            </w:pPr>
-            <w:r>
-              <w:rPr>
-                <w:b w:val="0"/>
-                <w:sz w:val="16"/>
-              </w:rPr>
-              <w:t>They are highly persistent and resist natural breakdown.</w:t>
+              <w:t>BACK | Card 1</w:t>
+            </w:r>
+          </w:p>
+          <w:p>
+            <w:pPr>
+              <w:spacing w:before="0" w:after="0" w:line="240" w:lineRule="auto"/>
+              <w:jc w:val="center"/>
+            </w:pPr>
+            <w:r>
+              <w:rPr>
+                <w:b w:val="0"/>
+                <w:sz w:val="16"/>
+              </w:rPr>
+              <w:t>Per- and Polyfluoroalkyl Substances.</w:t>
             </w:r>
           </w:p>
           <w:p>
@@ -656,20 +628,20 @@
                 <w:b/>
                 <w:sz w:val="16"/>
               </w:rPr>
-              <w:t>BACK · Card 3</w:t>
-            </w:r>
-          </w:p>
-          <w:p>
-            <w:pPr>
-              <w:spacing w:before="0" w:after="0" w:line="240" w:lineRule="auto"/>
-              <w:jc w:val="center"/>
-            </w:pPr>
-            <w:r>
-              <w:rPr>
-                <w:b w:val="0"/>
-                <w:sz w:val="16"/>
-              </w:rPr>
-              <w:t>Perfluorooctanoic Acid.</w:t>
+              <w:t>BACK | Card 4</w:t>
+            </w:r>
+          </w:p>
+          <w:p>
+            <w:pPr>
+              <w:spacing w:before="0" w:after="0" w:line="240" w:lineRule="auto"/>
+              <w:jc w:val="center"/>
+            </w:pPr>
+            <w:r>
+              <w:rPr>
+                <w:b w:val="0"/>
+                <w:sz w:val="16"/>
+              </w:rPr>
+              <w:t>Perfluorooctane Sulfonic Acid.</w:t>
             </w:r>
           </w:p>
           <w:p>
@@ -721,20 +693,20 @@
                 <w:b/>
                 <w:sz w:val="16"/>
               </w:rPr>
-              <w:t>BACK · Card 4</w:t>
-            </w:r>
-          </w:p>
-          <w:p>
-            <w:pPr>
-              <w:spacing w:before="0" w:after="0" w:line="240" w:lineRule="auto"/>
-              <w:jc w:val="center"/>
-            </w:pPr>
-            <w:r>
-              <w:rPr>
-                <w:b w:val="0"/>
-                <w:sz w:val="16"/>
-              </w:rPr>
-              <w:t>Perfluorooctane Sulfonic Acid.</w:t>
+              <w:t>BACK | Card 3</w:t>
+            </w:r>
+          </w:p>
+          <w:p>
+            <w:pPr>
+              <w:spacing w:before="0" w:after="0" w:line="240" w:lineRule="auto"/>
+              <w:jc w:val="center"/>
+            </w:pPr>
+            <w:r>
+              <w:rPr>
+                <w:b w:val="0"/>
+                <w:sz w:val="16"/>
+              </w:rPr>
+              <w:t>Perfluorooctanoic Acid.</w:t>
             </w:r>
           </w:p>
           <w:p>
@@ -791,20 +763,20 @@
                 <w:b/>
                 <w:sz w:val="16"/>
               </w:rPr>
-              <w:t>BACK · Card 5</w:t>
-            </w:r>
-          </w:p>
-          <w:p>
-            <w:pPr>
-              <w:spacing w:before="0" w:after="0" w:line="240" w:lineRule="auto"/>
-              <w:jc w:val="center"/>
-            </w:pPr>
-            <w:r>
-              <w:rPr>
-                <w:b w:val="0"/>
-                <w:sz w:val="16"/>
-              </w:rPr>
-              <w:t>Firefighting foam (AFFF), industrial manufacturing, stain-resistant products, nonstick coatings, grease-resistant packaging.</w:t>
+              <w:t>BACK | Card 6</w:t>
+            </w:r>
+          </w:p>
+          <w:p>
+            <w:pPr>
+              <w:spacing w:before="0" w:after="0" w:line="240" w:lineRule="auto"/>
+              <w:jc w:val="center"/>
+            </w:pPr>
+            <w:r>
+              <w:rPr>
+                <w:b w:val="0"/>
+                <w:sz w:val="16"/>
+              </w:rPr>
+              <w:t>ppt (parts per trillion) or ng/L.</w:t>
             </w:r>
           </w:p>
           <w:p>
@@ -856,20 +828,20 @@
                 <w:b/>
                 <w:sz w:val="16"/>
               </w:rPr>
-              <w:t>BACK · Card 6</w:t>
-            </w:r>
-          </w:p>
-          <w:p>
-            <w:pPr>
-              <w:spacing w:before="0" w:after="0" w:line="240" w:lineRule="auto"/>
-              <w:jc w:val="center"/>
-            </w:pPr>
-            <w:r>
-              <w:rPr>
-                <w:b w:val="0"/>
-                <w:sz w:val="16"/>
-              </w:rPr>
-              <w:t>ppt (parts per trillion) or ng/L.</w:t>
+              <w:t>BACK | Card 5</w:t>
+            </w:r>
+          </w:p>
+          <w:p>
+            <w:pPr>
+              <w:spacing w:before="0" w:after="0" w:line="240" w:lineRule="auto"/>
+              <w:jc w:val="center"/>
+            </w:pPr>
+            <w:r>
+              <w:rPr>
+                <w:b w:val="0"/>
+                <w:sz w:val="16"/>
+              </w:rPr>
+              <w:t>Firefighting foam (AFFF), industrial manufacturing, stain-resistant products, nonstick coatings, grease-resistant packaging.</w:t>
             </w:r>
           </w:p>
           <w:p>
@@ -926,20 +898,20 @@
                 <w:b/>
                 <w:sz w:val="16"/>
               </w:rPr>
-              <w:t>BACK · Card 7</w:t>
-            </w:r>
-          </w:p>
-          <w:p>
-            <w:pPr>
-              <w:spacing w:before="0" w:after="0" w:line="240" w:lineRule="auto"/>
-              <w:jc w:val="center"/>
-            </w:pPr>
-            <w:r>
-              <w:rPr>
-                <w:b w:val="0"/>
-                <w:sz w:val="16"/>
-              </w:rPr>
-              <w:t>Approximately 1 ng/L.</w:t>
+              <w:t>BACK | Card 8</w:t>
+            </w:r>
+          </w:p>
+          <w:p>
+            <w:pPr>
+              <w:spacing w:before="0" w:after="0" w:line="240" w:lineRule="auto"/>
+              <w:jc w:val="center"/>
+            </w:pPr>
+            <w:r>
+              <w:rPr>
+                <w:b w:val="0"/>
+                <w:sz w:val="16"/>
+              </w:rPr>
+              <w:t>EPA Method 533 and EPA Method 537.1 using LC-MS/MS.</w:t>
             </w:r>
           </w:p>
           <w:p>
@@ -991,20 +963,20 @@
                 <w:b/>
                 <w:sz w:val="16"/>
               </w:rPr>
-              <w:t>BACK · Card 8</w:t>
-            </w:r>
-          </w:p>
-          <w:p>
-            <w:pPr>
-              <w:spacing w:before="0" w:after="0" w:line="240" w:lineRule="auto"/>
-              <w:jc w:val="center"/>
-            </w:pPr>
-            <w:r>
-              <w:rPr>
-                <w:b w:val="0"/>
-                <w:sz w:val="16"/>
-              </w:rPr>
-              <w:t>EPA Method 533 and EPA Method 537.1 using LC-MS/MS.</w:t>
+              <w:t>BACK | Card 7</w:t>
+            </w:r>
+          </w:p>
+          <w:p>
+            <w:pPr>
+              <w:spacing w:before="0" w:after="0" w:line="240" w:lineRule="auto"/>
+              <w:jc w:val="center"/>
+            </w:pPr>
+            <w:r>
+              <w:rPr>
+                <w:b w:val="0"/>
+                <w:sz w:val="16"/>
+              </w:rPr>
+              <w:t>Approximately 1 ng/L.</w:t>
             </w:r>
           </w:p>
           <w:p>
@@ -1078,7 +1050,7 @@
                 <w:b/>
                 <w:sz w:val="16"/>
               </w:rPr>
-              <w:t>FRONT · T5 Flash Cards - PFAS and MCLs · Card 9</w:t>
+              <w:t>FRONT | T5 Flash Cards - PFAS and MCLs | Card 9</w:t>
             </w:r>
           </w:p>
           <w:p>
@@ -1130,7 +1102,7 @@
                 <w:b/>
                 <w:sz w:val="16"/>
               </w:rPr>
-              <w:t>FRONT · T5 Flash Cards - PFAS and MCLs · Card 10</w:t>
+              <w:t>FRONT | T5 Flash Cards - PFAS and MCLs | Card 10</w:t>
             </w:r>
           </w:p>
           <w:p>
@@ -1187,7 +1159,7 @@
                 <w:b/>
                 <w:sz w:val="16"/>
               </w:rPr>
-              <w:t>FRONT · T5 Flash Cards - PFAS and MCLs · Card 11</w:t>
+              <w:t>FRONT | T5 Flash Cards - PFAS and MCLs | Card 11</w:t>
             </w:r>
           </w:p>
           <w:p>
@@ -1239,7 +1211,7 @@
                 <w:b/>
                 <w:sz w:val="16"/>
               </w:rPr>
-              <w:t>FRONT · T5 Flash Cards - PFAS and MCLs · Card 12</w:t>
+              <w:t>FRONT | T5 Flash Cards - PFAS and MCLs | Card 12</w:t>
             </w:r>
           </w:p>
           <w:p>
@@ -1296,7 +1268,7 @@
                 <w:b/>
                 <w:sz w:val="16"/>
               </w:rPr>
-              <w:t>FRONT · T5 Flash Cards - PFAS and MCLs · Card 13</w:t>
+              <w:t>FRONT | T5 Flash Cards - PFAS and MCLs | Card 13</w:t>
             </w:r>
           </w:p>
           <w:p>
@@ -1348,7 +1320,7 @@
                 <w:b/>
                 <w:sz w:val="16"/>
               </w:rPr>
-              <w:t>FRONT · T5 Flash Cards - PFAS and MCLs · Card 14</w:t>
+              <w:t>FRONT | T5 Flash Cards - PFAS and MCLs | Card 14</w:t>
             </w:r>
           </w:p>
           <w:p>
@@ -1405,7 +1377,7 @@
                 <w:b/>
                 <w:sz w:val="16"/>
               </w:rPr>
-              <w:t>FRONT · T5 Flash Cards - PFAS and MCLs · Card 15</w:t>
+              <w:t>FRONT | T5 Flash Cards - PFAS and MCLs | Card 15</w:t>
             </w:r>
           </w:p>
           <w:p>
@@ -1457,7 +1429,7 @@
                 <w:b/>
                 <w:sz w:val="16"/>
               </w:rPr>
-              <w:t>FRONT · T5 Flash Cards - PFAS and MCLs · Card 16</w:t>
+              <w:t>FRONT | T5 Flash Cards - PFAS and MCLs | Card 16</w:t>
             </w:r>
           </w:p>
           <w:p>
@@ -1531,20 +1503,20 @@
                 <w:b/>
                 <w:sz w:val="16"/>
               </w:rPr>
-              <w:t>BACK · Card 9</w:t>
-            </w:r>
-          </w:p>
-          <w:p>
-            <w:pPr>
-              <w:spacing w:before="0" w:after="0" w:line="240" w:lineRule="auto"/>
-              <w:jc w:val="center"/>
-            </w:pPr>
-            <w:r>
-              <w:rPr>
-                <w:b w:val="0"/>
-                <w:sz w:val="16"/>
-              </w:rPr>
-              <w:t>Granular Activated Carbon (GAC), Ion Exchange (IX), Reverse Osmosis/Nanofiltration.</w:t>
+              <w:t>BACK | Card 10</w:t>
+            </w:r>
+          </w:p>
+          <w:p>
+            <w:pPr>
+              <w:spacing w:before="0" w:after="0" w:line="240" w:lineRule="auto"/>
+              <w:jc w:val="center"/>
+            </w:pPr>
+            <w:r>
+              <w:rPr>
+                <w:b w:val="0"/>
+                <w:sz w:val="16"/>
+              </w:rPr>
+              <w:t>No. Standard chlorination is not considered a PFAS removal technology.</w:t>
             </w:r>
           </w:p>
           <w:p>
@@ -1596,20 +1568,20 @@
                 <w:b/>
                 <w:sz w:val="16"/>
               </w:rPr>
-              <w:t>BACK · Card 10</w:t>
-            </w:r>
-          </w:p>
-          <w:p>
-            <w:pPr>
-              <w:spacing w:before="0" w:after="0" w:line="240" w:lineRule="auto"/>
-              <w:jc w:val="center"/>
-            </w:pPr>
-            <w:r>
-              <w:rPr>
-                <w:b w:val="0"/>
-                <w:sz w:val="16"/>
-              </w:rPr>
-              <w:t>No. Standard chlorination is not considered a PFAS removal technology.</w:t>
+              <w:t>BACK | Card 9</w:t>
+            </w:r>
+          </w:p>
+          <w:p>
+            <w:pPr>
+              <w:spacing w:before="0" w:after="0" w:line="240" w:lineRule="auto"/>
+              <w:jc w:val="center"/>
+            </w:pPr>
+            <w:r>
+              <w:rPr>
+                <w:b w:val="0"/>
+                <w:sz w:val="16"/>
+              </w:rPr>
+              <w:t>Granular Activated Carbon (GAC), Ion Exchange (IX), Reverse Osmosis/Nanofiltration.</w:t>
             </w:r>
           </w:p>
           <w:p>
@@ -1666,7 +1638,7 @@
                 <w:b/>
                 <w:sz w:val="16"/>
               </w:rPr>
-              <w:t>BACK · Card 11</w:t>
+              <w:t>BACK | Card 12</w:t>
             </w:r>
           </w:p>
           <w:p>
@@ -1731,7 +1703,7 @@
                 <w:b/>
                 <w:sz w:val="16"/>
               </w:rPr>
-              <w:t>BACK · Card 12</w:t>
+              <w:t>BACK | Card 11</w:t>
             </w:r>
           </w:p>
           <w:p>
@@ -1801,20 +1773,20 @@
                 <w:b/>
                 <w:sz w:val="16"/>
               </w:rPr>
-              <w:t>BACK · Card 13</w:t>
-            </w:r>
-          </w:p>
-          <w:p>
-            <w:pPr>
-              <w:spacing w:before="0" w:after="0" w:line="240" w:lineRule="auto"/>
-              <w:jc w:val="center"/>
-            </w:pPr>
-            <w:r>
-              <w:rPr>
-                <w:b w:val="0"/>
-                <w:sz w:val="16"/>
-              </w:rPr>
-              <w:t>Under the 2024 final PFAS NPDWR: PFHxS, PFNA, HFPO-DA (GenX), and PFBS. This is date-sensitive because EPA announced proposed reconsideration/rescission of some non-PFOA/PFOS provisions in 2026.</w:t>
+              <w:t>BACK | Card 14</w:t>
+            </w:r>
+          </w:p>
+          <w:p>
+            <w:pPr>
+              <w:spacing w:before="0" w:after="0" w:line="240" w:lineRule="auto"/>
+              <w:jc w:val="center"/>
+            </w:pPr>
+            <w:r>
+              <w:rPr>
+                <w:b w:val="0"/>
+                <w:sz w:val="16"/>
+              </w:rPr>
+              <w:t>Maximum Contaminant Level.</w:t>
             </w:r>
           </w:p>
           <w:p>
@@ -1866,20 +1838,20 @@
                 <w:b/>
                 <w:sz w:val="16"/>
               </w:rPr>
-              <w:t>BACK · Card 14</w:t>
-            </w:r>
-          </w:p>
-          <w:p>
-            <w:pPr>
-              <w:spacing w:before="0" w:after="0" w:line="240" w:lineRule="auto"/>
-              <w:jc w:val="center"/>
-            </w:pPr>
-            <w:r>
-              <w:rPr>
-                <w:b w:val="0"/>
-                <w:sz w:val="16"/>
-              </w:rPr>
-              <w:t>Maximum Contaminant Level.</w:t>
+              <w:t>BACK | Card 13</w:t>
+            </w:r>
+          </w:p>
+          <w:p>
+            <w:pPr>
+              <w:spacing w:before="0" w:after="0" w:line="240" w:lineRule="auto"/>
+              <w:jc w:val="center"/>
+            </w:pPr>
+            <w:r>
+              <w:rPr>
+                <w:b w:val="0"/>
+                <w:sz w:val="16"/>
+              </w:rPr>
+              <w:t>Under the 2024 final PFAS NPDWR: PFHxS, PFNA, HFPO-DA (GenX), and PFBS. This is date-sensitive because EPA announced proposed reconsideration/rescission of some non-PFOA/PFOS provisions in 2026.</w:t>
             </w:r>
           </w:p>
           <w:p>
@@ -1936,20 +1908,20 @@
                 <w:b/>
                 <w:sz w:val="16"/>
               </w:rPr>
-              <w:t>BACK · Card 15</w:t>
-            </w:r>
-          </w:p>
-          <w:p>
-            <w:pPr>
-              <w:spacing w:before="0" w:after="0" w:line="240" w:lineRule="auto"/>
-              <w:jc w:val="center"/>
-            </w:pPr>
-            <w:r>
-              <w:rPr>
-                <w:b w:val="0"/>
-                <w:sz w:val="16"/>
-              </w:rPr>
-              <w:t>Maximum Contaminant Level Goal.</w:t>
+              <w:t>BACK | Card 16</w:t>
+            </w:r>
+          </w:p>
+          <w:p>
+            <w:pPr>
+              <w:spacing w:before="0" w:after="0" w:line="240" w:lineRule="auto"/>
+              <w:jc w:val="center"/>
+            </w:pPr>
+            <w:r>
+              <w:rPr>
+                <w:b w:val="0"/>
+                <w:sz w:val="16"/>
+              </w:rPr>
+              <w:t>Yes.</w:t>
             </w:r>
           </w:p>
           <w:p>
@@ -2001,20 +1973,20 @@
                 <w:b/>
                 <w:sz w:val="16"/>
               </w:rPr>
-              <w:t>BACK · Card 16</w:t>
-            </w:r>
-          </w:p>
-          <w:p>
-            <w:pPr>
-              <w:spacing w:before="0" w:after="0" w:line="240" w:lineRule="auto"/>
-              <w:jc w:val="center"/>
-            </w:pPr>
-            <w:r>
-              <w:rPr>
-                <w:b w:val="0"/>
-                <w:sz w:val="16"/>
-              </w:rPr>
-              <w:t>Yes.</w:t>
+              <w:t>BACK | Card 15</w:t>
+            </w:r>
+          </w:p>
+          <w:p>
+            <w:pPr>
+              <w:spacing w:before="0" w:after="0" w:line="240" w:lineRule="auto"/>
+              <w:jc w:val="center"/>
+            </w:pPr>
+            <w:r>
+              <w:rPr>
+                <w:b w:val="0"/>
+                <w:sz w:val="16"/>
+              </w:rPr>
+              <w:t>Maximum Contaminant Level Goal.</w:t>
             </w:r>
           </w:p>
           <w:p>
@@ -2088,7 +2060,7 @@
                 <w:b/>
                 <w:sz w:val="16"/>
               </w:rPr>
-              <w:t>FRONT · T5 Flash Cards - PFAS and MCLs · Card 17</w:t>
+              <w:t>FRONT | T5 Flash Cards - PFAS and MCLs | Card 17</w:t>
             </w:r>
           </w:p>
           <w:p>
@@ -2140,7 +2112,7 @@
                 <w:b/>
                 <w:sz w:val="16"/>
               </w:rPr>
-              <w:t>FRONT · T5 Flash Cards - PFAS and MCLs · Card 18</w:t>
+              <w:t>FRONT | T5 Flash Cards - PFAS and MCLs | Card 18</w:t>
             </w:r>
           </w:p>
           <w:p>
@@ -2197,7 +2169,7 @@
                 <w:b/>
                 <w:sz w:val="16"/>
               </w:rPr>
-              <w:t>FRONT · T5 Flash Cards - PFAS and MCLs · Card 19</w:t>
+              <w:t>FRONT | T5 Flash Cards - PFAS and MCLs | Card 19</w:t>
             </w:r>
           </w:p>
           <w:p>
@@ -2249,7 +2221,7 @@
                 <w:b/>
                 <w:sz w:val="16"/>
               </w:rPr>
-              <w:t>FRONT · T5 Flash Cards - PFAS and MCLs · Card 20</w:t>
+              <w:t>FRONT | T5 Flash Cards - PFAS and MCLs | Card 20</w:t>
             </w:r>
           </w:p>
           <w:p>
@@ -2306,7 +2278,7 @@
                 <w:b/>
                 <w:sz w:val="16"/>
               </w:rPr>
-              <w:t>FRONT · T5 Flash Cards - PFAS and MCLs · Card 21</w:t>
+              <w:t>FRONT | T5 Flash Cards - PFAS and MCLs | Card 21</w:t>
             </w:r>
           </w:p>
           <w:p>
@@ -2358,7 +2330,7 @@
                 <w:b/>
                 <w:sz w:val="16"/>
               </w:rPr>
-              <w:t>FRONT · T5 Flash Cards - PFAS and MCLs · Card 22</w:t>
+              <w:t>FRONT | T5 Flash Cards - PFAS and MCLs | Card 22</w:t>
             </w:r>
           </w:p>
           <w:p>
@@ -2415,7 +2387,7 @@
                 <w:b/>
                 <w:sz w:val="16"/>
               </w:rPr>
-              <w:t>FRONT · T5 Flash Cards - PFAS and MCLs · Card 23</w:t>
+              <w:t>FRONT | T5 Flash Cards - PFAS and MCLs | Card 23</w:t>
             </w:r>
           </w:p>
           <w:p>
@@ -2467,7 +2439,7 @@
                 <w:b/>
                 <w:sz w:val="16"/>
               </w:rPr>
-              <w:t>FRONT · T5 Flash Cards - PFAS and MCLs · Card 24</w:t>
+              <w:t>FRONT | T5 Flash Cards - PFAS and MCLs | Card 24</w:t>
             </w:r>
           </w:p>
           <w:p>
@@ -2541,20 +2513,20 @@
                 <w:b/>
                 <w:sz w:val="16"/>
               </w:rPr>
-              <w:t>BACK · Card 17</w:t>
-            </w:r>
-          </w:p>
-          <w:p>
-            <w:pPr>
-              <w:spacing w:before="0" w:after="0" w:line="240" w:lineRule="auto"/>
-              <w:jc w:val="center"/>
-            </w:pPr>
-            <w:r>
-              <w:rPr>
-                <w:b w:val="0"/>
-                <w:sz w:val="16"/>
-              </w:rPr>
-              <w:t>No. It is a health-based goal.</w:t>
+              <w:t>BACK | Card 18</w:t>
+            </w:r>
+          </w:p>
+          <w:p>
+            <w:pPr>
+              <w:spacing w:before="0" w:after="0" w:line="240" w:lineRule="auto"/>
+              <w:jc w:val="center"/>
+            </w:pPr>
+            <w:r>
+              <w:rPr>
+                <w:b w:val="0"/>
+                <w:sz w:val="16"/>
+              </w:rPr>
+              <w:t>Safe Drinking Water Act (SDWA).</w:t>
             </w:r>
           </w:p>
           <w:p>
@@ -2606,20 +2578,20 @@
                 <w:b/>
                 <w:sz w:val="16"/>
               </w:rPr>
-              <w:t>BACK · Card 18</w:t>
-            </w:r>
-          </w:p>
-          <w:p>
-            <w:pPr>
-              <w:spacing w:before="0" w:after="0" w:line="240" w:lineRule="auto"/>
-              <w:jc w:val="center"/>
-            </w:pPr>
-            <w:r>
-              <w:rPr>
-                <w:b w:val="0"/>
-                <w:sz w:val="16"/>
-              </w:rPr>
-              <w:t>Safe Drinking Water Act (SDWA).</w:t>
+              <w:t>BACK | Card 17</w:t>
+            </w:r>
+          </w:p>
+          <w:p>
+            <w:pPr>
+              <w:spacing w:before="0" w:after="0" w:line="240" w:lineRule="auto"/>
+              <w:jc w:val="center"/>
+            </w:pPr>
+            <w:r>
+              <w:rPr>
+                <w:b w:val="0"/>
+                <w:sz w:val="16"/>
+              </w:rPr>
+              <w:t>No. It is a health-based goal.</w:t>
             </w:r>
           </w:p>
           <w:p>
@@ -2676,20 +2648,20 @@
                 <w:b/>
                 <w:sz w:val="16"/>
               </w:rPr>
-              <w:t>BACK · Card 19</w:t>
-            </w:r>
-          </w:p>
-          <w:p>
-            <w:pPr>
-              <w:spacing w:before="0" w:after="0" w:line="240" w:lineRule="auto"/>
-              <w:jc w:val="center"/>
-            </w:pPr>
-            <w:r>
-              <w:rPr>
-                <w:b w:val="0"/>
-                <w:sz w:val="16"/>
-              </w:rPr>
-              <w:t>EPA.</w:t>
+              <w:t>BACK | Card 20</w:t>
+            </w:r>
+          </w:p>
+          <w:p>
+            <w:pPr>
+              <w:spacing w:before="0" w:after="0" w:line="240" w:lineRule="auto"/>
+              <w:jc w:val="center"/>
+            </w:pPr>
+            <w:r>
+              <w:rPr>
+                <w:b w:val="0"/>
+                <w:sz w:val="16"/>
+              </w:rPr>
+              <w:t>California State Water Resources Control Board Division of Drinking Water.</w:t>
             </w:r>
           </w:p>
           <w:p>
@@ -2741,20 +2713,20 @@
                 <w:b/>
                 <w:sz w:val="16"/>
               </w:rPr>
-              <w:t>BACK · Card 20</w:t>
-            </w:r>
-          </w:p>
-          <w:p>
-            <w:pPr>
-              <w:spacing w:before="0" w:after="0" w:line="240" w:lineRule="auto"/>
-              <w:jc w:val="center"/>
-            </w:pPr>
-            <w:r>
-              <w:rPr>
-                <w:b w:val="0"/>
-                <w:sz w:val="16"/>
-              </w:rPr>
-              <w:t>California State Water Resources Control Board Division of Drinking Water.</w:t>
+              <w:t>BACK | Card 19</w:t>
+            </w:r>
+          </w:p>
+          <w:p>
+            <w:pPr>
+              <w:spacing w:before="0" w:after="0" w:line="240" w:lineRule="auto"/>
+              <w:jc w:val="center"/>
+            </w:pPr>
+            <w:r>
+              <w:rPr>
+                <w:b w:val="0"/>
+                <w:sz w:val="16"/>
+              </w:rPr>
+              <w:t>EPA.</w:t>
             </w:r>
           </w:p>
           <w:p>
@@ -2811,20 +2783,20 @@
                 <w:b/>
                 <w:sz w:val="16"/>
               </w:rPr>
-              <w:t>BACK · Card 21</w:t>
-            </w:r>
-          </w:p>
-          <w:p>
-            <w:pPr>
-              <w:spacing w:before="0" w:after="0" w:line="240" w:lineRule="auto"/>
-              <w:jc w:val="center"/>
-            </w:pPr>
-            <w:r>
-              <w:rPr>
-                <w:b w:val="0"/>
-                <w:sz w:val="16"/>
-              </w:rPr>
-              <w:t>10 mg/L as nitrogen.</w:t>
+              <w:t>BACK | Card 22</w:t>
+            </w:r>
+          </w:p>
+          <w:p>
+            <w:pPr>
+              <w:spacing w:before="0" w:after="0" w:line="240" w:lineRule="auto"/>
+              <w:jc w:val="center"/>
+            </w:pPr>
+            <w:r>
+              <w:rPr>
+                <w:b w:val="0"/>
+                <w:sz w:val="16"/>
+              </w:rPr>
+              <w:t>1 mg/L as nitrogen.</w:t>
             </w:r>
           </w:p>
           <w:p>
@@ -2876,20 +2848,20 @@
                 <w:b/>
                 <w:sz w:val="16"/>
               </w:rPr>
-              <w:t>BACK · Card 22</w:t>
-            </w:r>
-          </w:p>
-          <w:p>
-            <w:pPr>
-              <w:spacing w:before="0" w:after="0" w:line="240" w:lineRule="auto"/>
-              <w:jc w:val="center"/>
-            </w:pPr>
-            <w:r>
-              <w:rPr>
-                <w:b w:val="0"/>
-                <w:sz w:val="16"/>
-              </w:rPr>
-              <w:t>1 mg/L as nitrogen.</w:t>
+              <w:t>BACK | Card 21</w:t>
+            </w:r>
+          </w:p>
+          <w:p>
+            <w:pPr>
+              <w:spacing w:before="0" w:after="0" w:line="240" w:lineRule="auto"/>
+              <w:jc w:val="center"/>
+            </w:pPr>
+            <w:r>
+              <w:rPr>
+                <w:b w:val="0"/>
+                <w:sz w:val="16"/>
+              </w:rPr>
+              <w:t>10 mg/L as nitrogen.</w:t>
             </w:r>
           </w:p>
           <w:p>
@@ -2946,45 +2918,45 @@
                 <w:b/>
                 <w:sz w:val="16"/>
               </w:rPr>
-              <w:t>BACK · Card 23</w:t>
-            </w:r>
-          </w:p>
-          <w:p>
-            <w:pPr>
-              <w:spacing w:before="0" w:after="0" w:line="240" w:lineRule="auto"/>
-              <w:jc w:val="center"/>
-            </w:pPr>
-            <w:r>
-              <w:rPr>
-                <w:b w:val="0"/>
-                <w:sz w:val="16"/>
-              </w:rPr>
-              <w:t>Combined ratio cannot exceed 1.0. Verify the exact current regulatory wording during final regulation audit.</w:t>
-            </w:r>
-          </w:p>
-          <w:p>
-            <w:pPr>
-              <w:spacing w:before="0" w:after="0" w:line="240" w:lineRule="auto"/>
-              <w:jc w:val="center"/>
-            </w:pPr>
-            <w:r>
-              <w:rPr>
-                <w:b w:val="0"/>
-                <w:sz w:val="16"/>
-              </w:rPr>
-            </w:r>
-          </w:p>
-          <w:p>
-            <w:pPr>
-              <w:spacing w:before="0" w:after="0" w:line="240" w:lineRule="auto"/>
-              <w:jc w:val="center"/>
-            </w:pPr>
-            <w:r>
-              <w:rPr>
-                <w:b w:val="0"/>
-                <w:sz w:val="16"/>
-              </w:rPr>
-              <w:t>Source: Deck: T5 Flash Cards - PFAS and MCLs</w:t>
+              <w:t>BACK | Card 24</w:t>
+            </w:r>
+          </w:p>
+          <w:p>
+            <w:pPr>
+              <w:spacing w:before="0" w:after="0" w:line="240" w:lineRule="auto"/>
+              <w:jc w:val="center"/>
+            </w:pPr>
+            <w:r>
+              <w:rPr>
+                <w:b w:val="0"/>
+                <w:sz w:val="16"/>
+              </w:rPr>
+              <w:t>10 µg/L.</w:t>
+            </w:r>
+          </w:p>
+          <w:p>
+            <w:pPr>
+              <w:spacing w:before="0" w:after="0" w:line="240" w:lineRule="auto"/>
+              <w:jc w:val="center"/>
+            </w:pPr>
+            <w:r>
+              <w:rPr>
+                <w:b w:val="0"/>
+                <w:sz w:val="16"/>
+              </w:rPr>
+            </w:r>
+          </w:p>
+          <w:p>
+            <w:pPr>
+              <w:spacing w:before="0" w:after="0" w:line="240" w:lineRule="auto"/>
+              <w:jc w:val="center"/>
+            </w:pPr>
+            <w:r>
+              <w:rPr>
+                <w:b w:val="0"/>
+                <w:sz w:val="16"/>
+              </w:rPr>
+              <w:t>Source: Water Operator Source Bibliography.</w:t>
             </w:r>
           </w:p>
         </w:tc>
@@ -3011,45 +2983,45 @@
                 <w:b/>
                 <w:sz w:val="16"/>
               </w:rPr>
-              <w:t>BACK · Card 24</w:t>
-            </w:r>
-          </w:p>
-          <w:p>
-            <w:pPr>
-              <w:spacing w:before="0" w:after="0" w:line="240" w:lineRule="auto"/>
-              <w:jc w:val="center"/>
-            </w:pPr>
-            <w:r>
-              <w:rPr>
-                <w:b w:val="0"/>
-                <w:sz w:val="16"/>
-              </w:rPr>
-              <w:t>10 µg/L.</w:t>
-            </w:r>
-          </w:p>
-          <w:p>
-            <w:pPr>
-              <w:spacing w:before="0" w:after="0" w:line="240" w:lineRule="auto"/>
-              <w:jc w:val="center"/>
-            </w:pPr>
-            <w:r>
-              <w:rPr>
-                <w:b w:val="0"/>
-                <w:sz w:val="16"/>
-              </w:rPr>
-            </w:r>
-          </w:p>
-          <w:p>
-            <w:pPr>
-              <w:spacing w:before="0" w:after="0" w:line="240" w:lineRule="auto"/>
-              <w:jc w:val="center"/>
-            </w:pPr>
-            <w:r>
-              <w:rPr>
-                <w:b w:val="0"/>
-                <w:sz w:val="16"/>
-              </w:rPr>
-              <w:t>Source: Water Operator Source Bibliography.</w:t>
+              <w:t>BACK | Card 23</w:t>
+            </w:r>
+          </w:p>
+          <w:p>
+            <w:pPr>
+              <w:spacing w:before="0" w:after="0" w:line="240" w:lineRule="auto"/>
+              <w:jc w:val="center"/>
+            </w:pPr>
+            <w:r>
+              <w:rPr>
+                <w:b w:val="0"/>
+                <w:sz w:val="16"/>
+              </w:rPr>
+              <w:t>Combined ratio cannot exceed 1.0. Verify the exact current regulatory wording during final regulation audit.</w:t>
+            </w:r>
+          </w:p>
+          <w:p>
+            <w:pPr>
+              <w:spacing w:before="0" w:after="0" w:line="240" w:lineRule="auto"/>
+              <w:jc w:val="center"/>
+            </w:pPr>
+            <w:r>
+              <w:rPr>
+                <w:b w:val="0"/>
+                <w:sz w:val="16"/>
+              </w:rPr>
+            </w:r>
+          </w:p>
+          <w:p>
+            <w:pPr>
+              <w:spacing w:before="0" w:after="0" w:line="240" w:lineRule="auto"/>
+              <w:jc w:val="center"/>
+            </w:pPr>
+            <w:r>
+              <w:rPr>
+                <w:b w:val="0"/>
+                <w:sz w:val="16"/>
+              </w:rPr>
+              <w:t>Source: Deck: T5 Flash Cards - PFAS and MCLs</w:t>
             </w:r>
           </w:p>
         </w:tc>
@@ -3098,7 +3070,7 @@
                 <w:b/>
                 <w:sz w:val="16"/>
               </w:rPr>
-              <w:t>FRONT · T5 Flash Cards - PFAS and MCLs · Card 25</w:t>
+              <w:t>FRONT | T5 Flash Cards - PFAS and MCLs | Card 25</w:t>
             </w:r>
           </w:p>
           <w:p>
@@ -3150,7 +3122,7 @@
                 <w:b/>
                 <w:sz w:val="16"/>
               </w:rPr>
-              <w:t>FRONT · T5 Flash Cards - PFAS and MCLs · Card 26</w:t>
+              <w:t>FRONT | T5 Flash Cards - PFAS and MCLs | Card 26</w:t>
             </w:r>
           </w:p>
           <w:p>
@@ -3207,7 +3179,7 @@
                 <w:b/>
                 <w:sz w:val="16"/>
               </w:rPr>
-              <w:t>FRONT · T5 Flash Cards - PFAS and MCLs · Card 27</w:t>
+              <w:t>FRONT | T5 Flash Cards - PFAS and MCLs | Card 27</w:t>
             </w:r>
           </w:p>
           <w:p>
@@ -3259,7 +3231,7 @@
                 <w:b/>
                 <w:sz w:val="16"/>
               </w:rPr>
-              <w:t>FRONT · T5 Flash Cards - PFAS and MCLs · Card 28</w:t>
+              <w:t>FRONT | T5 Flash Cards - PFAS and MCLs | Card 28</w:t>
             </w:r>
           </w:p>
           <w:p>
@@ -3316,7 +3288,7 @@
                 <w:b/>
                 <w:sz w:val="16"/>
               </w:rPr>
-              <w:t>FRONT · T5 Flash Cards - PFAS and MCLs · Card 29</w:t>
+              <w:t>FRONT | T5 Flash Cards - PFAS and MCLs | Card 29</w:t>
             </w:r>
           </w:p>
           <w:p>
@@ -3368,7 +3340,7 @@
                 <w:b/>
                 <w:sz w:val="16"/>
               </w:rPr>
-              <w:t>FRONT · T5 Flash Cards - PFAS and MCLs · Card 30</w:t>
+              <w:t>FRONT | T5 Flash Cards - PFAS and MCLs | Card 30</w:t>
             </w:r>
           </w:p>
           <w:p>
@@ -3425,7 +3397,7 @@
                 <w:b/>
                 <w:sz w:val="16"/>
               </w:rPr>
-              <w:t>FRONT · T5 Flash Cards - PFAS and MCLs · Card 31</w:t>
+              <w:t>FRONT | T5 Flash Cards - PFAS and MCLs | Card 31</w:t>
             </w:r>
           </w:p>
           <w:p>
@@ -3477,7 +3449,7 @@
                 <w:b/>
                 <w:sz w:val="16"/>
               </w:rPr>
-              <w:t>FRONT · T5 Flash Cards - PFAS and MCLs · Card 32</w:t>
+              <w:t>FRONT | T5 Flash Cards - PFAS and MCLs | Card 32</w:t>
             </w:r>
           </w:p>
           <w:p>
@@ -3551,45 +3523,45 @@
                 <w:b/>
                 <w:sz w:val="16"/>
               </w:rPr>
-              <w:t>BACK · Card 25</w:t>
-            </w:r>
-          </w:p>
-          <w:p>
-            <w:pPr>
-              <w:spacing w:before="0" w:after="0" w:line="240" w:lineRule="auto"/>
-              <w:jc w:val="center"/>
-            </w:pPr>
-            <w:r>
-              <w:rPr>
-                <w:b w:val="0"/>
-                <w:sz w:val="16"/>
-              </w:rPr>
-              <w:t>4.0 mg/L.</w:t>
-            </w:r>
-          </w:p>
-          <w:p>
-            <w:pPr>
-              <w:spacing w:before="0" w:after="0" w:line="240" w:lineRule="auto"/>
-              <w:jc w:val="center"/>
-            </w:pPr>
-            <w:r>
-              <w:rPr>
-                <w:b w:val="0"/>
-                <w:sz w:val="16"/>
-              </w:rPr>
-            </w:r>
-          </w:p>
-          <w:p>
-            <w:pPr>
-              <w:spacing w:before="0" w:after="0" w:line="240" w:lineRule="auto"/>
-              <w:jc w:val="center"/>
-            </w:pPr>
-            <w:r>
-              <w:rPr>
-                <w:b w:val="0"/>
-                <w:sz w:val="16"/>
-              </w:rPr>
-              <w:t>Source: Water Operator Source Bibliography.</w:t>
+              <w:t>BACK | Card 26</w:t>
+            </w:r>
+          </w:p>
+          <w:p>
+            <w:pPr>
+              <w:spacing w:before="0" w:after="0" w:line="240" w:lineRule="auto"/>
+              <w:jc w:val="center"/>
+            </w:pPr>
+            <w:r>
+              <w:rPr>
+                <w:b w:val="0"/>
+                <w:sz w:val="16"/>
+              </w:rPr>
+              <w:t>Lead uses an Action Level, not a standard MCL. Older/current LCR summary material commonly lists 15 ppb / 15 µg/L, while EPA's newer NPDWR/LCRI context lists 0.010 mg/L / 10 µg/L. Verify the current California exam expectation and implementation date before exam day. See Lead and Copper Rule Transition Note.</w:t>
+            </w:r>
+          </w:p>
+          <w:p>
+            <w:pPr>
+              <w:spacing w:before="0" w:after="0" w:line="240" w:lineRule="auto"/>
+              <w:jc w:val="center"/>
+            </w:pPr>
+            <w:r>
+              <w:rPr>
+                <w:b w:val="0"/>
+                <w:sz w:val="16"/>
+              </w:rPr>
+            </w:r>
+          </w:p>
+          <w:p>
+            <w:pPr>
+              <w:spacing w:before="0" w:after="0" w:line="240" w:lineRule="auto"/>
+              <w:jc w:val="center"/>
+            </w:pPr>
+            <w:r>
+              <w:rPr>
+                <w:b w:val="0"/>
+                <w:sz w:val="16"/>
+              </w:rPr>
+              <w:t>Source: Deck: T5 Flash Cards - PFAS and MCLs</w:t>
             </w:r>
           </w:p>
         </w:tc>
@@ -3616,45 +3588,45 @@
                 <w:b/>
                 <w:sz w:val="16"/>
               </w:rPr>
-              <w:t>BACK · Card 26</w:t>
-            </w:r>
-          </w:p>
-          <w:p>
-            <w:pPr>
-              <w:spacing w:before="0" w:after="0" w:line="240" w:lineRule="auto"/>
-              <w:jc w:val="center"/>
-            </w:pPr>
-            <w:r>
-              <w:rPr>
-                <w:b w:val="0"/>
-                <w:sz w:val="16"/>
-              </w:rPr>
-              <w:t>Lead uses an Action Level, not a standard MCL. Older/current LCR summary material commonly lists 15 ppb / 15 µg/L, while EPA's newer NPDWR/LCRI context lists 0.010 mg/L / 10 µg/L. Verify the current California exam expectation and implementation date before exam day. See Lead and Copper Rule Transition Note.</w:t>
-            </w:r>
-          </w:p>
-          <w:p>
-            <w:pPr>
-              <w:spacing w:before="0" w:after="0" w:line="240" w:lineRule="auto"/>
-              <w:jc w:val="center"/>
-            </w:pPr>
-            <w:r>
-              <w:rPr>
-                <w:b w:val="0"/>
-                <w:sz w:val="16"/>
-              </w:rPr>
-            </w:r>
-          </w:p>
-          <w:p>
-            <w:pPr>
-              <w:spacing w:before="0" w:after="0" w:line="240" w:lineRule="auto"/>
-              <w:jc w:val="center"/>
-            </w:pPr>
-            <w:r>
-              <w:rPr>
-                <w:b w:val="0"/>
-                <w:sz w:val="16"/>
-              </w:rPr>
-              <w:t>Source: Deck: T5 Flash Cards - PFAS and MCLs</w:t>
+              <w:t>BACK | Card 25</w:t>
+            </w:r>
+          </w:p>
+          <w:p>
+            <w:pPr>
+              <w:spacing w:before="0" w:after="0" w:line="240" w:lineRule="auto"/>
+              <w:jc w:val="center"/>
+            </w:pPr>
+            <w:r>
+              <w:rPr>
+                <w:b w:val="0"/>
+                <w:sz w:val="16"/>
+              </w:rPr>
+              <w:t>4.0 mg/L.</w:t>
+            </w:r>
+          </w:p>
+          <w:p>
+            <w:pPr>
+              <w:spacing w:before="0" w:after="0" w:line="240" w:lineRule="auto"/>
+              <w:jc w:val="center"/>
+            </w:pPr>
+            <w:r>
+              <w:rPr>
+                <w:b w:val="0"/>
+                <w:sz w:val="16"/>
+              </w:rPr>
+            </w:r>
+          </w:p>
+          <w:p>
+            <w:pPr>
+              <w:spacing w:before="0" w:after="0" w:line="240" w:lineRule="auto"/>
+              <w:jc w:val="center"/>
+            </w:pPr>
+            <w:r>
+              <w:rPr>
+                <w:b w:val="0"/>
+                <w:sz w:val="16"/>
+              </w:rPr>
+              <w:t>Source: Water Operator Source Bibliography.</w:t>
             </w:r>
           </w:p>
         </w:tc>
@@ -3686,45 +3658,45 @@
                 <w:b/>
                 <w:sz w:val="16"/>
               </w:rPr>
-              <w:t>BACK · Card 27</w:t>
-            </w:r>
-          </w:p>
-          <w:p>
-            <w:pPr>
-              <w:spacing w:before="0" w:after="0" w:line="240" w:lineRule="auto"/>
-              <w:jc w:val="center"/>
-            </w:pPr>
-            <w:r>
-              <w:rPr>
-                <w:b w:val="0"/>
-                <w:sz w:val="16"/>
-              </w:rPr>
-              <w:t>1.3 mg/L.</w:t>
-            </w:r>
-          </w:p>
-          <w:p>
-            <w:pPr>
-              <w:spacing w:before="0" w:after="0" w:line="240" w:lineRule="auto"/>
-              <w:jc w:val="center"/>
-            </w:pPr>
-            <w:r>
-              <w:rPr>
-                <w:b w:val="0"/>
-                <w:sz w:val="16"/>
-              </w:rPr>
-            </w:r>
-          </w:p>
-          <w:p>
-            <w:pPr>
-              <w:spacing w:before="0" w:after="0" w:line="240" w:lineRule="auto"/>
-              <w:jc w:val="center"/>
-            </w:pPr>
-            <w:r>
-              <w:rPr>
-                <w:b w:val="0"/>
-                <w:sz w:val="16"/>
-              </w:rPr>
-              <w:t>Source: Water Operator Source Bibliography and Water Operator Source Bibliography.</w:t>
+              <w:t>BACK | Card 28</w:t>
+            </w:r>
+          </w:p>
+          <w:p>
+            <w:pPr>
+              <w:spacing w:before="0" w:after="0" w:line="240" w:lineRule="auto"/>
+              <w:jc w:val="center"/>
+            </w:pPr>
+            <w:r>
+              <w:rPr>
+                <w:b w:val="0"/>
+                <w:sz w:val="16"/>
+              </w:rPr>
+              <w:t>Microbial contamination indicators.</w:t>
+            </w:r>
+          </w:p>
+          <w:p>
+            <w:pPr>
+              <w:spacing w:before="0" w:after="0" w:line="240" w:lineRule="auto"/>
+              <w:jc w:val="center"/>
+            </w:pPr>
+            <w:r>
+              <w:rPr>
+                <w:b w:val="0"/>
+                <w:sz w:val="16"/>
+              </w:rPr>
+            </w:r>
+          </w:p>
+          <w:p>
+            <w:pPr>
+              <w:spacing w:before="0" w:after="0" w:line="240" w:lineRule="auto"/>
+              <w:jc w:val="center"/>
+            </w:pPr>
+            <w:r>
+              <w:rPr>
+                <w:b w:val="0"/>
+                <w:sz w:val="16"/>
+              </w:rPr>
+              <w:t>Source: Deck: T5 Flash Cards - PFAS and MCLs</w:t>
             </w:r>
           </w:p>
         </w:tc>
@@ -3751,45 +3723,45 @@
                 <w:b/>
                 <w:sz w:val="16"/>
               </w:rPr>
-              <w:t>BACK · Card 28</w:t>
-            </w:r>
-          </w:p>
-          <w:p>
-            <w:pPr>
-              <w:spacing w:before="0" w:after="0" w:line="240" w:lineRule="auto"/>
-              <w:jc w:val="center"/>
-            </w:pPr>
-            <w:r>
-              <w:rPr>
-                <w:b w:val="0"/>
-                <w:sz w:val="16"/>
-              </w:rPr>
-              <w:t>Microbial contamination indicators.</w:t>
-            </w:r>
-          </w:p>
-          <w:p>
-            <w:pPr>
-              <w:spacing w:before="0" w:after="0" w:line="240" w:lineRule="auto"/>
-              <w:jc w:val="center"/>
-            </w:pPr>
-            <w:r>
-              <w:rPr>
-                <w:b w:val="0"/>
-                <w:sz w:val="16"/>
-              </w:rPr>
-            </w:r>
-          </w:p>
-          <w:p>
-            <w:pPr>
-              <w:spacing w:before="0" w:after="0" w:line="240" w:lineRule="auto"/>
-              <w:jc w:val="center"/>
-            </w:pPr>
-            <w:r>
-              <w:rPr>
-                <w:b w:val="0"/>
-                <w:sz w:val="16"/>
-              </w:rPr>
-              <w:t>Source: Deck: T5 Flash Cards - PFAS and MCLs</w:t>
+              <w:t>BACK | Card 27</w:t>
+            </w:r>
+          </w:p>
+          <w:p>
+            <w:pPr>
+              <w:spacing w:before="0" w:after="0" w:line="240" w:lineRule="auto"/>
+              <w:jc w:val="center"/>
+            </w:pPr>
+            <w:r>
+              <w:rPr>
+                <w:b w:val="0"/>
+                <w:sz w:val="16"/>
+              </w:rPr>
+              <w:t>1.3 mg/L.</w:t>
+            </w:r>
+          </w:p>
+          <w:p>
+            <w:pPr>
+              <w:spacing w:before="0" w:after="0" w:line="240" w:lineRule="auto"/>
+              <w:jc w:val="center"/>
+            </w:pPr>
+            <w:r>
+              <w:rPr>
+                <w:b w:val="0"/>
+                <w:sz w:val="16"/>
+              </w:rPr>
+            </w:r>
+          </w:p>
+          <w:p>
+            <w:pPr>
+              <w:spacing w:before="0" w:after="0" w:line="240" w:lineRule="auto"/>
+              <w:jc w:val="center"/>
+            </w:pPr>
+            <w:r>
+              <w:rPr>
+                <w:b w:val="0"/>
+                <w:sz w:val="16"/>
+              </w:rPr>
+              <w:t>Source: Water Operator Source Bibliography and Water Operator Source Bibliography.</w:t>
             </w:r>
           </w:p>
         </w:tc>
@@ -3821,45 +3793,45 @@
                 <w:b/>
                 <w:sz w:val="16"/>
               </w:rPr>
-              <w:t>BACK · Card 29</w:t>
-            </w:r>
-          </w:p>
-          <w:p>
-            <w:pPr>
-              <w:spacing w:before="0" w:after="0" w:line="240" w:lineRule="auto"/>
-              <w:jc w:val="center"/>
-            </w:pPr>
-            <w:r>
-              <w:rPr>
-                <w:b w:val="0"/>
-                <w:sz w:val="16"/>
-              </w:rPr>
-              <w:t>Presence is generally unacceptable and triggers acute compliance actions. Verify exact rule wording during RTCR audit.</w:t>
-            </w:r>
-          </w:p>
-          <w:p>
-            <w:pPr>
-              <w:spacing w:before="0" w:after="0" w:line="240" w:lineRule="auto"/>
-              <w:jc w:val="center"/>
-            </w:pPr>
-            <w:r>
-              <w:rPr>
-                <w:b w:val="0"/>
-                <w:sz w:val="16"/>
-              </w:rPr>
-            </w:r>
-          </w:p>
-          <w:p>
-            <w:pPr>
-              <w:spacing w:before="0" w:after="0" w:line="240" w:lineRule="auto"/>
-              <w:jc w:val="center"/>
-            </w:pPr>
-            <w:r>
-              <w:rPr>
-                <w:b w:val="0"/>
-                <w:sz w:val="16"/>
-              </w:rPr>
-              <w:t>Source: Deck: T5 Flash Cards - PFAS and MCLs</w:t>
+              <w:t>BACK | Card 30</w:t>
+            </w:r>
+          </w:p>
+          <w:p>
+            <w:pPr>
+              <w:spacing w:before="0" w:after="0" w:line="240" w:lineRule="auto"/>
+              <w:jc w:val="center"/>
+            </w:pPr>
+            <w:r>
+              <w:rPr>
+                <w:b w:val="0"/>
+                <w:sz w:val="16"/>
+              </w:rPr>
+              <w:t>15 pCi/L.</w:t>
+            </w:r>
+          </w:p>
+          <w:p>
+            <w:pPr>
+              <w:spacing w:before="0" w:after="0" w:line="240" w:lineRule="auto"/>
+              <w:jc w:val="center"/>
+            </w:pPr>
+            <w:r>
+              <w:rPr>
+                <w:b w:val="0"/>
+                <w:sz w:val="16"/>
+              </w:rPr>
+            </w:r>
+          </w:p>
+          <w:p>
+            <w:pPr>
+              <w:spacing w:before="0" w:after="0" w:line="240" w:lineRule="auto"/>
+              <w:jc w:val="center"/>
+            </w:pPr>
+            <w:r>
+              <w:rPr>
+                <w:b w:val="0"/>
+                <w:sz w:val="16"/>
+              </w:rPr>
+              <w:t>Source: Water Operator Source Bibliography.</w:t>
             </w:r>
           </w:p>
         </w:tc>
@@ -3886,45 +3858,45 @@
                 <w:b/>
                 <w:sz w:val="16"/>
               </w:rPr>
-              <w:t>BACK · Card 30</w:t>
-            </w:r>
-          </w:p>
-          <w:p>
-            <w:pPr>
-              <w:spacing w:before="0" w:after="0" w:line="240" w:lineRule="auto"/>
-              <w:jc w:val="center"/>
-            </w:pPr>
-            <w:r>
-              <w:rPr>
-                <w:b w:val="0"/>
-                <w:sz w:val="16"/>
-              </w:rPr>
-              <w:t>15 pCi/L.</w:t>
-            </w:r>
-          </w:p>
-          <w:p>
-            <w:pPr>
-              <w:spacing w:before="0" w:after="0" w:line="240" w:lineRule="auto"/>
-              <w:jc w:val="center"/>
-            </w:pPr>
-            <w:r>
-              <w:rPr>
-                <w:b w:val="0"/>
-                <w:sz w:val="16"/>
-              </w:rPr>
-            </w:r>
-          </w:p>
-          <w:p>
-            <w:pPr>
-              <w:spacing w:before="0" w:after="0" w:line="240" w:lineRule="auto"/>
-              <w:jc w:val="center"/>
-            </w:pPr>
-            <w:r>
-              <w:rPr>
-                <w:b w:val="0"/>
-                <w:sz w:val="16"/>
-              </w:rPr>
-              <w:t>Source: Water Operator Source Bibliography.</w:t>
+              <w:t>BACK | Card 29</w:t>
+            </w:r>
+          </w:p>
+          <w:p>
+            <w:pPr>
+              <w:spacing w:before="0" w:after="0" w:line="240" w:lineRule="auto"/>
+              <w:jc w:val="center"/>
+            </w:pPr>
+            <w:r>
+              <w:rPr>
+                <w:b w:val="0"/>
+                <w:sz w:val="16"/>
+              </w:rPr>
+              <w:t>Presence is generally unacceptable and triggers acute compliance actions. Verify exact rule wording during RTCR audit.</w:t>
+            </w:r>
+          </w:p>
+          <w:p>
+            <w:pPr>
+              <w:spacing w:before="0" w:after="0" w:line="240" w:lineRule="auto"/>
+              <w:jc w:val="center"/>
+            </w:pPr>
+            <w:r>
+              <w:rPr>
+                <w:b w:val="0"/>
+                <w:sz w:val="16"/>
+              </w:rPr>
+            </w:r>
+          </w:p>
+          <w:p>
+            <w:pPr>
+              <w:spacing w:before="0" w:after="0" w:line="240" w:lineRule="auto"/>
+              <w:jc w:val="center"/>
+            </w:pPr>
+            <w:r>
+              <w:rPr>
+                <w:b w:val="0"/>
+                <w:sz w:val="16"/>
+              </w:rPr>
+              <w:t>Source: Deck: T5 Flash Cards - PFAS and MCLs</w:t>
             </w:r>
           </w:p>
         </w:tc>
@@ -3956,20 +3928,20 @@
                 <w:b/>
                 <w:sz w:val="16"/>
               </w:rPr>
-              <w:t>BACK · Card 31</w:t>
-            </w:r>
-          </w:p>
-          <w:p>
-            <w:pPr>
-              <w:spacing w:before="0" w:after="0" w:line="240" w:lineRule="auto"/>
-              <w:jc w:val="center"/>
-            </w:pPr>
-            <w:r>
-              <w:rPr>
-                <w:b w:val="0"/>
-                <w:sz w:val="16"/>
-              </w:rPr>
-              <w:t>5 pCi/L.</w:t>
+              <w:t>BACK | Card 32</w:t>
+            </w:r>
+          </w:p>
+          <w:p>
+            <w:pPr>
+              <w:spacing w:before="0" w:after="0" w:line="240" w:lineRule="auto"/>
+              <w:jc w:val="center"/>
+            </w:pPr>
+            <w:r>
+              <w:rPr>
+                <w:b w:val="0"/>
+                <w:sz w:val="16"/>
+              </w:rPr>
+              <w:t>30 µg/L.</w:t>
             </w:r>
           </w:p>
           <w:p>
@@ -4021,20 +3993,20 @@
                 <w:b/>
                 <w:sz w:val="16"/>
               </w:rPr>
-              <w:t>BACK · Card 32</w:t>
-            </w:r>
-          </w:p>
-          <w:p>
-            <w:pPr>
-              <w:spacing w:before="0" w:after="0" w:line="240" w:lineRule="auto"/>
-              <w:jc w:val="center"/>
-            </w:pPr>
-            <w:r>
-              <w:rPr>
-                <w:b w:val="0"/>
-                <w:sz w:val="16"/>
-              </w:rPr>
-              <w:t>30 µg/L.</w:t>
+              <w:t>BACK | Card 31</w:t>
+            </w:r>
+          </w:p>
+          <w:p>
+            <w:pPr>
+              <w:spacing w:before="0" w:after="0" w:line="240" w:lineRule="auto"/>
+              <w:jc w:val="center"/>
+            </w:pPr>
+            <w:r>
+              <w:rPr>
+                <w:b w:val="0"/>
+                <w:sz w:val="16"/>
+              </w:rPr>
+              <w:t>5 pCi/L.</w:t>
             </w:r>
           </w:p>
           <w:p>
@@ -4108,7 +4080,7 @@
                 <w:b/>
                 <w:sz w:val="16"/>
               </w:rPr>
-              <w:t>FRONT · T5 Flash Cards - PFAS and MCLs · Card 33</w:t>
+              <w:t>FRONT | T5 Flash Cards - PFAS and MCLs | Card 33</w:t>
             </w:r>
           </w:p>
           <w:p>
@@ -4160,7 +4132,7 @@
                 <w:b/>
                 <w:sz w:val="16"/>
               </w:rPr>
-              <w:t>FRONT · T5 Flash Cards - PFAS and MCLs · Card 34</w:t>
+              <w:t>FRONT | T5 Flash Cards - PFAS and MCLs | Card 34</w:t>
             </w:r>
           </w:p>
           <w:p>
@@ -4217,7 +4189,7 @@
                 <w:b/>
                 <w:sz w:val="16"/>
               </w:rPr>
-              <w:t>FRONT · T5 Flash Cards - PFAS and MCLs · Card 35</w:t>
+              <w:t>FRONT | T5 Flash Cards - PFAS and MCLs | Card 35</w:t>
             </w:r>
           </w:p>
           <w:p>
@@ -4269,7 +4241,7 @@
                 <w:b/>
                 <w:sz w:val="16"/>
               </w:rPr>
-              <w:t>FRONT · T5 Flash Cards - PFAS and MCLs · Card 36</w:t>
+              <w:t>FRONT | T5 Flash Cards - PFAS and MCLs | Card 36</w:t>
             </w:r>
           </w:p>
           <w:p>
@@ -4326,7 +4298,7 @@
                 <w:b/>
                 <w:sz w:val="16"/>
               </w:rPr>
-              <w:t>FRONT · T5 Flash Cards - PFAS and MCLs · Card 37</w:t>
+              <w:t>FRONT | T5 Flash Cards - PFAS and MCLs | Card 37</w:t>
             </w:r>
           </w:p>
           <w:p>
@@ -4378,7 +4350,7 @@
                 <w:b/>
                 <w:sz w:val="16"/>
               </w:rPr>
-              <w:t>FRONT · T5 Flash Cards - PFAS and MCLs · Card 38</w:t>
+              <w:t>FRONT | T5 Flash Cards - PFAS and MCLs | Card 38</w:t>
             </w:r>
           </w:p>
           <w:p>
@@ -4435,7 +4407,7 @@
                 <w:b/>
                 <w:sz w:val="16"/>
               </w:rPr>
-              <w:t>FRONT · T5 Flash Cards - PFAS and MCLs · Card 39</w:t>
+              <w:t>FRONT | T5 Flash Cards - PFAS and MCLs | Card 39</w:t>
             </w:r>
           </w:p>
           <w:p>
@@ -4487,7 +4459,7 @@
                 <w:b/>
                 <w:sz w:val="16"/>
               </w:rPr>
-              <w:t>FRONT · T5 Flash Cards - PFAS and MCLs · Card 40</w:t>
+              <w:t>FRONT | T5 Flash Cards - PFAS and MCLs | Card 40</w:t>
             </w:r>
           </w:p>
           <w:p>
@@ -4561,20 +4533,20 @@
                 <w:b/>
                 <w:sz w:val="16"/>
               </w:rPr>
-              <w:t>BACK · Card 33</w:t>
-            </w:r>
-          </w:p>
-          <w:p>
-            <w:pPr>
-              <w:spacing w:before="0" w:after="0" w:line="240" w:lineRule="auto"/>
-              <w:jc w:val="center"/>
-            </w:pPr>
-            <w:r>
-              <w:rPr>
-                <w:b w:val="0"/>
-                <w:sz w:val="16"/>
-              </w:rPr>
-              <w:t>80 µg/L.</w:t>
+              <w:t>BACK | Card 34</w:t>
+            </w:r>
+          </w:p>
+          <w:p>
+            <w:pPr>
+              <w:spacing w:before="0" w:after="0" w:line="240" w:lineRule="auto"/>
+              <w:jc w:val="center"/>
+            </w:pPr>
+            <w:r>
+              <w:rPr>
+                <w:b w:val="0"/>
+                <w:sz w:val="16"/>
+              </w:rPr>
+              <w:t>60 µg/L.</w:t>
             </w:r>
           </w:p>
           <w:p>
@@ -4626,20 +4598,20 @@
                 <w:b/>
                 <w:sz w:val="16"/>
               </w:rPr>
-              <w:t>BACK · Card 34</w:t>
-            </w:r>
-          </w:p>
-          <w:p>
-            <w:pPr>
-              <w:spacing w:before="0" w:after="0" w:line="240" w:lineRule="auto"/>
-              <w:jc w:val="center"/>
-            </w:pPr>
-            <w:r>
-              <w:rPr>
-                <w:b w:val="0"/>
-                <w:sz w:val="16"/>
-              </w:rPr>
-              <w:t>60 µg/L.</w:t>
+              <w:t>BACK | Card 33</w:t>
+            </w:r>
+          </w:p>
+          <w:p>
+            <w:pPr>
+              <w:spacing w:before="0" w:after="0" w:line="240" w:lineRule="auto"/>
+              <w:jc w:val="center"/>
+            </w:pPr>
+            <w:r>
+              <w:rPr>
+                <w:b w:val="0"/>
+                <w:sz w:val="16"/>
+              </w:rPr>
+              <w:t>80 µg/L.</w:t>
             </w:r>
           </w:p>
           <w:p>
@@ -4696,45 +4668,45 @@
                 <w:b/>
                 <w:sz w:val="16"/>
               </w:rPr>
-              <w:t>BACK · Card 35</w:t>
-            </w:r>
-          </w:p>
-          <w:p>
-            <w:pPr>
-              <w:spacing w:before="0" w:after="0" w:line="240" w:lineRule="auto"/>
-              <w:jc w:val="center"/>
-            </w:pPr>
-            <w:r>
-              <w:rPr>
-                <w:b w:val="0"/>
-                <w:sz w:val="16"/>
-              </w:rPr>
-              <w:t>10 µg/L.</w:t>
-            </w:r>
-          </w:p>
-          <w:p>
-            <w:pPr>
-              <w:spacing w:before="0" w:after="0" w:line="240" w:lineRule="auto"/>
-              <w:jc w:val="center"/>
-            </w:pPr>
-            <w:r>
-              <w:rPr>
-                <w:b w:val="0"/>
-                <w:sz w:val="16"/>
-              </w:rPr>
-            </w:r>
-          </w:p>
-          <w:p>
-            <w:pPr>
-              <w:spacing w:before="0" w:after="0" w:line="240" w:lineRule="auto"/>
-              <w:jc w:val="center"/>
-            </w:pPr>
-            <w:r>
-              <w:rPr>
-                <w:b w:val="0"/>
-                <w:sz w:val="16"/>
-              </w:rPr>
-              <w:t>Source: Water Operator Source Bibliography.</w:t>
+              <w:t>BACK | Card 36</w:t>
+            </w:r>
+          </w:p>
+          <w:p>
+            <w:pPr>
+              <w:spacing w:before="0" w:after="0" w:line="240" w:lineRule="auto"/>
+              <w:jc w:val="center"/>
+            </w:pPr>
+            <w:r>
+              <w:rPr>
+                <w:b w:val="0"/>
+                <w:sz w:val="16"/>
+              </w:rPr>
+              <w:t>Granular Activated Carbon.</w:t>
+            </w:r>
+          </w:p>
+          <w:p>
+            <w:pPr>
+              <w:spacing w:before="0" w:after="0" w:line="240" w:lineRule="auto"/>
+              <w:jc w:val="center"/>
+            </w:pPr>
+            <w:r>
+              <w:rPr>
+                <w:b w:val="0"/>
+                <w:sz w:val="16"/>
+              </w:rPr>
+            </w:r>
+          </w:p>
+          <w:p>
+            <w:pPr>
+              <w:spacing w:before="0" w:after="0" w:line="240" w:lineRule="auto"/>
+              <w:jc w:val="center"/>
+            </w:pPr>
+            <w:r>
+              <w:rPr>
+                <w:b w:val="0"/>
+                <w:sz w:val="16"/>
+              </w:rPr>
+              <w:t>Source: Deck: T5 Flash Cards - PFAS and MCLs</w:t>
             </w:r>
           </w:p>
         </w:tc>
@@ -4761,45 +4733,45 @@
                 <w:b/>
                 <w:sz w:val="16"/>
               </w:rPr>
-              <w:t>BACK · Card 36</w:t>
-            </w:r>
-          </w:p>
-          <w:p>
-            <w:pPr>
-              <w:spacing w:before="0" w:after="0" w:line="240" w:lineRule="auto"/>
-              <w:jc w:val="center"/>
-            </w:pPr>
-            <w:r>
-              <w:rPr>
-                <w:b w:val="0"/>
-                <w:sz w:val="16"/>
-              </w:rPr>
-              <w:t>Granular Activated Carbon.</w:t>
-            </w:r>
-          </w:p>
-          <w:p>
-            <w:pPr>
-              <w:spacing w:before="0" w:after="0" w:line="240" w:lineRule="auto"/>
-              <w:jc w:val="center"/>
-            </w:pPr>
-            <w:r>
-              <w:rPr>
-                <w:b w:val="0"/>
-                <w:sz w:val="16"/>
-              </w:rPr>
-            </w:r>
-          </w:p>
-          <w:p>
-            <w:pPr>
-              <w:spacing w:before="0" w:after="0" w:line="240" w:lineRule="auto"/>
-              <w:jc w:val="center"/>
-            </w:pPr>
-            <w:r>
-              <w:rPr>
-                <w:b w:val="0"/>
-                <w:sz w:val="16"/>
-              </w:rPr>
-              <w:t>Source: Deck: T5 Flash Cards - PFAS and MCLs</w:t>
+              <w:t>BACK | Card 35</w:t>
+            </w:r>
+          </w:p>
+          <w:p>
+            <w:pPr>
+              <w:spacing w:before="0" w:after="0" w:line="240" w:lineRule="auto"/>
+              <w:jc w:val="center"/>
+            </w:pPr>
+            <w:r>
+              <w:rPr>
+                <w:b w:val="0"/>
+                <w:sz w:val="16"/>
+              </w:rPr>
+              <w:t>10 µg/L.</w:t>
+            </w:r>
+          </w:p>
+          <w:p>
+            <w:pPr>
+              <w:spacing w:before="0" w:after="0" w:line="240" w:lineRule="auto"/>
+              <w:jc w:val="center"/>
+            </w:pPr>
+            <w:r>
+              <w:rPr>
+                <w:b w:val="0"/>
+                <w:sz w:val="16"/>
+              </w:rPr>
+            </w:r>
+          </w:p>
+          <w:p>
+            <w:pPr>
+              <w:spacing w:before="0" w:after="0" w:line="240" w:lineRule="auto"/>
+              <w:jc w:val="center"/>
+            </w:pPr>
+            <w:r>
+              <w:rPr>
+                <w:b w:val="0"/>
+                <w:sz w:val="16"/>
+              </w:rPr>
+              <w:t>Source: Water Operator Source Bibliography.</w:t>
             </w:r>
           </w:p>
         </w:tc>
@@ -4831,20 +4803,20 @@
                 <w:b/>
                 <w:sz w:val="16"/>
               </w:rPr>
-              <w:t>BACK · Card 37</w:t>
-            </w:r>
-          </w:p>
-          <w:p>
-            <w:pPr>
-              <w:spacing w:before="0" w:after="0" w:line="240" w:lineRule="auto"/>
-              <w:jc w:val="center"/>
-            </w:pPr>
-            <w:r>
-              <w:rPr>
-                <w:b w:val="0"/>
-                <w:sz w:val="16"/>
-              </w:rPr>
-              <w:t>Adsorption.</w:t>
+              <w:t>BACK | Card 38</w:t>
+            </w:r>
+          </w:p>
+          <w:p>
+            <w:pPr>
+              <w:spacing w:before="0" w:after="0" w:line="240" w:lineRule="auto"/>
+              <w:jc w:val="center"/>
+            </w:pPr>
+            <w:r>
+              <w:rPr>
+                <w:b w:val="0"/>
+                <w:sz w:val="16"/>
+              </w:rPr>
+              <w:t>Media breakthrough.</w:t>
             </w:r>
           </w:p>
           <w:p>
@@ -4896,20 +4868,20 @@
                 <w:b/>
                 <w:sz w:val="16"/>
               </w:rPr>
-              <w:t>BACK · Card 38</w:t>
-            </w:r>
-          </w:p>
-          <w:p>
-            <w:pPr>
-              <w:spacing w:before="0" w:after="0" w:line="240" w:lineRule="auto"/>
-              <w:jc w:val="center"/>
-            </w:pPr>
-            <w:r>
-              <w:rPr>
-                <w:b w:val="0"/>
-                <w:sz w:val="16"/>
-              </w:rPr>
-              <w:t>Media breakthrough.</w:t>
+              <w:t>BACK | Card 37</w:t>
+            </w:r>
+          </w:p>
+          <w:p>
+            <w:pPr>
+              <w:spacing w:before="0" w:after="0" w:line="240" w:lineRule="auto"/>
+              <w:jc w:val="center"/>
+            </w:pPr>
+            <w:r>
+              <w:rPr>
+                <w:b w:val="0"/>
+                <w:sz w:val="16"/>
+              </w:rPr>
+              <w:t>Adsorption.</w:t>
             </w:r>
           </w:p>
           <w:p>
@@ -4966,20 +4938,20 @@
                 <w:b/>
                 <w:sz w:val="16"/>
               </w:rPr>
-              <w:t>BACK · Card 39</w:t>
-            </w:r>
-          </w:p>
-          <w:p>
-            <w:pPr>
-              <w:spacing w:before="0" w:after="0" w:line="240" w:lineRule="auto"/>
-              <w:jc w:val="center"/>
-            </w:pPr>
-            <w:r>
-              <w:rPr>
-                <w:b w:val="0"/>
-                <w:sz w:val="16"/>
-              </w:rPr>
-              <w:t>Resin exhaustion.</w:t>
+              <w:t>BACK | Card 40</w:t>
+            </w:r>
+          </w:p>
+          <w:p>
+            <w:pPr>
+              <w:spacing w:before="0" w:after="0" w:line="240" w:lineRule="auto"/>
+              <w:jc w:val="center"/>
+            </w:pPr>
+            <w:r>
+              <w:rPr>
+                <w:b w:val="0"/>
+                <w:sz w:val="16"/>
+              </w:rPr>
+              <w:t>Concentrate disposal and membrane maintenance.</w:t>
             </w:r>
           </w:p>
           <w:p>
@@ -5031,20 +5003,20 @@
                 <w:b/>
                 <w:sz w:val="16"/>
               </w:rPr>
-              <w:t>BACK · Card 40</w:t>
-            </w:r>
-          </w:p>
-          <w:p>
-            <w:pPr>
-              <w:spacing w:before="0" w:after="0" w:line="240" w:lineRule="auto"/>
-              <w:jc w:val="center"/>
-            </w:pPr>
-            <w:r>
-              <w:rPr>
-                <w:b w:val="0"/>
-                <w:sz w:val="16"/>
-              </w:rPr>
-              <w:t>Concentrate disposal and membrane maintenance.</w:t>
+              <w:t>BACK | Card 39</w:t>
+            </w:r>
+          </w:p>
+          <w:p>
+            <w:pPr>
+              <w:spacing w:before="0" w:after="0" w:line="240" w:lineRule="auto"/>
+              <w:jc w:val="center"/>
+            </w:pPr>
+            <w:r>
+              <w:rPr>
+                <w:b w:val="0"/>
+                <w:sz w:val="16"/>
+              </w:rPr>
+              <w:t>Resin exhaustion.</w:t>
             </w:r>
           </w:p>
           <w:p>
@@ -5118,7 +5090,7 @@
                 <w:b/>
                 <w:sz w:val="16"/>
               </w:rPr>
-              <w:t>FRONT · T5 Flash Cards - PFAS and MCLs · Card 41</w:t>
+              <w:t>FRONT | T5 Flash Cards - PFAS and MCLs | Card 41</w:t>
             </w:r>
           </w:p>
           <w:p>
@@ -5170,7 +5142,7 @@
                 <w:b/>
                 <w:sz w:val="16"/>
               </w:rPr>
-              <w:t>FRONT · T5 Flash Cards - PFAS and MCLs · Card 42</w:t>
+              <w:t>FRONT | T5 Flash Cards - PFAS and MCLs | Card 42</w:t>
             </w:r>
           </w:p>
           <w:p>
@@ -5227,7 +5199,7 @@
                 <w:b/>
                 <w:sz w:val="16"/>
               </w:rPr>
-              <w:t>FRONT · T5 Flash Cards - PFAS and MCLs · Card 43</w:t>
+              <w:t>FRONT | T5 Flash Cards - PFAS and MCLs | Card 43</w:t>
             </w:r>
           </w:p>
           <w:p>
@@ -5279,7 +5251,7 @@
                 <w:b/>
                 <w:sz w:val="16"/>
               </w:rPr>
-              <w:t>FRONT · T5 Flash Cards - PFAS and MCLs · Card 44</w:t>
+              <w:t>FRONT | T5 Flash Cards - PFAS and MCLs | Card 44</w:t>
             </w:r>
           </w:p>
           <w:p>
@@ -5336,7 +5308,7 @@
                 <w:b/>
                 <w:sz w:val="16"/>
               </w:rPr>
-              <w:t>FRONT · T5 Flash Cards - PFAS and MCLs · Card 45</w:t>
+              <w:t>FRONT | T5 Flash Cards - PFAS and MCLs | Card 45</w:t>
             </w:r>
           </w:p>
           <w:p>
@@ -5388,7 +5360,7 @@
                 <w:b/>
                 <w:sz w:val="16"/>
               </w:rPr>
-              <w:t>FRONT · T5 Flash Cards - PFAS and MCLs · Card 46</w:t>
+              <w:t>FRONT | T5 Flash Cards - PFAS and MCLs | Card 46</w:t>
             </w:r>
           </w:p>
           <w:p>
@@ -5445,7 +5417,7 @@
                 <w:b/>
                 <w:sz w:val="16"/>
               </w:rPr>
-              <w:t>FRONT · T5 Flash Cards - PFAS and MCLs · Card 47</w:t>
+              <w:t>FRONT | T5 Flash Cards - PFAS and MCLs | Card 47</w:t>
             </w:r>
           </w:p>
           <w:p>
@@ -5497,7 +5469,7 @@
                 <w:b/>
                 <w:sz w:val="16"/>
               </w:rPr>
-              <w:t>FRONT · T5 Flash Cards - PFAS and MCLs · Card 48</w:t>
+              <w:t>FRONT | T5 Flash Cards - PFAS and MCLs | Card 48</w:t>
             </w:r>
           </w:p>
           <w:p>
@@ -5571,20 +5543,20 @@
                 <w:b/>
                 <w:sz w:val="16"/>
               </w:rPr>
-              <w:t>BACK · Card 41</w:t>
-            </w:r>
-          </w:p>
-          <w:p>
-            <w:pPr>
-              <w:spacing w:before="0" w:after="0" w:line="240" w:lineRule="auto"/>
-              <w:jc w:val="center"/>
-            </w:pPr>
-            <w:r>
-              <w:rPr>
-                <w:b w:val="0"/>
-                <w:sz w:val="16"/>
-              </w:rPr>
-              <w:t>When contaminant begins passing through exhausted treatment media.</w:t>
+              <w:t>BACK | Card 42</w:t>
+            </w:r>
+          </w:p>
+          <w:p>
+            <w:pPr>
+              <w:spacing w:before="0" w:after="0" w:line="240" w:lineRule="auto"/>
+              <w:jc w:val="center"/>
+            </w:pPr>
+            <w:r>
+              <w:rPr>
+                <w:b w:val="0"/>
+                <w:sz w:val="16"/>
+              </w:rPr>
+              <w:t>Mixing water sources to lower contaminant concentration.</w:t>
             </w:r>
           </w:p>
           <w:p>
@@ -5636,20 +5608,20 @@
                 <w:b/>
                 <w:sz w:val="16"/>
               </w:rPr>
-              <w:t>BACK · Card 42</w:t>
-            </w:r>
-          </w:p>
-          <w:p>
-            <w:pPr>
-              <w:spacing w:before="0" w:after="0" w:line="240" w:lineRule="auto"/>
-              <w:jc w:val="center"/>
-            </w:pPr>
-            <w:r>
-              <w:rPr>
-                <w:b w:val="0"/>
-                <w:sz w:val="16"/>
-              </w:rPr>
-              <w:t>Mixing water sources to lower contaminant concentration.</w:t>
+              <w:t>BACK | Card 41</w:t>
+            </w:r>
+          </w:p>
+          <w:p>
+            <w:pPr>
+              <w:spacing w:before="0" w:after="0" w:line="240" w:lineRule="auto"/>
+              <w:jc w:val="center"/>
+            </w:pPr>
+            <w:r>
+              <w:rPr>
+                <w:b w:val="0"/>
+                <w:sz w:val="16"/>
+              </w:rPr>
+              <w:t>When contaminant begins passing through exhausted treatment media.</w:t>
             </w:r>
           </w:p>
           <w:p>
@@ -5706,20 +5678,20 @@
                 <w:b/>
                 <w:sz w:val="16"/>
               </w:rPr>
-              <w:t>BACK · Card 43</w:t>
-            </w:r>
-          </w:p>
-          <w:p>
-            <w:pPr>
-              <w:spacing w:before="0" w:after="0" w:line="240" w:lineRule="auto"/>
-              <w:jc w:val="center"/>
-            </w:pPr>
-            <w:r>
-              <w:rPr>
-                <w:b w:val="0"/>
-                <w:sz w:val="16"/>
-              </w:rPr>
-              <w:t>No.</w:t>
+              <w:t>BACK | Card 44</w:t>
+            </w:r>
+          </w:p>
+          <w:p>
+            <w:pPr>
+              <w:spacing w:before="0" w:after="0" w:line="240" w:lineRule="auto"/>
+              <w:jc w:val="center"/>
+            </w:pPr>
+            <w:r>
+              <w:rPr>
+                <w:b w:val="0"/>
+                <w:sz w:val="16"/>
+              </w:rPr>
+              <w:t>Reverse Osmosis/Nanofiltration.</w:t>
             </w:r>
           </w:p>
           <w:p>
@@ -5771,20 +5743,20 @@
                 <w:b/>
                 <w:sz w:val="16"/>
               </w:rPr>
-              <w:t>BACK · Card 44</w:t>
-            </w:r>
-          </w:p>
-          <w:p>
-            <w:pPr>
-              <w:spacing w:before="0" w:after="0" w:line="240" w:lineRule="auto"/>
-              <w:jc w:val="center"/>
-            </w:pPr>
-            <w:r>
-              <w:rPr>
-                <w:b w:val="0"/>
-                <w:sz w:val="16"/>
-              </w:rPr>
-              <w:t>Reverse Osmosis/Nanofiltration.</w:t>
+              <w:t>BACK | Card 43</w:t>
+            </w:r>
+          </w:p>
+          <w:p>
+            <w:pPr>
+              <w:spacing w:before="0" w:after="0" w:line="240" w:lineRule="auto"/>
+              <w:jc w:val="center"/>
+            </w:pPr>
+            <w:r>
+              <w:rPr>
+                <w:b w:val="0"/>
+                <w:sz w:val="16"/>
+              </w:rPr>
+              <w:t>No.</w:t>
             </w:r>
           </w:p>
           <w:p>
@@ -5841,20 +5813,20 @@
                 <w:b/>
                 <w:sz w:val="16"/>
               </w:rPr>
-              <w:t>BACK · Card 45</w:t>
-            </w:r>
-          </w:p>
-          <w:p>
-            <w:pPr>
-              <w:spacing w:before="0" w:after="0" w:line="240" w:lineRule="auto"/>
-              <w:jc w:val="center"/>
-            </w:pPr>
-            <w:r>
-              <w:rPr>
-                <w:b w:val="0"/>
-                <w:sz w:val="16"/>
-              </w:rPr>
-              <w:t>Short-chain PFAS.</w:t>
+              <w:t>BACK | Card 46</w:t>
+            </w:r>
+          </w:p>
+          <w:p>
+            <w:pPr>
+              <w:spacing w:before="0" w:after="0" w:line="240" w:lineRule="auto"/>
+              <w:jc w:val="center"/>
+            </w:pPr>
+            <w:r>
+              <w:rPr>
+                <w:b w:val="0"/>
+                <w:sz w:val="16"/>
+              </w:rPr>
+              <w:t>Small plastic particles found in the environment and water.</w:t>
             </w:r>
           </w:p>
           <w:p>
@@ -5906,20 +5878,20 @@
                 <w:b/>
                 <w:sz w:val="16"/>
               </w:rPr>
-              <w:t>BACK · Card 46</w:t>
-            </w:r>
-          </w:p>
-          <w:p>
-            <w:pPr>
-              <w:spacing w:before="0" w:after="0" w:line="240" w:lineRule="auto"/>
-              <w:jc w:val="center"/>
-            </w:pPr>
-            <w:r>
-              <w:rPr>
-                <w:b w:val="0"/>
-                <w:sz w:val="16"/>
-              </w:rPr>
-              <w:t>Small plastic particles found in the environment and water.</w:t>
+              <w:t>BACK | Card 45</w:t>
+            </w:r>
+          </w:p>
+          <w:p>
+            <w:pPr>
+              <w:spacing w:before="0" w:after="0" w:line="240" w:lineRule="auto"/>
+              <w:jc w:val="center"/>
+            </w:pPr>
+            <w:r>
+              <w:rPr>
+                <w:b w:val="0"/>
+                <w:sz w:val="16"/>
+              </w:rPr>
+              <w:t>Short-chain PFAS.</w:t>
             </w:r>
           </w:p>
           <w:p>
@@ -5976,20 +5948,20 @@
                 <w:b/>
                 <w:sz w:val="16"/>
               </w:rPr>
-              <w:t>BACK · Card 47</w:t>
-            </w:r>
-          </w:p>
-          <w:p>
-            <w:pPr>
-              <w:spacing w:before="0" w:after="0" w:line="240" w:lineRule="auto"/>
-              <w:jc w:val="center"/>
-            </w:pPr>
-            <w:r>
-              <w:rPr>
-                <w:b w:val="0"/>
-                <w:sz w:val="16"/>
-              </w:rPr>
-              <w:t>Yes.</w:t>
+              <w:t>BACK | Card 48</w:t>
+            </w:r>
+          </w:p>
+          <w:p>
+            <w:pPr>
+              <w:spacing w:before="0" w:after="0" w:line="240" w:lineRule="auto"/>
+              <w:jc w:val="center"/>
+            </w:pPr>
+            <w:r>
+              <w:rPr>
+                <w:b w:val="0"/>
+                <w:sz w:val="16"/>
+              </w:rPr>
+              <w:t>No. This remains an emerging contaminant issue rather than a standard federal MCL compliance item.</w:t>
             </w:r>
           </w:p>
           <w:p>
@@ -6041,20 +6013,20 @@
                 <w:b/>
                 <w:sz w:val="16"/>
               </w:rPr>
-              <w:t>BACK · Card 48</w:t>
-            </w:r>
-          </w:p>
-          <w:p>
-            <w:pPr>
-              <w:spacing w:before="0" w:after="0" w:line="240" w:lineRule="auto"/>
-              <w:jc w:val="center"/>
-            </w:pPr>
-            <w:r>
-              <w:rPr>
-                <w:b w:val="0"/>
-                <w:sz w:val="16"/>
-              </w:rPr>
-              <w:t>No. This remains an emerging contaminant issue rather than a standard federal MCL compliance item.</w:t>
+              <w:t>BACK | Card 47</w:t>
+            </w:r>
+          </w:p>
+          <w:p>
+            <w:pPr>
+              <w:spacing w:before="0" w:after="0" w:line="240" w:lineRule="auto"/>
+              <w:jc w:val="center"/>
+            </w:pPr>
+            <w:r>
+              <w:rPr>
+                <w:b w:val="0"/>
+                <w:sz w:val="16"/>
+              </w:rPr>
+              <w:t>Yes.</w:t>
             </w:r>
           </w:p>
           <w:p>
@@ -6128,7 +6100,7 @@
                 <w:b/>
                 <w:sz w:val="16"/>
               </w:rPr>
-              <w:t>FRONT · T5 Flash Cards - PFAS and MCLs · Card 49</w:t>
+              <w:t>FRONT | T5 Flash Cards - PFAS and MCLs | Card 49</w:t>
             </w:r>
           </w:p>
           <w:p>
@@ -6180,7 +6152,7 @@
                 <w:b/>
                 <w:sz w:val="16"/>
               </w:rPr>
-              <w:t>FRONT · T5 Flash Cards - PFAS and MCLs · Card 50</w:t>
+              <w:t>FRONT | T5 Flash Cards - PFAS and MCLs | Card 50</w:t>
             </w:r>
           </w:p>
           <w:p>
@@ -6237,7 +6209,7 @@
                 <w:b/>
                 <w:sz w:val="16"/>
               </w:rPr>
-              <w:t>FRONT · T5 Flash Cards - PFAS and MCLs · Card 51</w:t>
+              <w:t>FRONT | T5 Flash Cards - PFAS and MCLs | Card 51</w:t>
             </w:r>
           </w:p>
           <w:p>
@@ -6289,7 +6261,7 @@
                 <w:b/>
                 <w:sz w:val="16"/>
               </w:rPr>
-              <w:t>FRONT · T5 Flash Cards - PFAS and MCLs · Card 52</w:t>
+              <w:t>FRONT | T5 Flash Cards - PFAS and MCLs | Card 52</w:t>
             </w:r>
           </w:p>
           <w:p>
@@ -6346,7 +6318,7 @@
                 <w:b/>
                 <w:sz w:val="16"/>
               </w:rPr>
-              <w:t>FRONT · T5 Flash Cards - PFAS and MCLs · Card 53</w:t>
+              <w:t>FRONT | T5 Flash Cards - PFAS and MCLs | Card 53</w:t>
             </w:r>
           </w:p>
           <w:p>
@@ -6398,7 +6370,7 @@
                 <w:b/>
                 <w:sz w:val="16"/>
               </w:rPr>
-              <w:t>FRONT · T5 Flash Cards - PFAS and MCLs · Card 54</w:t>
+              <w:t>FRONT | T5 Flash Cards - PFAS and MCLs | Card 54</w:t>
             </w:r>
           </w:p>
           <w:p>
@@ -6455,7 +6427,7 @@
                 <w:b/>
                 <w:sz w:val="16"/>
               </w:rPr>
-              <w:t>FRONT · T5 Flash Cards - PFAS and MCLs · Card 55</w:t>
+              <w:t>FRONT | T5 Flash Cards - PFAS and MCLs | Card 55</w:t>
             </w:r>
           </w:p>
           <w:p>
@@ -6507,7 +6479,7 @@
                 <w:b/>
                 <w:sz w:val="16"/>
               </w:rPr>
-              <w:t>FRONT · T5 Flash Cards - PFAS and MCLs · Card 56</w:t>
+              <w:t>FRONT | T5 Flash Cards - PFAS and MCLs | Card 56</w:t>
             </w:r>
           </w:p>
           <w:p>
@@ -6581,20 +6553,20 @@
                 <w:b/>
                 <w:sz w:val="16"/>
               </w:rPr>
-              <w:t>BACK · Card 49</w:t>
-            </w:r>
-          </w:p>
-          <w:p>
-            <w:pPr>
-              <w:spacing w:before="0" w:after="0" w:line="240" w:lineRule="auto"/>
-              <w:jc w:val="center"/>
-            </w:pPr>
-            <w:r>
-              <w:rPr>
-                <w:b w:val="0"/>
-                <w:sz w:val="16"/>
-              </w:rPr>
-              <w:t>Sampling methods, particle sizes, exposure interpretation, and health data are still evolving.</w:t>
+              <w:t>BACK | Card 50</w:t>
+            </w:r>
+          </w:p>
+          <w:p>
+            <w:pPr>
+              <w:spacing w:before="0" w:after="0" w:line="240" w:lineRule="auto"/>
+              <w:jc w:val="center"/>
+            </w:pPr>
+            <w:r>
+              <w:rPr>
+                <w:b w:val="0"/>
+                <w:sz w:val="16"/>
+              </w:rPr>
+              <w:t>Coagulation, sedimentation, filtration, or membrane treatment.</w:t>
             </w:r>
           </w:p>
           <w:p>
@@ -6646,20 +6618,20 @@
                 <w:b/>
                 <w:sz w:val="16"/>
               </w:rPr>
-              <w:t>BACK · Card 50</w:t>
-            </w:r>
-          </w:p>
-          <w:p>
-            <w:pPr>
-              <w:spacing w:before="0" w:after="0" w:line="240" w:lineRule="auto"/>
-              <w:jc w:val="center"/>
-            </w:pPr>
-            <w:r>
-              <w:rPr>
-                <w:b w:val="0"/>
-                <w:sz w:val="16"/>
-              </w:rPr>
-              <w:t>Coagulation, sedimentation, filtration, or membrane treatment.</w:t>
+              <w:t>BACK | Card 49</w:t>
+            </w:r>
+          </w:p>
+          <w:p>
+            <w:pPr>
+              <w:spacing w:before="0" w:after="0" w:line="240" w:lineRule="auto"/>
+              <w:jc w:val="center"/>
+            </w:pPr>
+            <w:r>
+              <w:rPr>
+                <w:b w:val="0"/>
+                <w:sz w:val="16"/>
+              </w:rPr>
+              <w:t>Sampling methods, particle sizes, exposure interpretation, and health data are still evolving.</w:t>
             </w:r>
           </w:p>
           <w:p>
@@ -6716,20 +6688,20 @@
                 <w:b/>
                 <w:sz w:val="16"/>
               </w:rPr>
-              <w:t>BACK · Card 51</w:t>
-            </w:r>
-          </w:p>
-          <w:p>
-            <w:pPr>
-              <w:spacing w:before="0" w:after="0" w:line="240" w:lineRule="auto"/>
-              <w:jc w:val="center"/>
-            </w:pPr>
-            <w:r>
-              <w:rPr>
-                <w:b w:val="0"/>
-                <w:sz w:val="16"/>
-              </w:rPr>
-              <w:t>1,000 µg/L.</w:t>
+              <w:t>BACK | Card 52</w:t>
+            </w:r>
+          </w:p>
+          <w:p>
+            <w:pPr>
+              <w:spacing w:before="0" w:after="0" w:line="240" w:lineRule="auto"/>
+              <w:jc w:val="center"/>
+            </w:pPr>
+            <w:r>
+              <w:rPr>
+                <w:b w:val="0"/>
+                <w:sz w:val="16"/>
+              </w:rPr>
+              <w:t>1,000 ng/L.</w:t>
             </w:r>
           </w:p>
           <w:p>
@@ -6781,20 +6753,20 @@
                 <w:b/>
                 <w:sz w:val="16"/>
               </w:rPr>
-              <w:t>BACK · Card 52</w:t>
-            </w:r>
-          </w:p>
-          <w:p>
-            <w:pPr>
-              <w:spacing w:before="0" w:after="0" w:line="240" w:lineRule="auto"/>
-              <w:jc w:val="center"/>
-            </w:pPr>
-            <w:r>
-              <w:rPr>
-                <w:b w:val="0"/>
-                <w:sz w:val="16"/>
-              </w:rPr>
-              <w:t>1,000 ng/L.</w:t>
+              <w:t>BACK | Card 51</w:t>
+            </w:r>
+          </w:p>
+          <w:p>
+            <w:pPr>
+              <w:spacing w:before="0" w:after="0" w:line="240" w:lineRule="auto"/>
+              <w:jc w:val="center"/>
+            </w:pPr>
+            <w:r>
+              <w:rPr>
+                <w:b w:val="0"/>
+                <w:sz w:val="16"/>
+              </w:rPr>
+              <w:t>1,000 µg/L.</w:t>
             </w:r>
           </w:p>
           <w:p>
@@ -6851,20 +6823,20 @@
                 <w:b/>
                 <w:sz w:val="16"/>
               </w:rPr>
-              <w:t>BACK · Card 53</w:t>
-            </w:r>
-          </w:p>
-          <w:p>
-            <w:pPr>
-              <w:spacing w:before="0" w:after="0" w:line="240" w:lineRule="auto"/>
-              <w:jc w:val="center"/>
-            </w:pPr>
-            <w:r>
-              <w:rPr>
-                <w:b w:val="0"/>
-                <w:sz w:val="16"/>
-              </w:rPr>
-              <w:t>Approximately 4 ng/L in water.</w:t>
+              <w:t>BACK | Card 54</w:t>
+            </w:r>
+          </w:p>
+          <w:p>
+            <w:pPr>
+              <w:spacing w:before="0" w:after="0" w:line="240" w:lineRule="auto"/>
+              <w:jc w:val="center"/>
+            </w:pPr>
+            <w:r>
+              <w:rPr>
+                <w:b w:val="0"/>
+                <w:sz w:val="16"/>
+              </w:rPr>
+              <w:t>10,000 ng/L.</w:t>
             </w:r>
           </w:p>
           <w:p>
@@ -6916,20 +6888,20 @@
                 <w:b/>
                 <w:sz w:val="16"/>
               </w:rPr>
-              <w:t>BACK · Card 54</w:t>
-            </w:r>
-          </w:p>
-          <w:p>
-            <w:pPr>
-              <w:spacing w:before="0" w:after="0" w:line="240" w:lineRule="auto"/>
-              <w:jc w:val="center"/>
-            </w:pPr>
-            <w:r>
-              <w:rPr>
-                <w:b w:val="0"/>
-                <w:sz w:val="16"/>
-              </w:rPr>
-              <w:t>10,000 ng/L.</w:t>
+              <w:t>BACK | Card 53</w:t>
+            </w:r>
+          </w:p>
+          <w:p>
+            <w:pPr>
+              <w:spacing w:before="0" w:after="0" w:line="240" w:lineRule="auto"/>
+              <w:jc w:val="center"/>
+            </w:pPr>
+            <w:r>
+              <w:rPr>
+                <w:b w:val="0"/>
+                <w:sz w:val="16"/>
+              </w:rPr>
+              <w:t>Approximately 4 ng/L in water.</w:t>
             </w:r>
           </w:p>
           <w:p>
@@ -6986,20 +6958,20 @@
                 <w:b/>
                 <w:sz w:val="16"/>
               </w:rPr>
-              <w:t>BACK · Card 55</w:t>
-            </w:r>
-          </w:p>
-          <w:p>
-            <w:pPr>
-              <w:spacing w:before="0" w:after="0" w:line="240" w:lineRule="auto"/>
-              <w:jc w:val="center"/>
-            </w:pPr>
-            <w:r>
-              <w:rPr>
-                <w:b w:val="0"/>
-                <w:sz w:val="16"/>
-              </w:rPr>
-              <w:t>They occur at extremely small concentrations.</w:t>
+              <w:t>BACK | Card 56</w:t>
+            </w:r>
+          </w:p>
+          <w:p>
+            <w:pPr>
+              <w:spacing w:before="0" w:after="0" w:line="240" w:lineRule="auto"/>
+              <w:jc w:val="center"/>
+            </w:pPr>
+            <w:r>
+              <w:rPr>
+                <w:b w:val="0"/>
+                <w:sz w:val="16"/>
+              </w:rPr>
+              <w:t>Verify data, notify compliance staff, evaluate treatment/source actions. California-specific PFAS response-level obligations should be checked against Water Operator Source Bibliography.</w:t>
             </w:r>
           </w:p>
           <w:p>
@@ -7051,20 +7023,20 @@
                 <w:b/>
                 <w:sz w:val="16"/>
               </w:rPr>
-              <w:t>BACK · Card 56</w:t>
-            </w:r>
-          </w:p>
-          <w:p>
-            <w:pPr>
-              <w:spacing w:before="0" w:after="0" w:line="240" w:lineRule="auto"/>
-              <w:jc w:val="center"/>
-            </w:pPr>
-            <w:r>
-              <w:rPr>
-                <w:b w:val="0"/>
-                <w:sz w:val="16"/>
-              </w:rPr>
-              <w:t>Verify data, notify compliance staff, evaluate treatment/source actions. California-specific PFAS response-level obligations should be checked against Water Operator Source Bibliography.</w:t>
+              <w:t>BACK | Card 55</w:t>
+            </w:r>
+          </w:p>
+          <w:p>
+            <w:pPr>
+              <w:spacing w:before="0" w:after="0" w:line="240" w:lineRule="auto"/>
+              <w:jc w:val="center"/>
+            </w:pPr>
+            <w:r>
+              <w:rPr>
+                <w:b w:val="0"/>
+                <w:sz w:val="16"/>
+              </w:rPr>
+              <w:t>They occur at extremely small concentrations.</w:t>
             </w:r>
           </w:p>
           <w:p>
@@ -7138,7 +7110,7 @@
                 <w:b/>
                 <w:sz w:val="16"/>
               </w:rPr>
-              <w:t>FRONT · T5 Flash Cards - PFAS and MCLs · Card 57</w:t>
+              <w:t>FRONT | T5 Flash Cards - PFAS and MCLs | Card 57</w:t>
             </w:r>
           </w:p>
           <w:p>
@@ -7190,7 +7162,7 @@
                 <w:b/>
                 <w:sz w:val="16"/>
               </w:rPr>
-              <w:t>FRONT · T5 Flash Cards - PFAS and MCLs · Card 58</w:t>
+              <w:t>FRONT | T5 Flash Cards - PFAS and MCLs | Card 58</w:t>
             </w:r>
           </w:p>
           <w:p>
@@ -7247,7 +7219,7 @@
                 <w:b/>
                 <w:sz w:val="16"/>
               </w:rPr>
-              <w:t>FRONT · T5 Flash Cards - PFAS and MCLs · Card 59</w:t>
+              <w:t>FRONT | T5 Flash Cards - PFAS and MCLs | Card 59</w:t>
             </w:r>
           </w:p>
           <w:p>
@@ -7299,7 +7271,7 @@
                 <w:b/>
                 <w:sz w:val="16"/>
               </w:rPr>
-              <w:t>FRONT · T5 Flash Cards - PFAS and MCLs · Card 60</w:t>
+              <w:t>FRONT | T5 Flash Cards - PFAS and MCLs | Card 60</w:t>
             </w:r>
           </w:p>
           <w:p>
@@ -7356,7 +7328,7 @@
                 <w:b/>
                 <w:sz w:val="16"/>
               </w:rPr>
-              <w:t>FRONT · T5 Flash Cards - PFAS and MCLs · Card 61</w:t>
+              <w:t>FRONT | T5 Flash Cards - PFAS and MCLs | Card 61</w:t>
             </w:r>
           </w:p>
           <w:p>
@@ -7408,7 +7380,7 @@
                 <w:b/>
                 <w:sz w:val="16"/>
               </w:rPr>
-              <w:t>FRONT · T5 Flash Cards - PFAS and MCLs · Card 62</w:t>
+              <w:t>FRONT | T5 Flash Cards - PFAS and MCLs | Card 62</w:t>
             </w:r>
           </w:p>
           <w:p>
@@ -7465,7 +7437,7 @@
                 <w:b/>
                 <w:sz w:val="16"/>
               </w:rPr>
-              <w:t>FRONT · T5 Flash Cards - PFAS and MCLs · Card 63</w:t>
+              <w:t>FRONT | T5 Flash Cards - PFAS and MCLs | Card 63</w:t>
             </w:r>
           </w:p>
           <w:p>
@@ -7517,7 +7489,7 @@
                 <w:b/>
                 <w:sz w:val="16"/>
               </w:rPr>
-              <w:t>FRONT · T5 Flash Cards - PFAS and MCLs · Card 64</w:t>
+              <w:t>FRONT | T5 Flash Cards - PFAS and MCLs | Card 64</w:t>
             </w:r>
           </w:p>
           <w:p>
@@ -7591,20 +7563,20 @@
                 <w:b/>
                 <w:sz w:val="16"/>
               </w:rPr>
-              <w:t>BACK · Card 57</w:t>
-            </w:r>
-          </w:p>
-          <w:p>
-            <w:pPr>
-              <w:spacing w:before="0" w:after="0" w:line="240" w:lineRule="auto"/>
-              <w:jc w:val="center"/>
-            </w:pPr>
-            <w:r>
-              <w:rPr>
-                <w:b w:val="0"/>
-                <w:sz w:val="16"/>
-              </w:rPr>
-              <w:t>Possible sample contamination.</w:t>
+              <w:t>BACK | Card 58</w:t>
+            </w:r>
+          </w:p>
+          <w:p>
+            <w:pPr>
+              <w:spacing w:before="0" w:after="0" w:line="240" w:lineRule="auto"/>
+              <w:jc w:val="center"/>
+            </w:pPr>
+            <w:r>
+              <w:rPr>
+                <w:b w:val="0"/>
+                <w:sz w:val="16"/>
+              </w:rPr>
+              <w:t>Confirm sample validity and identify source-specific contamination pathways.</w:t>
             </w:r>
           </w:p>
           <w:p>
@@ -7656,20 +7628,20 @@
                 <w:b/>
                 <w:sz w:val="16"/>
               </w:rPr>
-              <w:t>BACK · Card 58</w:t>
-            </w:r>
-          </w:p>
-          <w:p>
-            <w:pPr>
-              <w:spacing w:before="0" w:after="0" w:line="240" w:lineRule="auto"/>
-              <w:jc w:val="center"/>
-            </w:pPr>
-            <w:r>
-              <w:rPr>
-                <w:b w:val="0"/>
-                <w:sz w:val="16"/>
-              </w:rPr>
-              <w:t>Confirm sample validity and identify source-specific contamination pathways.</w:t>
+              <w:t>BACK | Card 57</w:t>
+            </w:r>
+          </w:p>
+          <w:p>
+            <w:pPr>
+              <w:spacing w:before="0" w:after="0" w:line="240" w:lineRule="auto"/>
+              <w:jc w:val="center"/>
+            </w:pPr>
+            <w:r>
+              <w:rPr>
+                <w:b w:val="0"/>
+                <w:sz w:val="16"/>
+              </w:rPr>
+              <w:t>Possible sample contamination.</w:t>
             </w:r>
           </w:p>
           <w:p>
@@ -7726,20 +7698,20 @@
                 <w:b/>
                 <w:sz w:val="16"/>
               </w:rPr>
-              <w:t>BACK · Card 59</w:t>
-            </w:r>
-          </w:p>
-          <w:p>
-            <w:pPr>
-              <w:spacing w:before="0" w:after="0" w:line="240" w:lineRule="auto"/>
-              <w:jc w:val="center"/>
-            </w:pPr>
-            <w:r>
-              <w:rPr>
-                <w:b w:val="0"/>
-                <w:sz w:val="16"/>
-              </w:rPr>
-              <w:t>Regulatory requirements are rapidly evolving, including EPA 2026 proposed PFAS rule changes and California DDW notification/response-level updates.</w:t>
+              <w:t>BACK | Card 60</w:t>
+            </w:r>
+          </w:p>
+          <w:p>
+            <w:pPr>
+              <w:spacing w:before="0" w:after="0" w:line="240" w:lineRule="auto"/>
+              <w:jc w:val="center"/>
+            </w:pPr>
+            <w:r>
+              <w:rPr>
+                <w:b w:val="0"/>
+                <w:sz w:val="16"/>
+              </w:rPr>
+              <w:t>Protect public health while maintaining compliance.</w:t>
             </w:r>
           </w:p>
           <w:p>
@@ -7791,20 +7763,20 @@
                 <w:b/>
                 <w:sz w:val="16"/>
               </w:rPr>
-              <w:t>BACK · Card 60</w:t>
-            </w:r>
-          </w:p>
-          <w:p>
-            <w:pPr>
-              <w:spacing w:before="0" w:after="0" w:line="240" w:lineRule="auto"/>
-              <w:jc w:val="center"/>
-            </w:pPr>
-            <w:r>
-              <w:rPr>
-                <w:b w:val="0"/>
-                <w:sz w:val="16"/>
-              </w:rPr>
-              <w:t>Protect public health while maintaining compliance.</w:t>
+              <w:t>BACK | Card 59</w:t>
+            </w:r>
+          </w:p>
+          <w:p>
+            <w:pPr>
+              <w:spacing w:before="0" w:after="0" w:line="240" w:lineRule="auto"/>
+              <w:jc w:val="center"/>
+            </w:pPr>
+            <w:r>
+              <w:rPr>
+                <w:b w:val="0"/>
+                <w:sz w:val="16"/>
+              </w:rPr>
+              <w:t>Regulatory requirements are rapidly evolving, including EPA 2026 proposed PFAS rule changes and California DDW notification/response-level updates.</w:t>
             </w:r>
           </w:p>
           <w:p>
@@ -7861,7 +7833,7 @@
                 <w:b/>
                 <w:sz w:val="16"/>
               </w:rPr>
-              <w:t>BACK · Card 61</w:t>
+              <w:t>BACK | Card 62</w:t>
             </w:r>
           </w:p>
           <w:p>
@@ -7926,7 +7898,7 @@
                 <w:b/>
                 <w:sz w:val="16"/>
               </w:rPr>
-              <w:t>BACK · Card 62</w:t>
+              <w:t>BACK | Card 61</w:t>
             </w:r>
           </w:p>
           <w:p>
@@ -7996,20 +7968,20 @@
                 <w:b/>
                 <w:sz w:val="16"/>
               </w:rPr>
-              <w:t>BACK · Card 63</w:t>
-            </w:r>
-          </w:p>
-          <w:p>
-            <w:pPr>
-              <w:spacing w:before="0" w:after="0" w:line="240" w:lineRule="auto"/>
-              <w:jc w:val="center"/>
-            </w:pPr>
-            <w:r>
-              <w:rPr>
-                <w:b w:val="0"/>
-                <w:sz w:val="16"/>
-              </w:rPr>
-              <w:t>10 µg/L.</w:t>
+              <w:t>BACK | Card 64</w:t>
+            </w:r>
+          </w:p>
+          <w:p>
+            <w:pPr>
+              <w:spacing w:before="0" w:after="0" w:line="240" w:lineRule="auto"/>
+              <w:jc w:val="center"/>
+            </w:pPr>
+            <w:r>
+              <w:rPr>
+                <w:b w:val="0"/>
+                <w:sz w:val="16"/>
+              </w:rPr>
+              <w:t>10 mg/L as nitrogen.</w:t>
             </w:r>
           </w:p>
           <w:p>
@@ -8061,20 +8033,20 @@
                 <w:b/>
                 <w:sz w:val="16"/>
               </w:rPr>
-              <w:t>BACK · Card 64</w:t>
-            </w:r>
-          </w:p>
-          <w:p>
-            <w:pPr>
-              <w:spacing w:before="0" w:after="0" w:line="240" w:lineRule="auto"/>
-              <w:jc w:val="center"/>
-            </w:pPr>
-            <w:r>
-              <w:rPr>
-                <w:b w:val="0"/>
-                <w:sz w:val="16"/>
-              </w:rPr>
-              <w:t>10 mg/L as nitrogen.</w:t>
+              <w:t>BACK | Card 63</w:t>
+            </w:r>
+          </w:p>
+          <w:p>
+            <w:pPr>
+              <w:spacing w:before="0" w:after="0" w:line="240" w:lineRule="auto"/>
+              <w:jc w:val="center"/>
+            </w:pPr>
+            <w:r>
+              <w:rPr>
+                <w:b w:val="0"/>
+                <w:sz w:val="16"/>
+              </w:rPr>
+              <w:t>10 µg/L.</w:t>
             </w:r>
           </w:p>
           <w:p>
@@ -8148,7 +8120,7 @@
                 <w:b/>
                 <w:sz w:val="16"/>
               </w:rPr>
-              <w:t>FRONT · T5 Flash Cards - PFAS and MCLs · Card 65</w:t>
+              <w:t>FRONT | T5 Flash Cards - PFAS and MCLs | Card 65</w:t>
             </w:r>
           </w:p>
           <w:p>
@@ -8200,7 +8172,7 @@
                 <w:b/>
                 <w:sz w:val="16"/>
               </w:rPr>
-              <w:t>FRONT · T5 Flash Cards - PFAS and MCLs · Card 66</w:t>
+              <w:t>FRONT | T5 Flash Cards - PFAS and MCLs | Card 66</w:t>
             </w:r>
           </w:p>
           <w:p>
@@ -8257,7 +8229,7 @@
                 <w:b/>
                 <w:sz w:val="16"/>
               </w:rPr>
-              <w:t>FRONT · T5 Flash Cards - PFAS and MCLs · Card 67</w:t>
+              <w:t>FRONT | T5 Flash Cards - PFAS and MCLs | Card 67</w:t>
             </w:r>
           </w:p>
           <w:p>
@@ -8309,7 +8281,7 @@
                 <w:b/>
                 <w:sz w:val="16"/>
               </w:rPr>
-              <w:t>FRONT · T5 Flash Cards - PFAS and MCLs · Card 68</w:t>
+              <w:t>FRONT | T5 Flash Cards - PFAS and MCLs | Card 68</w:t>
             </w:r>
           </w:p>
           <w:p>
@@ -8366,7 +8338,7 @@
                 <w:b/>
                 <w:sz w:val="16"/>
               </w:rPr>
-              <w:t>FRONT · T5 Flash Cards - PFAS and MCLs · Card 69</w:t>
+              <w:t>FRONT | T5 Flash Cards - PFAS and MCLs | Card 69</w:t>
             </w:r>
           </w:p>
           <w:p>
@@ -8418,7 +8390,7 @@
                 <w:b/>
                 <w:sz w:val="16"/>
               </w:rPr>
-              <w:t>FRONT · T5 Flash Cards - PFAS and MCLs · Card 70</w:t>
+              <w:t>FRONT | T5 Flash Cards - PFAS and MCLs | Card 70</w:t>
             </w:r>
           </w:p>
           <w:p>
@@ -8475,7 +8447,7 @@
                 <w:b/>
                 <w:sz w:val="16"/>
               </w:rPr>
-              <w:t>FRONT · T5 Flash Cards - PFAS and MCLs · Card 71</w:t>
+              <w:t>FRONT | T5 Flash Cards - PFAS and MCLs | Card 71</w:t>
             </w:r>
           </w:p>
           <w:p>
@@ -8527,7 +8499,7 @@
                 <w:b/>
                 <w:sz w:val="16"/>
               </w:rPr>
-              <w:t>FRONT · T5 Flash Cards - PFAS and MCLs · Card 72</w:t>
+              <w:t>FRONT | T5 Flash Cards - PFAS and MCLs | Card 72</w:t>
             </w:r>
           </w:p>
           <w:p>
@@ -8601,20 +8573,20 @@
                 <w:b/>
                 <w:sz w:val="16"/>
               </w:rPr>
-              <w:t>BACK · Card 65</w:t>
-            </w:r>
-          </w:p>
-          <w:p>
-            <w:pPr>
-              <w:spacing w:before="0" w:after="0" w:line="240" w:lineRule="auto"/>
-              <w:jc w:val="center"/>
-            </w:pPr>
-            <w:r>
-              <w:rPr>
-                <w:b w:val="0"/>
-                <w:sz w:val="16"/>
-              </w:rPr>
-              <w:t>1 mg/L as nitrogen.</w:t>
+              <w:t>BACK | Card 66</w:t>
+            </w:r>
+          </w:p>
+          <w:p>
+            <w:pPr>
+              <w:spacing w:before="0" w:after="0" w:line="240" w:lineRule="auto"/>
+              <w:jc w:val="center"/>
+            </w:pPr>
+            <w:r>
+              <w:rPr>
+                <w:b w:val="0"/>
+                <w:sz w:val="16"/>
+              </w:rPr>
+              <w:t>80 µg/L.</w:t>
             </w:r>
           </w:p>
           <w:p>
@@ -8666,20 +8638,20 @@
                 <w:b/>
                 <w:sz w:val="16"/>
               </w:rPr>
-              <w:t>BACK · Card 66</w:t>
-            </w:r>
-          </w:p>
-          <w:p>
-            <w:pPr>
-              <w:spacing w:before="0" w:after="0" w:line="240" w:lineRule="auto"/>
-              <w:jc w:val="center"/>
-            </w:pPr>
-            <w:r>
-              <w:rPr>
-                <w:b w:val="0"/>
-                <w:sz w:val="16"/>
-              </w:rPr>
-              <w:t>80 µg/L.</w:t>
+              <w:t>BACK | Card 65</w:t>
+            </w:r>
+          </w:p>
+          <w:p>
+            <w:pPr>
+              <w:spacing w:before="0" w:after="0" w:line="240" w:lineRule="auto"/>
+              <w:jc w:val="center"/>
+            </w:pPr>
+            <w:r>
+              <w:rPr>
+                <w:b w:val="0"/>
+                <w:sz w:val="16"/>
+              </w:rPr>
+              <w:t>1 mg/L as nitrogen.</w:t>
             </w:r>
           </w:p>
           <w:p>
@@ -8736,20 +8708,20 @@
                 <w:b/>
                 <w:sz w:val="16"/>
               </w:rPr>
-              <w:t>BACK · Card 67</w:t>
-            </w:r>
-          </w:p>
-          <w:p>
-            <w:pPr>
-              <w:spacing w:before="0" w:after="0" w:line="240" w:lineRule="auto"/>
-              <w:jc w:val="center"/>
-            </w:pPr>
-            <w:r>
-              <w:rPr>
-                <w:b w:val="0"/>
-                <w:sz w:val="16"/>
-              </w:rPr>
-              <w:t>60 µg/L.</w:t>
+              <w:t>BACK | Card 68</w:t>
+            </w:r>
+          </w:p>
+          <w:p>
+            <w:pPr>
+              <w:spacing w:before="0" w:after="0" w:line="240" w:lineRule="auto"/>
+              <w:jc w:val="center"/>
+            </w:pPr>
+            <w:r>
+              <w:rPr>
+                <w:b w:val="0"/>
+                <w:sz w:val="16"/>
+              </w:rPr>
+              <w:t>10 µg/L.</w:t>
             </w:r>
           </w:p>
           <w:p>
@@ -8801,20 +8773,20 @@
                 <w:b/>
                 <w:sz w:val="16"/>
               </w:rPr>
-              <w:t>BACK · Card 68</w:t>
-            </w:r>
-          </w:p>
-          <w:p>
-            <w:pPr>
-              <w:spacing w:before="0" w:after="0" w:line="240" w:lineRule="auto"/>
-              <w:jc w:val="center"/>
-            </w:pPr>
-            <w:r>
-              <w:rPr>
-                <w:b w:val="0"/>
-                <w:sz w:val="16"/>
-              </w:rPr>
-              <w:t>10 µg/L.</w:t>
+              <w:t>BACK | Card 67</w:t>
+            </w:r>
+          </w:p>
+          <w:p>
+            <w:pPr>
+              <w:spacing w:before="0" w:after="0" w:line="240" w:lineRule="auto"/>
+              <w:jc w:val="center"/>
+            </w:pPr>
+            <w:r>
+              <w:rPr>
+                <w:b w:val="0"/>
+                <w:sz w:val="16"/>
+              </w:rPr>
+              <w:t>60 µg/L.</w:t>
             </w:r>
           </w:p>
           <w:p>
@@ -8871,45 +8843,45 @@
                 <w:b/>
                 <w:sz w:val="16"/>
               </w:rPr>
-              <w:t>BACK · Card 69</w:t>
-            </w:r>
-          </w:p>
-          <w:p>
-            <w:pPr>
-              <w:spacing w:before="0" w:after="0" w:line="240" w:lineRule="auto"/>
-              <w:jc w:val="center"/>
-            </w:pPr>
-            <w:r>
-              <w:rPr>
-                <w:b w:val="0"/>
-                <w:sz w:val="16"/>
-              </w:rPr>
-              <w:t>Transitional/action-level item. Older/current LCR summary material commonly lists 15 ppb / 15 µg/L; EPA's newer NPDWR/LCRI context lists 0.010 mg/L / 10 µg/L. See Lead and Copper Rule Transition Note and verify California exam expectation before exam day.</w:t>
-            </w:r>
-          </w:p>
-          <w:p>
-            <w:pPr>
-              <w:spacing w:before="0" w:after="0" w:line="240" w:lineRule="auto"/>
-              <w:jc w:val="center"/>
-            </w:pPr>
-            <w:r>
-              <w:rPr>
-                <w:b w:val="0"/>
-                <w:sz w:val="16"/>
-              </w:rPr>
-            </w:r>
-          </w:p>
-          <w:p>
-            <w:pPr>
-              <w:spacing w:before="0" w:after="0" w:line="240" w:lineRule="auto"/>
-              <w:jc w:val="center"/>
-            </w:pPr>
-            <w:r>
-              <w:rPr>
-                <w:b w:val="0"/>
-                <w:sz w:val="16"/>
-              </w:rPr>
-              <w:t>Source: Deck: T5 Flash Cards - PFAS and MCLs</w:t>
+              <w:t>BACK | Card 70</w:t>
+            </w:r>
+          </w:p>
+          <w:p>
+            <w:pPr>
+              <w:spacing w:before="0" w:after="0" w:line="240" w:lineRule="auto"/>
+              <w:jc w:val="center"/>
+            </w:pPr>
+            <w:r>
+              <w:rPr>
+                <w:b w:val="0"/>
+                <w:sz w:val="16"/>
+              </w:rPr>
+              <w:t>1.3 mg/L.</w:t>
+            </w:r>
+          </w:p>
+          <w:p>
+            <w:pPr>
+              <w:spacing w:before="0" w:after="0" w:line="240" w:lineRule="auto"/>
+              <w:jc w:val="center"/>
+            </w:pPr>
+            <w:r>
+              <w:rPr>
+                <w:b w:val="0"/>
+                <w:sz w:val="16"/>
+              </w:rPr>
+            </w:r>
+          </w:p>
+          <w:p>
+            <w:pPr>
+              <w:spacing w:before="0" w:after="0" w:line="240" w:lineRule="auto"/>
+              <w:jc w:val="center"/>
+            </w:pPr>
+            <w:r>
+              <w:rPr>
+                <w:b w:val="0"/>
+                <w:sz w:val="16"/>
+              </w:rPr>
+              <w:t>Source: Water Operator Source Bibliography and Water Operator Source Bibliography.</w:t>
             </w:r>
           </w:p>
         </w:tc>
@@ -8936,45 +8908,45 @@
                 <w:b/>
                 <w:sz w:val="16"/>
               </w:rPr>
-              <w:t>BACK · Card 70</w:t>
-            </w:r>
-          </w:p>
-          <w:p>
-            <w:pPr>
-              <w:spacing w:before="0" w:after="0" w:line="240" w:lineRule="auto"/>
-              <w:jc w:val="center"/>
-            </w:pPr>
-            <w:r>
-              <w:rPr>
-                <w:b w:val="0"/>
-                <w:sz w:val="16"/>
-              </w:rPr>
-              <w:t>1.3 mg/L.</w:t>
-            </w:r>
-          </w:p>
-          <w:p>
-            <w:pPr>
-              <w:spacing w:before="0" w:after="0" w:line="240" w:lineRule="auto"/>
-              <w:jc w:val="center"/>
-            </w:pPr>
-            <w:r>
-              <w:rPr>
-                <w:b w:val="0"/>
-                <w:sz w:val="16"/>
-              </w:rPr>
-            </w:r>
-          </w:p>
-          <w:p>
-            <w:pPr>
-              <w:spacing w:before="0" w:after="0" w:line="240" w:lineRule="auto"/>
-              <w:jc w:val="center"/>
-            </w:pPr>
-            <w:r>
-              <w:rPr>
-                <w:b w:val="0"/>
-                <w:sz w:val="16"/>
-              </w:rPr>
-              <w:t>Source: Water Operator Source Bibliography and Water Operator Source Bibliography.</w:t>
+              <w:t>BACK | Card 69</w:t>
+            </w:r>
+          </w:p>
+          <w:p>
+            <w:pPr>
+              <w:spacing w:before="0" w:after="0" w:line="240" w:lineRule="auto"/>
+              <w:jc w:val="center"/>
+            </w:pPr>
+            <w:r>
+              <w:rPr>
+                <w:b w:val="0"/>
+                <w:sz w:val="16"/>
+              </w:rPr>
+              <w:t>Transitional/action-level item. Older/current LCR summary material commonly lists 15 ppb / 15 µg/L; EPA's newer NPDWR/LCRI context lists 0.010 mg/L / 10 µg/L. See Lead and Copper Rule Transition Note and verify California exam expectation before exam day.</w:t>
+            </w:r>
+          </w:p>
+          <w:p>
+            <w:pPr>
+              <w:spacing w:before="0" w:after="0" w:line="240" w:lineRule="auto"/>
+              <w:jc w:val="center"/>
+            </w:pPr>
+            <w:r>
+              <w:rPr>
+                <w:b w:val="0"/>
+                <w:sz w:val="16"/>
+              </w:rPr>
+            </w:r>
+          </w:p>
+          <w:p>
+            <w:pPr>
+              <w:spacing w:before="0" w:after="0" w:line="240" w:lineRule="auto"/>
+              <w:jc w:val="center"/>
+            </w:pPr>
+            <w:r>
+              <w:rPr>
+                <w:b w:val="0"/>
+                <w:sz w:val="16"/>
+              </w:rPr>
+              <w:t>Source: Deck: T5 Flash Cards - PFAS and MCLs</w:t>
             </w:r>
           </w:p>
         </w:tc>
@@ -9006,20 +8978,20 @@
                 <w:b/>
                 <w:sz w:val="16"/>
               </w:rPr>
-              <w:t>BACK · Card 71</w:t>
-            </w:r>
-          </w:p>
-          <w:p>
-            <w:pPr>
-              <w:spacing w:before="0" w:after="0" w:line="240" w:lineRule="auto"/>
-              <w:jc w:val="center"/>
-            </w:pPr>
-            <w:r>
-              <w:rPr>
-                <w:b w:val="0"/>
-                <w:sz w:val="16"/>
-              </w:rPr>
-              <w:t>15 pCi/L.</w:t>
+              <w:t>BACK | Card 72</w:t>
+            </w:r>
+          </w:p>
+          <w:p>
+            <w:pPr>
+              <w:spacing w:before="0" w:after="0" w:line="240" w:lineRule="auto"/>
+              <w:jc w:val="center"/>
+            </w:pPr>
+            <w:r>
+              <w:rPr>
+                <w:b w:val="0"/>
+                <w:sz w:val="16"/>
+              </w:rPr>
+              <w:t>5 pCi/L.</w:t>
             </w:r>
           </w:p>
           <w:p>
@@ -9071,20 +9043,20 @@
                 <w:b/>
                 <w:sz w:val="16"/>
               </w:rPr>
-              <w:t>BACK · Card 72</w:t>
-            </w:r>
-          </w:p>
-          <w:p>
-            <w:pPr>
-              <w:spacing w:before="0" w:after="0" w:line="240" w:lineRule="auto"/>
-              <w:jc w:val="center"/>
-            </w:pPr>
-            <w:r>
-              <w:rPr>
-                <w:b w:val="0"/>
-                <w:sz w:val="16"/>
-              </w:rPr>
-              <w:t>5 pCi/L.</w:t>
+              <w:t>BACK | Card 71</w:t>
+            </w:r>
+          </w:p>
+          <w:p>
+            <w:pPr>
+              <w:spacing w:before="0" w:after="0" w:line="240" w:lineRule="auto"/>
+              <w:jc w:val="center"/>
+            </w:pPr>
+            <w:r>
+              <w:rPr>
+                <w:b w:val="0"/>
+                <w:sz w:val="16"/>
+              </w:rPr>
+              <w:t>15 pCi/L.</w:t>
             </w:r>
           </w:p>
           <w:p>
@@ -9158,7 +9130,7 @@
                 <w:b/>
                 <w:sz w:val="16"/>
               </w:rPr>
-              <w:t>FRONT · T5 Flash Cards - PFAS and MCLs · Card 73</w:t>
+              <w:t>FRONT | T5 Flash Cards - PFAS and MCLs | Card 73</w:t>
             </w:r>
           </w:p>
           <w:p>
@@ -9210,7 +9182,7 @@
                 <w:b/>
                 <w:sz w:val="16"/>
               </w:rPr>
-              <w:t>FRONT · T5 Flash Cards - PFAS and MCLs · Card 74</w:t>
+              <w:t>FRONT | T5 Flash Cards - PFAS and MCLs | Card 74</w:t>
             </w:r>
           </w:p>
           <w:p>
@@ -9267,7 +9239,7 @@
                 <w:b/>
                 <w:sz w:val="16"/>
               </w:rPr>
-              <w:t>FRONT · T5 Flash Cards - PFAS and MCLs · Card 75</w:t>
+              <w:t>FRONT | T5 Flash Cards - PFAS and MCLs | Card 75</w:t>
             </w:r>
           </w:p>
           <w:p>
@@ -9319,7 +9291,7 @@
                 <w:b/>
                 <w:sz w:val="16"/>
               </w:rPr>
-              <w:t>FRONT · T5 Flash Cards - Lab Procedures and Methods · Card 0</w:t>
+              <w:t>FRONT | T5 Flash Cards - Lab Procedures and Methods | Card 0</w:t>
             </w:r>
           </w:p>
           <w:p>
@@ -9376,7 +9348,7 @@
                 <w:b/>
                 <w:sz w:val="16"/>
               </w:rPr>
-              <w:t>FRONT · T5 Flash Cards - Lab Procedures and Methods · Card 0</w:t>
+              <w:t>FRONT | T5 Flash Cards - Lab Procedures and Methods | Card 0</w:t>
             </w:r>
           </w:p>
           <w:p>
@@ -9428,7 +9400,7 @@
                 <w:b/>
                 <w:sz w:val="16"/>
               </w:rPr>
-              <w:t>FRONT · T5 Flash Cards - Lab Procedures and Methods · Card 0</w:t>
+              <w:t>FRONT | T5 Flash Cards - Lab Procedures and Methods | Card 0</w:t>
             </w:r>
           </w:p>
           <w:p>
@@ -9485,7 +9457,7 @@
                 <w:b/>
                 <w:sz w:val="16"/>
               </w:rPr>
-              <w:t>FRONT · T5 Flash Cards - Lab Procedures and Methods · Card 0</w:t>
+              <w:t>FRONT | T5 Flash Cards - Lab Procedures and Methods | Card 0</w:t>
             </w:r>
           </w:p>
           <w:p>
@@ -9537,7 +9509,7 @@
                 <w:b/>
                 <w:sz w:val="16"/>
               </w:rPr>
-              <w:t>FRONT · T5 Flash Cards - Lab Procedures and Methods · Card 0</w:t>
+              <w:t>FRONT | T5 Flash Cards - Lab Procedures and Methods | Card 0</w:t>
             </w:r>
           </w:p>
           <w:p>
@@ -9611,20 +9583,20 @@
                 <w:b/>
                 <w:sz w:val="16"/>
               </w:rPr>
-              <w:t>BACK · Card 73</w:t>
-            </w:r>
-          </w:p>
-          <w:p>
-            <w:pPr>
-              <w:spacing w:before="0" w:after="0" w:line="240" w:lineRule="auto"/>
-              <w:jc w:val="center"/>
-            </w:pPr>
-            <w:r>
-              <w:rPr>
-                <w:b w:val="0"/>
-                <w:sz w:val="16"/>
-              </w:rPr>
-              <w:t>30 µg/L.</w:t>
+              <w:t>BACK | Card 74</w:t>
+            </w:r>
+          </w:p>
+          <w:p>
+            <w:pPr>
+              <w:spacing w:before="0" w:after="0" w:line="240" w:lineRule="auto"/>
+              <w:jc w:val="center"/>
+            </w:pPr>
+            <w:r>
+              <w:rPr>
+                <w:b w:val="0"/>
+                <w:sz w:val="16"/>
+              </w:rPr>
+              <w:t>4.0 mg/L.</w:t>
             </w:r>
           </w:p>
           <w:p>
@@ -9676,20 +9648,20 @@
                 <w:b/>
                 <w:sz w:val="16"/>
               </w:rPr>
-              <w:t>BACK · Card 74</w:t>
-            </w:r>
-          </w:p>
-          <w:p>
-            <w:pPr>
-              <w:spacing w:before="0" w:after="0" w:line="240" w:lineRule="auto"/>
-              <w:jc w:val="center"/>
-            </w:pPr>
-            <w:r>
-              <w:rPr>
-                <w:b w:val="0"/>
-                <w:sz w:val="16"/>
-              </w:rPr>
-              <w:t>4.0 mg/L.</w:t>
+              <w:t>BACK | Card 73</w:t>
+            </w:r>
+          </w:p>
+          <w:p>
+            <w:pPr>
+              <w:spacing w:before="0" w:after="0" w:line="240" w:lineRule="auto"/>
+              <w:jc w:val="center"/>
+            </w:pPr>
+            <w:r>
+              <w:rPr>
+                <w:b w:val="0"/>
+                <w:sz w:val="16"/>
+              </w:rPr>
+              <w:t>30 µg/L.</w:t>
             </w:r>
           </w:p>
           <w:p>
@@ -9746,45 +9718,45 @@
                 <w:b/>
                 <w:sz w:val="16"/>
               </w:rPr>
-              <w:t>BACK · Card 75</w:t>
-            </w:r>
-          </w:p>
-          <w:p>
-            <w:pPr>
-              <w:spacing w:before="0" w:after="0" w:line="240" w:lineRule="auto"/>
-              <w:jc w:val="center"/>
-            </w:pPr>
-            <w:r>
-              <w:rPr>
-                <w:b w:val="0"/>
-                <w:sz w:val="16"/>
-              </w:rPr>
-              <w:t>PFAS and related emerging contaminants.</w:t>
-            </w:r>
-          </w:p>
-          <w:p>
-            <w:pPr>
-              <w:spacing w:before="0" w:after="0" w:line="240" w:lineRule="auto"/>
-              <w:jc w:val="center"/>
-            </w:pPr>
-            <w:r>
-              <w:rPr>
-                <w:b w:val="0"/>
-                <w:sz w:val="16"/>
-              </w:rPr>
-            </w:r>
-          </w:p>
-          <w:p>
-            <w:pPr>
-              <w:spacing w:before="0" w:after="0" w:line="240" w:lineRule="auto"/>
-              <w:jc w:val="center"/>
-            </w:pPr>
-            <w:r>
-              <w:rPr>
-                <w:b w:val="0"/>
-                <w:sz w:val="16"/>
-              </w:rPr>
-              <w:t>Source: Deck: T5 Flash Cards - PFAS and MCLs</w:t>
+              <w:t>BACK | Card 0</w:t>
+            </w:r>
+          </w:p>
+          <w:p>
+            <w:pPr>
+              <w:spacing w:before="0" w:after="0" w:line="240" w:lineRule="auto"/>
+              <w:jc w:val="center"/>
+            </w:pPr>
+            <w:r>
+              <w:rPr>
+                <w:b w:val="0"/>
+                <w:sz w:val="16"/>
+              </w:rPr>
+              <w:t>The current CFR and the incorporated-by-reference approved method text. EPA tables are useful summaries, but legal compliance is controlled by the CFR, approved method version, and state primacy agency requirements.</w:t>
+            </w:r>
+          </w:p>
+          <w:p>
+            <w:pPr>
+              <w:spacing w:before="0" w:after="0" w:line="240" w:lineRule="auto"/>
+              <w:jc w:val="center"/>
+            </w:pPr>
+            <w:r>
+              <w:rPr>
+                <w:b w:val="0"/>
+                <w:sz w:val="16"/>
+              </w:rPr>
+            </w:r>
+          </w:p>
+          <w:p>
+            <w:pPr>
+              <w:spacing w:before="0" w:after="0" w:line="240" w:lineRule="auto"/>
+              <w:jc w:val="center"/>
+            </w:pPr>
+            <w:r>
+              <w:rPr>
+                <w:b w:val="0"/>
+                <w:sz w:val="16"/>
+              </w:rPr>
+              <w:t>Source: Deck: T5 Flash Cards - Lab Procedures and Methods</w:t>
             </w:r>
           </w:p>
         </w:tc>
@@ -9811,45 +9783,45 @@
                 <w:b/>
                 <w:sz w:val="16"/>
               </w:rPr>
-              <w:t>BACK · Card 0</w:t>
-            </w:r>
-          </w:p>
-          <w:p>
-            <w:pPr>
-              <w:spacing w:before="0" w:after="0" w:line="240" w:lineRule="auto"/>
-              <w:jc w:val="center"/>
-            </w:pPr>
-            <w:r>
-              <w:rPr>
-                <w:b w:val="0"/>
-                <w:sz w:val="16"/>
-              </w:rPr>
-              <w:t>The current CFR and the incorporated-by-reference approved method text. EPA tables are useful summaries, but legal compliance is controlled by the CFR, approved method version, and state primacy agency requirements.</w:t>
-            </w:r>
-          </w:p>
-          <w:p>
-            <w:pPr>
-              <w:spacing w:before="0" w:after="0" w:line="240" w:lineRule="auto"/>
-              <w:jc w:val="center"/>
-            </w:pPr>
-            <w:r>
-              <w:rPr>
-                <w:b w:val="0"/>
-                <w:sz w:val="16"/>
-              </w:rPr>
-            </w:r>
-          </w:p>
-          <w:p>
-            <w:pPr>
-              <w:spacing w:before="0" w:after="0" w:line="240" w:lineRule="auto"/>
-              <w:jc w:val="center"/>
-            </w:pPr>
-            <w:r>
-              <w:rPr>
-                <w:b w:val="0"/>
-                <w:sz w:val="16"/>
-              </w:rPr>
-              <w:t>Source: Deck: T5 Flash Cards - Lab Procedures and Methods</w:t>
+              <w:t>BACK | Card 75</w:t>
+            </w:r>
+          </w:p>
+          <w:p>
+            <w:pPr>
+              <w:spacing w:before="0" w:after="0" w:line="240" w:lineRule="auto"/>
+              <w:jc w:val="center"/>
+            </w:pPr>
+            <w:r>
+              <w:rPr>
+                <w:b w:val="0"/>
+                <w:sz w:val="16"/>
+              </w:rPr>
+              <w:t>PFAS and related emerging contaminants.</w:t>
+            </w:r>
+          </w:p>
+          <w:p>
+            <w:pPr>
+              <w:spacing w:before="0" w:after="0" w:line="240" w:lineRule="auto"/>
+              <w:jc w:val="center"/>
+            </w:pPr>
+            <w:r>
+              <w:rPr>
+                <w:b w:val="0"/>
+                <w:sz w:val="16"/>
+              </w:rPr>
+            </w:r>
+          </w:p>
+          <w:p>
+            <w:pPr>
+              <w:spacing w:before="0" w:after="0" w:line="240" w:lineRule="auto"/>
+              <w:jc w:val="center"/>
+            </w:pPr>
+            <w:r>
+              <w:rPr>
+                <w:b w:val="0"/>
+                <w:sz w:val="16"/>
+              </w:rPr>
+              <w:t>Source: Deck: T5 Flash Cards - PFAS and MCLs</w:t>
             </w:r>
           </w:p>
         </w:tc>
@@ -9881,20 +9853,20 @@
                 <w:b/>
                 <w:sz w:val="16"/>
               </w:rPr>
-              <w:t>BACK · Card 0</w:t>
-            </w:r>
-          </w:p>
-          <w:p>
-            <w:pPr>
-              <w:spacing w:before="0" w:after="0" w:line="240" w:lineRule="auto"/>
-              <w:jc w:val="center"/>
-            </w:pPr>
-            <w:r>
-              <w:rPr>
-                <w:b w:val="0"/>
-                <w:sz w:val="16"/>
-              </w:rPr>
-              <w:t>No. They are useful for method/product understanding, but compliance use must match CFR-approved methods, exact method versions, state requirements, and certified-lab SOPs.</w:t>
+              <w:t>BACK | Card 0</w:t>
+            </w:r>
+          </w:p>
+          <w:p>
+            <w:pPr>
+              <w:spacing w:before="0" w:after="0" w:line="240" w:lineRule="auto"/>
+              <w:jc w:val="center"/>
+            </w:pPr>
+            <w:r>
+              <w:rPr>
+                <w:b w:val="0"/>
+                <w:sz w:val="16"/>
+              </w:rPr>
+              <w:t>A kit or method may be approved only for certain analytes, matrices, rules, states, method versions, or reporting contexts. Always verify the approved method and use case.</w:t>
             </w:r>
           </w:p>
           <w:p>
@@ -9946,20 +9918,20 @@
                 <w:b/>
                 <w:sz w:val="16"/>
               </w:rPr>
-              <w:t>BACK · Card 0</w:t>
-            </w:r>
-          </w:p>
-          <w:p>
-            <w:pPr>
-              <w:spacing w:before="0" w:after="0" w:line="240" w:lineRule="auto"/>
-              <w:jc w:val="center"/>
-            </w:pPr>
-            <w:r>
-              <w:rPr>
-                <w:b w:val="0"/>
-                <w:sz w:val="16"/>
-              </w:rPr>
-              <w:t>A kit or method may be approved only for certain analytes, matrices, rules, states, method versions, or reporting contexts. Always verify the approved method and use case.</w:t>
+              <w:t>BACK | Card 0</w:t>
+            </w:r>
+          </w:p>
+          <w:p>
+            <w:pPr>
+              <w:spacing w:before="0" w:after="0" w:line="240" w:lineRule="auto"/>
+              <w:jc w:val="center"/>
+            </w:pPr>
+            <w:r>
+              <w:rPr>
+                <w:b w:val="0"/>
+                <w:sz w:val="16"/>
+              </w:rPr>
+              <w:t>No. They are useful for method/product understanding, but compliance use must match CFR-approved methods, exact method versions, state requirements, and certified-lab SOPs.</w:t>
             </w:r>
           </w:p>
           <w:p>
@@ -10016,20 +9988,20 @@
                 <w:b/>
                 <w:sz w:val="16"/>
               </w:rPr>
-              <w:t>BACK · Card 0</w:t>
-            </w:r>
-          </w:p>
-          <w:p>
-            <w:pPr>
-              <w:spacing w:before="0" w:after="0" w:line="240" w:lineRule="auto"/>
-              <w:jc w:val="center"/>
-            </w:pPr>
-            <w:r>
-              <w:rPr>
-                <w:b w:val="0"/>
-                <w:sz w:val="16"/>
-              </w:rPr>
-              <w:t>Presence/absence is sufficient for routine RTCR total coliform/E. coli compliance. Density is not required for routine RTCR samples.</w:t>
+              <w:t>BACK | Card 0</w:t>
+            </w:r>
+          </w:p>
+          <w:p>
+            <w:pPr>
+              <w:spacing w:before="0" w:after="0" w:line="240" w:lineRule="auto"/>
+              <w:jc w:val="center"/>
+            </w:pPr>
+            <w:r>
+              <w:rPr>
+                <w:b w:val="0"/>
+                <w:sz w:val="16"/>
+              </w:rPr>
+              <w:t>100 mL.</w:t>
             </w:r>
           </w:p>
           <w:p>
@@ -10081,20 +10053,20 @@
                 <w:b/>
                 <w:sz w:val="16"/>
               </w:rPr>
-              <w:t>BACK · Card 0</w:t>
-            </w:r>
-          </w:p>
-          <w:p>
-            <w:pPr>
-              <w:spacing w:before="0" w:after="0" w:line="240" w:lineRule="auto"/>
-              <w:jc w:val="center"/>
-            </w:pPr>
-            <w:r>
-              <w:rPr>
-                <w:b w:val="0"/>
-                <w:sz w:val="16"/>
-              </w:rPr>
-              <w:t>100 mL.</w:t>
+              <w:t>BACK | Card 0</w:t>
+            </w:r>
+          </w:p>
+          <w:p>
+            <w:pPr>
+              <w:spacing w:before="0" w:after="0" w:line="240" w:lineRule="auto"/>
+              <w:jc w:val="center"/>
+            </w:pPr>
+            <w:r>
+              <w:rPr>
+                <w:b w:val="0"/>
+                <w:sz w:val="16"/>
+              </w:rPr>
+              <w:t>Presence/absence is sufficient for routine RTCR total coliform/E. coli compliance. Density is not required for routine RTCR samples.</w:t>
             </w:r>
           </w:p>
           <w:p>
@@ -10168,7 +10140,7 @@
                 <w:b/>
                 <w:sz w:val="16"/>
               </w:rPr>
-              <w:t>FRONT · T5 Flash Cards - Lab Procedures and Methods · Card 0</w:t>
+              <w:t>FRONT | T5 Flash Cards - Lab Procedures and Methods | Card 0</w:t>
             </w:r>
           </w:p>
           <w:p>
@@ -10220,7 +10192,7 @@
                 <w:b/>
                 <w:sz w:val="16"/>
               </w:rPr>
-              <w:t>FRONT · T5 Flash Cards - Lab Procedures and Methods · Card 0</w:t>
+              <w:t>FRONT | T5 Flash Cards - Lab Procedures and Methods | Card 0</w:t>
             </w:r>
           </w:p>
           <w:p>
@@ -10277,7 +10249,7 @@
                 <w:b/>
                 <w:sz w:val="16"/>
               </w:rPr>
-              <w:t>FRONT · T5 Flash Cards - Lab Procedures and Methods · Card 0</w:t>
+              <w:t>FRONT | T5 Flash Cards - Lab Procedures and Methods | Card 0</w:t>
             </w:r>
           </w:p>
           <w:p>
@@ -10329,7 +10301,7 @@
                 <w:b/>
                 <w:sz w:val="16"/>
               </w:rPr>
-              <w:t>FRONT · T5 Flash Cards - Lab Procedures and Methods · Card 0</w:t>
+              <w:t>FRONT | T5 Flash Cards - Lab Procedures and Methods | Card 0</w:t>
             </w:r>
           </w:p>
           <w:p>
@@ -10386,7 +10358,7 @@
                 <w:b/>
                 <w:sz w:val="16"/>
               </w:rPr>
-              <w:t>FRONT · T5 Flash Cards - Lab Procedures and Methods · Card 0</w:t>
+              <w:t>FRONT | T5 Flash Cards - Lab Procedures and Methods | Card 0</w:t>
             </w:r>
           </w:p>
           <w:p>
@@ -10438,7 +10410,7 @@
                 <w:b/>
                 <w:sz w:val="16"/>
               </w:rPr>
-              <w:t>FRONT · T5 Flash Cards - Lab Procedures and Methods · Card 0</w:t>
+              <w:t>FRONT | T5 Flash Cards - Lab Procedures and Methods | Card 0</w:t>
             </w:r>
           </w:p>
           <w:p>
@@ -10495,7 +10467,7 @@
                 <w:b/>
                 <w:sz w:val="16"/>
               </w:rPr>
-              <w:t>FRONT · T5 Flash Cards - Lab Procedures and Methods · Card 0</w:t>
+              <w:t>FRONT | T5 Flash Cards - Lab Procedures and Methods | Card 0</w:t>
             </w:r>
           </w:p>
           <w:p>
@@ -10547,7 +10519,7 @@
                 <w:b/>
                 <w:sz w:val="16"/>
               </w:rPr>
-              <w:t>FRONT · T5 Flash Cards - Lab Procedures and Methods · Card 0</w:t>
+              <w:t>FRONT | T5 Flash Cards - Lab Procedures and Methods | Card 0</w:t>
             </w:r>
           </w:p>
           <w:p>
@@ -10621,20 +10593,20 @@
                 <w:b/>
                 <w:sz w:val="16"/>
               </w:rPr>
-              <w:t>BACK · Card 0</w:t>
-            </w:r>
-          </w:p>
-          <w:p>
-            <w:pPr>
-              <w:spacing w:before="0" w:after="0" w:line="240" w:lineRule="auto"/>
-              <w:jc w:val="center"/>
-            </w:pPr>
-            <w:r>
-              <w:rPr>
-                <w:b w:val="0"/>
-                <w:sz w:val="16"/>
-              </w:rPr>
-              <w:t>30 hours maximum from sample collection to incubation.</w:t>
+              <w:t>BACK | Card 0</w:t>
+            </w:r>
+          </w:p>
+          <w:p>
+            <w:pPr>
+              <w:spacing w:before="0" w:after="0" w:line="240" w:lineRule="auto"/>
+              <w:jc w:val="center"/>
+            </w:pPr>
+            <w:r>
+              <w:rPr>
+                <w:b w:val="0"/>
+                <w:sz w:val="16"/>
+              </w:rPr>
+              <w:t>It neutralizes chlorine residual so the disinfectant does not continue killing organisms before analysis.</w:t>
             </w:r>
           </w:p>
           <w:p>
@@ -10686,20 +10658,20 @@
                 <w:b/>
                 <w:sz w:val="16"/>
               </w:rPr>
-              <w:t>BACK · Card 0</w:t>
-            </w:r>
-          </w:p>
-          <w:p>
-            <w:pPr>
-              <w:spacing w:before="0" w:after="0" w:line="240" w:lineRule="auto"/>
-              <w:jc w:val="center"/>
-            </w:pPr>
-            <w:r>
-              <w:rPr>
-                <w:b w:val="0"/>
-                <w:sz w:val="16"/>
-              </w:rPr>
-              <w:t>It neutralizes chlorine residual so the disinfectant does not continue killing organisms before analysis.</w:t>
+              <w:t>BACK | Card 0</w:t>
+            </w:r>
+          </w:p>
+          <w:p>
+            <w:pPr>
+              <w:spacing w:before="0" w:after="0" w:line="240" w:lineRule="auto"/>
+              <w:jc w:val="center"/>
+            </w:pPr>
+            <w:r>
+              <w:rPr>
+                <w:b w:val="0"/>
+                <w:sz w:val="16"/>
+              </w:rPr>
+              <w:t>30 hours maximum from sample collection to incubation.</w:t>
             </w:r>
           </w:p>
           <w:p>
@@ -10756,20 +10728,20 @@
                 <w:b/>
                 <w:sz w:val="16"/>
               </w:rPr>
-              <w:t>BACK · Card 0</w:t>
-            </w:r>
-          </w:p>
-          <w:p>
-            <w:pPr>
-              <w:spacing w:before="0" w:after="0" w:line="240" w:lineRule="auto"/>
-              <w:jc w:val="center"/>
-            </w:pPr>
-            <w:r>
-              <w:rPr>
-                <w:b w:val="0"/>
-                <w:sz w:val="16"/>
-              </w:rPr>
-              <w:t>CFU means colony-forming units, usually from plate-count methods. MPN means most probable number, a statistical estimate from positive tubes/wells/trays.</w:t>
+              <w:t>BACK | Card 0</w:t>
+            </w:r>
+          </w:p>
+          <w:p>
+            <w:pPr>
+              <w:spacing w:before="0" w:after="0" w:line="240" w:lineRule="auto"/>
+              <w:jc w:val="center"/>
+            </w:pPr>
+            <w:r>
+              <w:rPr>
+                <w:b w:val="0"/>
+                <w:sz w:val="16"/>
+              </w:rPr>
+              <w:t>HPC is a general indicator of heterotrophic bacterial growth and can help track biological activity or water-quality changes. It is not the same as total coliform/E. coli compliance testing.</w:t>
             </w:r>
           </w:p>
           <w:p>
@@ -10821,20 +10793,20 @@
                 <w:b/>
                 <w:sz w:val="16"/>
               </w:rPr>
-              <w:t>BACK · Card 0</w:t>
-            </w:r>
-          </w:p>
-          <w:p>
-            <w:pPr>
-              <w:spacing w:before="0" w:after="0" w:line="240" w:lineRule="auto"/>
-              <w:jc w:val="center"/>
-            </w:pPr>
-            <w:r>
-              <w:rPr>
-                <w:b w:val="0"/>
-                <w:sz w:val="16"/>
-              </w:rPr>
-              <w:t>HPC is a general indicator of heterotrophic bacterial growth and can help track biological activity or water-quality changes. It is not the same as total coliform/E. coli compliance testing.</w:t>
+              <w:t>BACK | Card 0</w:t>
+            </w:r>
+          </w:p>
+          <w:p>
+            <w:pPr>
+              <w:spacing w:before="0" w:after="0" w:line="240" w:lineRule="auto"/>
+              <w:jc w:val="center"/>
+            </w:pPr>
+            <w:r>
+              <w:rPr>
+                <w:b w:val="0"/>
+                <w:sz w:val="16"/>
+              </w:rPr>
+              <w:t>CFU means colony-forming units, usually from plate-count methods. MPN means most probable number, a statistical estimate from positive tubes/wells/trays.</w:t>
             </w:r>
           </w:p>
           <w:p>
@@ -10891,20 +10863,20 @@
                 <w:b/>
                 <w:sz w:val="16"/>
               </w:rPr>
-              <w:t>BACK · Card 0</w:t>
-            </w:r>
-          </w:p>
-          <w:p>
-            <w:pPr>
-              <w:spacing w:before="0" w:after="0" w:line="240" w:lineRule="auto"/>
-              <w:jc w:val="center"/>
-            </w:pPr>
-            <w:r>
-              <w:rPr>
-                <w:b w:val="0"/>
-                <w:sz w:val="16"/>
-              </w:rPr>
-              <w:t>Precision is reproducibility: how close repeated results are to each other under controlled conditions.</w:t>
+              <w:t>BACK | Card 0</w:t>
+            </w:r>
+          </w:p>
+          <w:p>
+            <w:pPr>
+              <w:spacing w:before="0" w:after="0" w:line="240" w:lineRule="auto"/>
+              <w:jc w:val="center"/>
+            </w:pPr>
+            <w:r>
+              <w:rPr>
+                <w:b w:val="0"/>
+                <w:sz w:val="16"/>
+              </w:rPr>
+              <w:t>Accuracy is closeness to the true or accepted value, often checked by recovery of a known addition or reference standard.</w:t>
             </w:r>
           </w:p>
           <w:p>
@@ -10956,20 +10928,20 @@
                 <w:b/>
                 <w:sz w:val="16"/>
               </w:rPr>
-              <w:t>BACK · Card 0</w:t>
-            </w:r>
-          </w:p>
-          <w:p>
-            <w:pPr>
-              <w:spacing w:before="0" w:after="0" w:line="240" w:lineRule="auto"/>
-              <w:jc w:val="center"/>
-            </w:pPr>
-            <w:r>
-              <w:rPr>
-                <w:b w:val="0"/>
-                <w:sz w:val="16"/>
-              </w:rPr>
-              <w:t>Accuracy is closeness to the true or accepted value, often checked by recovery of a known addition or reference standard.</w:t>
+              <w:t>BACK | Card 0</w:t>
+            </w:r>
+          </w:p>
+          <w:p>
+            <w:pPr>
+              <w:spacing w:before="0" w:after="0" w:line="240" w:lineRule="auto"/>
+              <w:jc w:val="center"/>
+            </w:pPr>
+            <w:r>
+              <w:rPr>
+                <w:b w:val="0"/>
+                <w:sz w:val="16"/>
+              </w:rPr>
+              <w:t>Precision is reproducibility: how close repeated results are to each other under controlled conditions.</w:t>
             </w:r>
           </w:p>
           <w:p>
@@ -11026,20 +10998,20 @@
                 <w:b/>
                 <w:sz w:val="16"/>
               </w:rPr>
-              <w:t>BACK · Card 0</w:t>
-            </w:r>
-          </w:p>
-          <w:p>
-            <w:pPr>
-              <w:spacing w:before="0" w:after="0" w:line="240" w:lineRule="auto"/>
-              <w:jc w:val="center"/>
-            </w:pPr>
-            <w:r>
-              <w:rPr>
-                <w:b w:val="0"/>
-                <w:sz w:val="16"/>
-              </w:rPr>
-              <w:t>Yes. Repeated results can agree with each other but all be biased away from the true value due to systematic error.</w:t>
+              <w:t>BACK | Card 0</w:t>
+            </w:r>
+          </w:p>
+          <w:p>
+            <w:pPr>
+              <w:spacing w:before="0" w:after="0" w:line="240" w:lineRule="auto"/>
+              <w:jc w:val="center"/>
+            </w:pPr>
+            <w:r>
+              <w:rPr>
+                <w:b w:val="0"/>
+                <w:sz w:val="16"/>
+              </w:rPr>
+              <w:t>A blank checks contamination or background contribution from reagents, water, containers, or the method process.</w:t>
             </w:r>
           </w:p>
           <w:p>
@@ -11091,20 +11063,20 @@
                 <w:b/>
                 <w:sz w:val="16"/>
               </w:rPr>
-              <w:t>BACK · Card 0</w:t>
-            </w:r>
-          </w:p>
-          <w:p>
-            <w:pPr>
-              <w:spacing w:before="0" w:after="0" w:line="240" w:lineRule="auto"/>
-              <w:jc w:val="center"/>
-            </w:pPr>
-            <w:r>
-              <w:rPr>
-                <w:b w:val="0"/>
-                <w:sz w:val="16"/>
-              </w:rPr>
-              <w:t>A blank checks contamination or background contribution from reagents, water, containers, or the method process.</w:t>
+              <w:t>BACK | Card 0</w:t>
+            </w:r>
+          </w:p>
+          <w:p>
+            <w:pPr>
+              <w:spacing w:before="0" w:after="0" w:line="240" w:lineRule="auto"/>
+              <w:jc w:val="center"/>
+            </w:pPr>
+            <w:r>
+              <w:rPr>
+                <w:b w:val="0"/>
+                <w:sz w:val="16"/>
+              </w:rPr>
+              <w:t>Yes. Repeated results can agree with each other but all be biased away from the true value due to systematic error.</w:t>
             </w:r>
           </w:p>
           <w:p>
@@ -11178,7 +11150,7 @@
                 <w:b/>
                 <w:sz w:val="16"/>
               </w:rPr>
-              <w:t>FRONT · T5 Flash Cards - Lab Procedures and Methods · Card 0</w:t>
+              <w:t>FRONT | T5 Flash Cards - Lab Procedures and Methods | Card 0</w:t>
             </w:r>
           </w:p>
           <w:p>
@@ -11230,7 +11202,7 @@
                 <w:b/>
                 <w:sz w:val="16"/>
               </w:rPr>
-              <w:t>FRONT · T5 Flash Cards - Lab Procedures and Methods · Card 0</w:t>
+              <w:t>FRONT | T5 Flash Cards - Lab Procedures and Methods | Card 0</w:t>
             </w:r>
           </w:p>
           <w:p>
@@ -11287,7 +11259,7 @@
                 <w:b/>
                 <w:sz w:val="16"/>
               </w:rPr>
-              <w:t>FRONT · T5 Flash Cards - Lab Procedures and Methods · Card 0</w:t>
+              <w:t>FRONT | T5 Flash Cards - Lab Procedures and Methods | Card 0</w:t>
             </w:r>
           </w:p>
           <w:p>
@@ -11339,7 +11311,7 @@
                 <w:b/>
                 <w:sz w:val="16"/>
               </w:rPr>
-              <w:t>FRONT · T5 Flash Cards - Lab Procedures and Methods · Card 0</w:t>
+              <w:t>FRONT | T5 Flash Cards - Lab Procedures and Methods | Card 0</w:t>
             </w:r>
           </w:p>
           <w:p>
@@ -11396,7 +11368,7 @@
                 <w:b/>
                 <w:sz w:val="16"/>
               </w:rPr>
-              <w:t>FRONT · T5 Flash Cards - Lab Procedures and Methods · Card 0</w:t>
+              <w:t>FRONT | T5 Flash Cards - Lab Procedures and Methods | Card 0</w:t>
             </w:r>
           </w:p>
           <w:p>
@@ -11448,7 +11420,7 @@
                 <w:b/>
                 <w:sz w:val="16"/>
               </w:rPr>
-              <w:t>FRONT · T5 Flash Cards - Lab Procedures and Methods · Card 0</w:t>
+              <w:t>FRONT | T5 Flash Cards - Lab Procedures and Methods | Card 0</w:t>
             </w:r>
           </w:p>
           <w:p>
@@ -11505,7 +11477,7 @@
                 <w:b/>
                 <w:sz w:val="16"/>
               </w:rPr>
-              <w:t>FRONT · T5 Flash Cards - Lab Procedures and Methods · Card 0</w:t>
+              <w:t>FRONT | T5 Flash Cards - Lab Procedures and Methods | Card 0</w:t>
             </w:r>
           </w:p>
           <w:p>
@@ -11557,7 +11529,7 @@
                 <w:b/>
                 <w:sz w:val="16"/>
               </w:rPr>
-              <w:t>FRONT · T5 Flash Cards - Lab Procedures and Methods · Card 0</w:t>
+              <w:t>FRONT | T5 Flash Cards - Lab Procedures and Methods | Card 0</w:t>
             </w:r>
           </w:p>
           <w:p>
@@ -11631,20 +11603,20 @@
                 <w:b/>
                 <w:sz w:val="16"/>
               </w:rPr>
-              <w:t>BACK · Card 0</w:t>
-            </w:r>
-          </w:p>
-          <w:p>
-            <w:pPr>
-              <w:spacing w:before="0" w:after="0" w:line="240" w:lineRule="auto"/>
-              <w:jc w:val="center"/>
-            </w:pPr>
-            <w:r>
-              <w:rPr>
-                <w:b w:val="0"/>
-                <w:sz w:val="16"/>
-              </w:rPr>
-              <w:t>It checks repeatability/precision of sampling or analysis.</w:t>
+              <w:t>BACK | Card 0</w:t>
+            </w:r>
+          </w:p>
+          <w:p>
+            <w:pPr>
+              <w:spacing w:before="0" w:after="0" w:line="240" w:lineRule="auto"/>
+              <w:jc w:val="center"/>
+            </w:pPr>
+            <w:r>
+              <w:rPr>
+                <w:b w:val="0"/>
+                <w:sz w:val="16"/>
+              </w:rPr>
+              <w:t>It helps evaluate accuracy/recovery and whether the sample matrix affects the method.</w:t>
             </w:r>
           </w:p>
           <w:p>
@@ -11696,20 +11668,20 @@
                 <w:b/>
                 <w:sz w:val="16"/>
               </w:rPr>
-              <w:t>BACK · Card 0</w:t>
-            </w:r>
-          </w:p>
-          <w:p>
-            <w:pPr>
-              <w:spacing w:before="0" w:after="0" w:line="240" w:lineRule="auto"/>
-              <w:jc w:val="center"/>
-            </w:pPr>
-            <w:r>
-              <w:rPr>
-                <w:b w:val="0"/>
-                <w:sz w:val="16"/>
-              </w:rPr>
-              <w:t>It helps evaluate accuracy/recovery and whether the sample matrix affects the method.</w:t>
+              <w:t>BACK | Card 0</w:t>
+            </w:r>
+          </w:p>
+          <w:p>
+            <w:pPr>
+              <w:spacing w:before="0" w:after="0" w:line="240" w:lineRule="auto"/>
+              <w:jc w:val="center"/>
+            </w:pPr>
+            <w:r>
+              <w:rPr>
+                <w:b w:val="0"/>
+                <w:sz w:val="16"/>
+              </w:rPr>
+              <w:t>It checks repeatability/precision of sampling or analysis.</w:t>
             </w:r>
           </w:p>
           <w:p>
@@ -11766,20 +11738,20 @@
                 <w:b/>
                 <w:sz w:val="16"/>
               </w:rPr>
-              <w:t>BACK · Card 0</w:t>
-            </w:r>
-          </w:p>
-          <w:p>
-            <w:pPr>
-              <w:spacing w:before="0" w:after="0" w:line="240" w:lineRule="auto"/>
-              <w:jc w:val="center"/>
-            </w:pPr>
-            <w:r>
-              <w:rPr>
-                <w:b w:val="0"/>
-                <w:sz w:val="16"/>
-              </w:rPr>
-              <w:t>Documentation proves the instrument or method was under control when results were produced.</w:t>
+              <w:t>BACK | Card 0</w:t>
+            </w:r>
+          </w:p>
+          <w:p>
+            <w:pPr>
+              <w:spacing w:before="0" w:after="0" w:line="240" w:lineRule="auto"/>
+              <w:jc w:val="center"/>
+            </w:pPr>
+            <w:r>
+              <w:rPr>
+                <w:b w:val="0"/>
+                <w:sz w:val="16"/>
+              </w:rPr>
+              <w:t>A known-quality material used to calibrate or check a method so results reflect the sample composition reliably.</w:t>
             </w:r>
           </w:p>
           <w:p>
@@ -11831,20 +11803,20 @@
                 <w:b/>
                 <w:sz w:val="16"/>
               </w:rPr>
-              <w:t>BACK · Card 0</w:t>
-            </w:r>
-          </w:p>
-          <w:p>
-            <w:pPr>
-              <w:spacing w:before="0" w:after="0" w:line="240" w:lineRule="auto"/>
-              <w:jc w:val="center"/>
-            </w:pPr>
-            <w:r>
-              <w:rPr>
-                <w:b w:val="0"/>
-                <w:sz w:val="16"/>
-              </w:rPr>
-              <w:t>A known-quality material used to calibrate or check a method so results reflect the sample composition reliably.</w:t>
+              <w:t>BACK | Card 0</w:t>
+            </w:r>
+          </w:p>
+          <w:p>
+            <w:pPr>
+              <w:spacing w:before="0" w:after="0" w:line="240" w:lineRule="auto"/>
+              <w:jc w:val="center"/>
+            </w:pPr>
+            <w:r>
+              <w:rPr>
+                <w:b w:val="0"/>
+                <w:sz w:val="16"/>
+              </w:rPr>
+              <w:t>Documentation proves the instrument or method was under control when results were produced.</w:t>
             </w:r>
           </w:p>
           <w:p>
@@ -11901,20 +11873,20 @@
                 <w:b/>
                 <w:sz w:val="16"/>
               </w:rPr>
-              <w:t>BACK · Card 0</w:t>
-            </w:r>
-          </w:p>
-          <w:p>
-            <w:pPr>
-              <w:spacing w:before="0" w:after="0" w:line="240" w:lineRule="auto"/>
-              <w:jc w:val="center"/>
-            </w:pPr>
-            <w:r>
-              <w:rPr>
-                <w:b w:val="0"/>
-                <w:sz w:val="16"/>
-              </w:rPr>
-              <w:t>Reagent strength or purity may change over time, causing biased or invalid results.</w:t>
+              <w:t>BACK | Card 0</w:t>
+            </w:r>
+          </w:p>
+          <w:p>
+            <w:pPr>
+              <w:spacing w:before="0" w:after="0" w:line="240" w:lineRule="auto"/>
+              <w:jc w:val="center"/>
+            </w:pPr>
+            <w:r>
+              <w:rPr>
+                <w:b w:val="0"/>
+                <w:sz w:val="16"/>
+              </w:rPr>
+              <w:t>Contaminants in reagent water can add background, interfere with reactions, or bias low-level analyses.</w:t>
             </w:r>
           </w:p>
           <w:p>
@@ -11966,20 +11938,20 @@
                 <w:b/>
                 <w:sz w:val="16"/>
               </w:rPr>
-              <w:t>BACK · Card 0</w:t>
-            </w:r>
-          </w:p>
-          <w:p>
-            <w:pPr>
-              <w:spacing w:before="0" w:after="0" w:line="240" w:lineRule="auto"/>
-              <w:jc w:val="center"/>
-            </w:pPr>
-            <w:r>
-              <w:rPr>
-                <w:b w:val="0"/>
-                <w:sz w:val="16"/>
-              </w:rPr>
-              <w:t>Contaminants in reagent water can add background, interfere with reactions, or bias low-level analyses.</w:t>
+              <w:t>BACK | Card 0</w:t>
+            </w:r>
+          </w:p>
+          <w:p>
+            <w:pPr>
+              <w:spacing w:before="0" w:after="0" w:line="240" w:lineRule="auto"/>
+              <w:jc w:val="center"/>
+            </w:pPr>
+            <w:r>
+              <w:rPr>
+                <w:b w:val="0"/>
+                <w:sz w:val="16"/>
+              </w:rPr>
+              <w:t>Reagent strength or purity may change over time, causing biased or invalid results.</w:t>
             </w:r>
           </w:p>
           <w:p>
@@ -12036,20 +12008,20 @@
                 <w:b/>
                 <w:sz w:val="16"/>
               </w:rPr>
-              <w:t>BACK · Card 0</w:t>
-            </w:r>
-          </w:p>
-          <w:p>
-            <w:pPr>
-              <w:spacing w:before="0" w:after="0" w:line="240" w:lineRule="auto"/>
-              <w:jc w:val="center"/>
-            </w:pPr>
-            <w:r>
-              <w:rPr>
-                <w:b w:val="0"/>
-                <w:sz w:val="16"/>
-              </w:rPr>
-              <w:t>Beaker marks are approximate. Volumetric flasks, pipets, burets, and graduated cylinders have defined accuracy/tolerance.</w:t>
+              <w:t>BACK | Card 0</w:t>
+            </w:r>
+          </w:p>
+          <w:p>
+            <w:pPr>
+              <w:spacing w:before="0" w:after="0" w:line="240" w:lineRule="auto"/>
+              <w:jc w:val="center"/>
+            </w:pPr>
+            <w:r>
+              <w:rPr>
+                <w:b w:val="0"/>
+                <w:sz w:val="16"/>
+              </w:rPr>
+              <w:t>Reading the meniscus correctly helps avoid systematic volume error.</w:t>
             </w:r>
           </w:p>
           <w:p>
@@ -12101,20 +12073,20 @@
                 <w:b/>
                 <w:sz w:val="16"/>
               </w:rPr>
-              <w:t>BACK · Card 0</w:t>
-            </w:r>
-          </w:p>
-          <w:p>
-            <w:pPr>
-              <w:spacing w:before="0" w:after="0" w:line="240" w:lineRule="auto"/>
-              <w:jc w:val="center"/>
-            </w:pPr>
-            <w:r>
-              <w:rPr>
-                <w:b w:val="0"/>
-                <w:sz w:val="16"/>
-              </w:rPr>
-              <w:t>Reading the meniscus correctly helps avoid systematic volume error.</w:t>
+              <w:t>BACK | Card 0</w:t>
+            </w:r>
+          </w:p>
+          <w:p>
+            <w:pPr>
+              <w:spacing w:before="0" w:after="0" w:line="240" w:lineRule="auto"/>
+              <w:jc w:val="center"/>
+            </w:pPr>
+            <w:r>
+              <w:rPr>
+                <w:b w:val="0"/>
+                <w:sz w:val="16"/>
+              </w:rPr>
+              <w:t>Beaker marks are approximate. Volumetric flasks, pipets, burets, and graduated cylinders have defined accuracy/tolerance.</w:t>
             </w:r>
           </w:p>
           <w:p>
@@ -12188,7 +12160,7 @@
                 <w:b/>
                 <w:sz w:val="16"/>
               </w:rPr>
-              <w:t>FRONT · T5 Flash Cards - Lab Procedures and Methods · Card 0</w:t>
+              <w:t>FRONT | T5 Flash Cards - Lab Procedures and Methods | Card 0</w:t>
             </w:r>
           </w:p>
           <w:p>
@@ -12240,7 +12212,7 @@
                 <w:b/>
                 <w:sz w:val="16"/>
               </w:rPr>
-              <w:t>FRONT · T5 Flash Cards - Lab Procedures and Methods · Card 0</w:t>
+              <w:t>FRONT | T5 Flash Cards - Lab Procedures and Methods | Card 0</w:t>
             </w:r>
           </w:p>
           <w:p>
@@ -12297,7 +12269,7 @@
                 <w:b/>
                 <w:sz w:val="16"/>
               </w:rPr>
-              <w:t>FRONT · T5 Flash Cards - Lab Procedures and Methods · Card 0</w:t>
+              <w:t>FRONT | T5 Flash Cards - Lab Procedures and Methods | Card 0</w:t>
             </w:r>
           </w:p>
           <w:p>
@@ -12349,7 +12321,7 @@
                 <w:b/>
                 <w:sz w:val="16"/>
               </w:rPr>
-              <w:t>FRONT · T5 Flash Cards - Lab Procedures and Methods · Card 0</w:t>
+              <w:t>FRONT | T5 Flash Cards - Lab Procedures and Methods | Card 0</w:t>
             </w:r>
           </w:p>
           <w:p>
@@ -12406,7 +12378,7 @@
                 <w:b/>
                 <w:sz w:val="16"/>
               </w:rPr>
-              <w:t>FRONT · T5 Flash Cards - Lab Procedures and Methods · Card 0</w:t>
+              <w:t>FRONT | T5 Flash Cards - Lab Procedures and Methods | Card 0</w:t>
             </w:r>
           </w:p>
           <w:p>
@@ -12458,7 +12430,7 @@
                 <w:b/>
                 <w:sz w:val="16"/>
               </w:rPr>
-              <w:t>FRONT · T5 Flash Cards - Lab Procedures and Methods · Card 0</w:t>
+              <w:t>FRONT | T5 Flash Cards - Lab Procedures and Methods | Card 0</w:t>
             </w:r>
           </w:p>
           <w:p>
@@ -12515,7 +12487,7 @@
                 <w:b/>
                 <w:sz w:val="16"/>
               </w:rPr>
-              <w:t>FRONT · T5 Flash Cards - Lab Procedures and Methods · Card 0</w:t>
+              <w:t>FRONT | T5 Flash Cards - Lab Procedures and Methods | Card 0</w:t>
             </w:r>
           </w:p>
           <w:p>
@@ -12567,7 +12539,7 @@
                 <w:b/>
                 <w:sz w:val="16"/>
               </w:rPr>
-              <w:t>FRONT · T5 Flash Cards - Lab Procedures and Methods · Card 0</w:t>
+              <w:t>FRONT | T5 Flash Cards - Lab Procedures and Methods | Card 0</w:t>
             </w:r>
           </w:p>
           <w:p>
@@ -12641,20 +12613,20 @@
                 <w:b/>
                 <w:sz w:val="16"/>
               </w:rPr>
-              <w:t>BACK · Card 0</w:t>
-            </w:r>
-          </w:p>
-          <w:p>
-            <w:pPr>
-              <w:spacing w:before="0" w:after="0" w:line="240" w:lineRule="auto"/>
-              <w:jc w:val="center"/>
-            </w:pPr>
-            <w:r>
-              <w:rPr>
-                <w:b w:val="0"/>
-                <w:sz w:val="16"/>
-              </w:rPr>
-              <w:t>Delivering measured titrant volume during titration.</w:t>
+              <w:t>BACK | Card 0</w:t>
+            </w:r>
+          </w:p>
+          <w:p>
+            <w:pPr>
+              <w:spacing w:before="0" w:after="0" w:line="240" w:lineRule="auto"/>
+              <w:jc w:val="center"/>
+            </w:pPr>
+            <w:r>
+              <w:rPr>
+                <w:b w:val="0"/>
+                <w:sz w:val="16"/>
+              </w:rPr>
+              <w:t>Drafts, vibration, and leveling errors can affect mass readings.</w:t>
             </w:r>
           </w:p>
           <w:p>
@@ -12706,20 +12678,20 @@
                 <w:b/>
                 <w:sz w:val="16"/>
               </w:rPr>
-              <w:t>BACK · Card 0</w:t>
-            </w:r>
-          </w:p>
-          <w:p>
-            <w:pPr>
-              <w:spacing w:before="0" w:after="0" w:line="240" w:lineRule="auto"/>
-              <w:jc w:val="center"/>
-            </w:pPr>
-            <w:r>
-              <w:rPr>
-                <w:b w:val="0"/>
-                <w:sz w:val="16"/>
-              </w:rPr>
-              <w:t>Drafts, vibration, and leveling errors can affect mass readings.</w:t>
+              <w:t>BACK | Card 0</w:t>
+            </w:r>
+          </w:p>
+          <w:p>
+            <w:pPr>
+              <w:spacing w:before="0" w:after="0" w:line="240" w:lineRule="auto"/>
+              <w:jc w:val="center"/>
+            </w:pPr>
+            <w:r>
+              <w:rPr>
+                <w:b w:val="0"/>
+                <w:sz w:val="16"/>
+              </w:rPr>
+              <w:t>Delivering measured titrant volume during titration.</w:t>
             </w:r>
           </w:p>
           <w:p>
@@ -12776,20 +12748,20 @@
                 <w:b/>
                 <w:sz w:val="16"/>
               </w:rPr>
-              <w:t>BACK · Card 0</w:t>
-            </w:r>
-          </w:p>
-          <w:p>
-            <w:pPr>
-              <w:spacing w:before="0" w:after="0" w:line="240" w:lineRule="auto"/>
-              <w:jc w:val="center"/>
-            </w:pPr>
-            <w:r>
-              <w:rPr>
-                <w:b w:val="0"/>
-                <w:sz w:val="16"/>
-              </w:rPr>
-              <w:t>A method where a reagent is added until an endpoint is reached; the volume used is converted to a concentration/result.</w:t>
+              <w:t>BACK | Card 0</w:t>
+            </w:r>
+          </w:p>
+          <w:p>
+            <w:pPr>
+              <w:spacing w:before="0" w:after="0" w:line="240" w:lineRule="auto"/>
+              <w:jc w:val="center"/>
+            </w:pPr>
+            <w:r>
+              <w:rPr>
+                <w:b w:val="0"/>
+                <w:sz w:val="16"/>
+              </w:rPr>
+              <w:t>The method-defined point where the reaction is considered complete, often indicated by color change or instrument response.</w:t>
             </w:r>
           </w:p>
           <w:p>
@@ -12841,20 +12813,20 @@
                 <w:b/>
                 <w:sz w:val="16"/>
               </w:rPr>
-              <w:t>BACK · Card 0</w:t>
-            </w:r>
-          </w:p>
-          <w:p>
-            <w:pPr>
-              <w:spacing w:before="0" w:after="0" w:line="240" w:lineRule="auto"/>
-              <w:jc w:val="center"/>
-            </w:pPr>
-            <w:r>
-              <w:rPr>
-                <w:b w:val="0"/>
-                <w:sz w:val="16"/>
-              </w:rPr>
-              <w:t>The method-defined point where the reaction is considered complete, often indicated by color change or instrument response.</w:t>
+              <w:t>BACK | Card 0</w:t>
+            </w:r>
+          </w:p>
+          <w:p>
+            <w:pPr>
+              <w:spacing w:before="0" w:after="0" w:line="240" w:lineRule="auto"/>
+              <w:jc w:val="center"/>
+            </w:pPr>
+            <w:r>
+              <w:rPr>
+                <w:b w:val="0"/>
+                <w:sz w:val="16"/>
+              </w:rPr>
+              <w:t>A method where a reagent is added until an endpoint is reached; the volume used is converted to a concentration/result.</w:t>
             </w:r>
           </w:p>
           <w:p>
@@ -12911,20 +12883,20 @@
                 <w:b/>
                 <w:sz w:val="16"/>
               </w:rPr>
-              <w:t>BACK · Card 0</w:t>
-            </w:r>
-          </w:p>
-          <w:p>
-            <w:pPr>
-              <w:spacing w:before="0" w:after="0" w:line="240" w:lineRule="auto"/>
-              <w:jc w:val="center"/>
-            </w:pPr>
-            <w:r>
-              <w:rPr>
-                <w:b w:val="0"/>
-                <w:sz w:val="16"/>
-              </w:rPr>
-              <w:t>Wrong sample volume, wrong titrant strength, misread endpoint, air bubbles, expired reagent, poor mixing, or wrong units.</w:t>
+              <w:t>BACK | Card 0</w:t>
+            </w:r>
+          </w:p>
+          <w:p>
+            <w:pPr>
+              <w:spacing w:before="0" w:after="0" w:line="240" w:lineRule="auto"/>
+              <w:jc w:val="center"/>
+            </w:pPr>
+            <w:r>
+              <w:rPr>
+                <w:b w:val="0"/>
+                <w:sz w:val="16"/>
+              </w:rPr>
+              <w:t>It measures color intensity from a chemical reaction, visually or by instrument, to estimate concentration.</w:t>
             </w:r>
           </w:p>
           <w:p>
@@ -12976,20 +12948,20 @@
                 <w:b/>
                 <w:sz w:val="16"/>
               </w:rPr>
-              <w:t>BACK · Card 0</w:t>
-            </w:r>
-          </w:p>
-          <w:p>
-            <w:pPr>
-              <w:spacing w:before="0" w:after="0" w:line="240" w:lineRule="auto"/>
-              <w:jc w:val="center"/>
-            </w:pPr>
-            <w:r>
-              <w:rPr>
-                <w:b w:val="0"/>
-                <w:sz w:val="16"/>
-              </w:rPr>
-              <w:t>It measures color intensity from a chemical reaction, visually or by instrument, to estimate concentration.</w:t>
+              <w:t>BACK | Card 0</w:t>
+            </w:r>
+          </w:p>
+          <w:p>
+            <w:pPr>
+              <w:spacing w:before="0" w:after="0" w:line="240" w:lineRule="auto"/>
+              <w:jc w:val="center"/>
+            </w:pPr>
+            <w:r>
+              <w:rPr>
+                <w:b w:val="0"/>
+                <w:sz w:val="16"/>
+              </w:rPr>
+              <w:t>Wrong sample volume, wrong titrant strength, misread endpoint, air bubbles, expired reagent, poor mixing, or wrong units.</w:t>
             </w:r>
           </w:p>
           <w:p>
@@ -13046,20 +13018,20 @@
                 <w:b/>
                 <w:sz w:val="16"/>
               </w:rPr>
-              <w:t>BACK · Card 0</w:t>
-            </w:r>
-          </w:p>
-          <w:p>
-            <w:pPr>
-              <w:spacing w:before="0" w:after="0" w:line="240" w:lineRule="auto"/>
-              <w:jc w:val="center"/>
-            </w:pPr>
-            <w:r>
-              <w:rPr>
-                <w:b w:val="0"/>
-                <w:sz w:val="16"/>
-              </w:rPr>
-              <w:t>Measuring cloudiness/light scatter caused by suspended or precipitated particles.</w:t>
+              <w:t>BACK | Card 0</w:t>
+            </w:r>
+          </w:p>
+          <w:p>
+            <w:pPr>
+              <w:spacing w:before="0" w:after="0" w:line="240" w:lineRule="auto"/>
+              <w:jc w:val="center"/>
+            </w:pPr>
+            <w:r>
+              <w:rPr>
+                <w:b w:val="0"/>
+                <w:sz w:val="16"/>
+              </w:rPr>
+              <w:t>Proper calibration, clean/properly stored probes, stable readings, and appropriate standards.</w:t>
             </w:r>
           </w:p>
           <w:p>
@@ -13111,20 +13083,20 @@
                 <w:b/>
                 <w:sz w:val="16"/>
               </w:rPr>
-              <w:t>BACK · Card 0</w:t>
-            </w:r>
-          </w:p>
-          <w:p>
-            <w:pPr>
-              <w:spacing w:before="0" w:after="0" w:line="240" w:lineRule="auto"/>
-              <w:jc w:val="center"/>
-            </w:pPr>
-            <w:r>
-              <w:rPr>
-                <w:b w:val="0"/>
-                <w:sz w:val="16"/>
-              </w:rPr>
-              <w:t>Proper calibration, clean/properly stored probes, stable readings, and appropriate standards.</w:t>
+              <w:t>BACK | Card 0</w:t>
+            </w:r>
+          </w:p>
+          <w:p>
+            <w:pPr>
+              <w:spacing w:before="0" w:after="0" w:line="240" w:lineRule="auto"/>
+              <w:jc w:val="center"/>
+            </w:pPr>
+            <w:r>
+              <w:rPr>
+                <w:b w:val="0"/>
+                <w:sz w:val="16"/>
+              </w:rPr>
+              <w:t>Measuring cloudiness/light scatter caused by suspended or precipitated particles.</w:t>
             </w:r>
           </w:p>
           <w:p>
@@ -13198,7 +13170,7 @@
                 <w:b/>
                 <w:sz w:val="16"/>
               </w:rPr>
-              <w:t>FRONT · T5 Flash Cards - Lab Procedures and Methods · Card 0</w:t>
+              <w:t>FRONT | T5 Flash Cards - Lab Procedures and Methods | Card 0</w:t>
             </w:r>
           </w:p>
           <w:p>
@@ -13250,7 +13222,7 @@
                 <w:b/>
                 <w:sz w:val="16"/>
               </w:rPr>
-              <w:t>FRONT · T5 Flash Cards - Lab Procedures and Methods · Card 0</w:t>
+              <w:t>FRONT | T5 Flash Cards - Lab Procedures and Methods | Card 0</w:t>
             </w:r>
           </w:p>
           <w:p>
@@ -13307,7 +13279,7 @@
                 <w:b/>
                 <w:sz w:val="16"/>
               </w:rPr>
-              <w:t>FRONT · T5 Flash Cards - Lab Procedures and Methods · Card 0</w:t>
+              <w:t>FRONT | T5 Flash Cards - Lab Procedures and Methods | Card 0</w:t>
             </w:r>
           </w:p>
           <w:p>
@@ -13359,7 +13331,7 @@
                 <w:b/>
                 <w:sz w:val="16"/>
               </w:rPr>
-              <w:t>FRONT · T5 Flash Cards - Lab Procedures and Methods · Card 0</w:t>
+              <w:t>FRONT | T5 Flash Cards - Lab Procedures and Methods | Card 0</w:t>
             </w:r>
           </w:p>
           <w:p>
@@ -13416,7 +13388,7 @@
                 <w:b/>
                 <w:sz w:val="16"/>
               </w:rPr>
-              <w:t>FRONT · T5 Flash Cards - Lab Procedures and Methods · Card 0</w:t>
+              <w:t>FRONT | T5 Flash Cards - Lab Procedures and Methods | Card 0</w:t>
             </w:r>
           </w:p>
           <w:p>
@@ -13468,7 +13440,7 @@
                 <w:b/>
                 <w:sz w:val="16"/>
               </w:rPr>
-              <w:t>FRONT · T5 Flash Cards - Lab Procedures and Methods · Card 0</w:t>
+              <w:t>FRONT | T5 Flash Cards - Lab Procedures and Methods | Card 0</w:t>
             </w:r>
           </w:p>
           <w:p>
@@ -13525,7 +13497,7 @@
                 <w:b/>
                 <w:sz w:val="16"/>
               </w:rPr>
-              <w:t>FRONT · T5 Flash Cards - Cross Connection Control · Card 0</w:t>
+              <w:t>FRONT | T5 Flash Cards - Cross Connection Control | Card 0</w:t>
             </w:r>
           </w:p>
           <w:p>
@@ -13577,7 +13549,7 @@
                 <w:b/>
                 <w:sz w:val="16"/>
               </w:rPr>
-              <w:t>FRONT · T5 Flash Cards - Cross Connection Control · Card 0</w:t>
+              <w:t>FRONT | T5 Flash Cards - Cross Connection Control | Card 0</w:t>
             </w:r>
           </w:p>
           <w:p>
@@ -13651,20 +13623,20 @@
                 <w:b/>
                 <w:sz w:val="16"/>
               </w:rPr>
-              <w:t>BACK · Card 0</w:t>
-            </w:r>
-          </w:p>
-          <w:p>
-            <w:pPr>
-              <w:spacing w:before="0" w:after="0" w:line="240" w:lineRule="auto"/>
-              <w:jc w:val="center"/>
-            </w:pPr>
-            <w:r>
-              <w:rPr>
-                <w:b w:val="0"/>
-                <w:sz w:val="16"/>
-              </w:rPr>
-              <w:t>EDTA titration.</w:t>
+              <w:t>BACK | Card 0</w:t>
+            </w:r>
+          </w:p>
+          <w:p>
+            <w:pPr>
+              <w:spacing w:before="0" w:after="0" w:line="240" w:lineRule="auto"/>
+              <w:jc w:val="center"/>
+            </w:pPr>
+            <w:r>
+              <w:rPr>
+                <w:b w:val="0"/>
+                <w:sz w:val="16"/>
+              </w:rPr>
+              <w:t>Titration, often potentiometric or color-endpoint depending on method.</w:t>
             </w:r>
           </w:p>
           <w:p>
@@ -13716,20 +13688,20 @@
                 <w:b/>
                 <w:sz w:val="16"/>
               </w:rPr>
-              <w:t>BACK · Card 0</w:t>
-            </w:r>
-          </w:p>
-          <w:p>
-            <w:pPr>
-              <w:spacing w:before="0" w:after="0" w:line="240" w:lineRule="auto"/>
-              <w:jc w:val="center"/>
-            </w:pPr>
-            <w:r>
-              <w:rPr>
-                <w:b w:val="0"/>
-                <w:sz w:val="16"/>
-              </w:rPr>
-              <w:t>Titration, often potentiometric or color-endpoint depending on method.</w:t>
+              <w:t>BACK | Card 0</w:t>
+            </w:r>
+          </w:p>
+          <w:p>
+            <w:pPr>
+              <w:spacing w:before="0" w:after="0" w:line="240" w:lineRule="auto"/>
+              <w:jc w:val="center"/>
+            </w:pPr>
+            <w:r>
+              <w:rPr>
+                <w:b w:val="0"/>
+                <w:sz w:val="16"/>
+              </w:rPr>
+              <w:t>EDTA titration.</w:t>
             </w:r>
           </w:p>
           <w:p>
@@ -13786,20 +13758,20 @@
                 <w:b/>
                 <w:sz w:val="16"/>
               </w:rPr>
-              <w:t>BACK · Card 0</w:t>
-            </w:r>
-          </w:p>
-          <w:p>
-            <w:pPr>
-              <w:spacing w:before="0" w:after="0" w:line="240" w:lineRule="auto"/>
-              <w:jc w:val="center"/>
-            </w:pPr>
-            <w:r>
-              <w:rPr>
-                <w:b w:val="0"/>
-                <w:sz w:val="16"/>
-              </w:rPr>
-              <w:t>DPD colorimetric methods and amperometric titration are common method families; compliance use depends on approved method/context.</w:t>
+              <w:t>BACK | Card 0</w:t>
+            </w:r>
+          </w:p>
+          <w:p>
+            <w:pPr>
+              <w:spacing w:before="0" w:after="0" w:line="240" w:lineRule="auto"/>
+              <w:jc w:val="center"/>
+            </w:pPr>
+            <w:r>
+              <w:rPr>
+                <w:b w:val="0"/>
+                <w:sz w:val="16"/>
+              </w:rPr>
+              <w:t>Turbidity.</w:t>
             </w:r>
           </w:p>
           <w:p>
@@ -13851,20 +13823,20 @@
                 <w:b/>
                 <w:sz w:val="16"/>
               </w:rPr>
-              <w:t>BACK · Card 0</w:t>
-            </w:r>
-          </w:p>
-          <w:p>
-            <w:pPr>
-              <w:spacing w:before="0" w:after="0" w:line="240" w:lineRule="auto"/>
-              <w:jc w:val="center"/>
-            </w:pPr>
-            <w:r>
-              <w:rPr>
-                <w:b w:val="0"/>
-                <w:sz w:val="16"/>
-              </w:rPr>
-              <w:t>Turbidity.</w:t>
+              <w:t>BACK | Card 0</w:t>
+            </w:r>
+          </w:p>
+          <w:p>
+            <w:pPr>
+              <w:spacing w:before="0" w:after="0" w:line="240" w:lineRule="auto"/>
+              <w:jc w:val="center"/>
+            </w:pPr>
+            <w:r>
+              <w:rPr>
+                <w:b w:val="0"/>
+                <w:sz w:val="16"/>
+              </w:rPr>
+              <w:t>DPD colorimetric methods and amperometric titration are common method families; compliance use depends on approved method/context.</w:t>
             </w:r>
           </w:p>
           <w:p>
@@ -13921,20 +13893,20 @@
                 <w:b/>
                 <w:sz w:val="16"/>
               </w:rPr>
-              <w:t>BACK · Card 0</w:t>
-            </w:r>
-          </w:p>
-          <w:p>
-            <w:pPr>
-              <w:spacing w:before="0" w:after="0" w:line="240" w:lineRule="auto"/>
-              <w:jc w:val="center"/>
-            </w:pPr>
-            <w:r>
-              <w:rPr>
-                <w:b w:val="0"/>
-                <w:sz w:val="16"/>
-              </w:rPr>
-              <w:t>No. They are operator study aids only. Always follow approved methods, site SOPs, SDS, permits, and regulatory requirements.</w:t>
+              <w:t>BACK | Card 0</w:t>
+            </w:r>
+          </w:p>
+          <w:p>
+            <w:pPr>
+              <w:spacing w:before="0" w:after="0" w:line="240" w:lineRule="auto"/>
+              <w:jc w:val="center"/>
+            </w:pPr>
+            <w:r>
+              <w:rPr>
+                <w:b w:val="0"/>
+                <w:sz w:val="16"/>
+              </w:rPr>
+              <w:t>Operators must understand sampling, preservation, result meaning, invalidation risks, reporting urgency, and operational response.</w:t>
             </w:r>
           </w:p>
           <w:p>
@@ -13986,20 +13958,20 @@
                 <w:b/>
                 <w:sz w:val="16"/>
               </w:rPr>
-              <w:t>BACK · Card 0</w:t>
-            </w:r>
-          </w:p>
-          <w:p>
-            <w:pPr>
-              <w:spacing w:before="0" w:after="0" w:line="240" w:lineRule="auto"/>
-              <w:jc w:val="center"/>
-            </w:pPr>
-            <w:r>
-              <w:rPr>
-                <w:b w:val="0"/>
-                <w:sz w:val="16"/>
-              </w:rPr>
-              <w:t>Operators must understand sampling, preservation, result meaning, invalidation risks, reporting urgency, and operational response.</w:t>
+              <w:t>BACK | Card 0</w:t>
+            </w:r>
+          </w:p>
+          <w:p>
+            <w:pPr>
+              <w:spacing w:before="0" w:after="0" w:line="240" w:lineRule="auto"/>
+              <w:jc w:val="center"/>
+            </w:pPr>
+            <w:r>
+              <w:rPr>
+                <w:b w:val="0"/>
+                <w:sz w:val="16"/>
+              </w:rPr>
+              <w:t>No. They are operator study aids only. Always follow approved methods, site SOPs, SDS, permits, and regulatory requirements.</w:t>
             </w:r>
           </w:p>
           <w:p>
@@ -14056,20 +14028,20 @@
                 <w:b/>
                 <w:sz w:val="16"/>
               </w:rPr>
-              <w:t>BACK · Card 0</w:t>
-            </w:r>
-          </w:p>
-          <w:p>
-            <w:pPr>
-              <w:spacing w:before="0" w:after="0" w:line="240" w:lineRule="auto"/>
-              <w:jc w:val="center"/>
-            </w:pPr>
-            <w:r>
-              <w:rPr>
-                <w:b w:val="0"/>
-                <w:sz w:val="16"/>
-              </w:rPr>
-              <w:t>A physical or potential connection between potable water and a source of unknown or lesser quality.</w:t>
+              <w:t>BACK | Card 0</w:t>
+            </w:r>
+          </w:p>
+          <w:p>
+            <w:pPr>
+              <w:spacing w:before="0" w:after="0" w:line="240" w:lineRule="auto"/>
+              <w:jc w:val="center"/>
+            </w:pPr>
+            <w:r>
+              <w:rPr>
+                <w:b w:val="0"/>
+                <w:sz w:val="16"/>
+              </w:rPr>
+              <w:t>Unwanted reverse flow into the potable water system.</w:t>
             </w:r>
           </w:p>
           <w:p>
@@ -14121,20 +14093,20 @@
                 <w:b/>
                 <w:sz w:val="16"/>
               </w:rPr>
-              <w:t>BACK · Card 0</w:t>
-            </w:r>
-          </w:p>
-          <w:p>
-            <w:pPr>
-              <w:spacing w:before="0" w:after="0" w:line="240" w:lineRule="auto"/>
-              <w:jc w:val="center"/>
-            </w:pPr>
-            <w:r>
-              <w:rPr>
-                <w:b w:val="0"/>
-                <w:sz w:val="16"/>
-              </w:rPr>
-              <w:t>Unwanted reverse flow into the potable water system.</w:t>
+              <w:t>BACK | Card 0</w:t>
+            </w:r>
+          </w:p>
+          <w:p>
+            <w:pPr>
+              <w:spacing w:before="0" w:after="0" w:line="240" w:lineRule="auto"/>
+              <w:jc w:val="center"/>
+            </w:pPr>
+            <w:r>
+              <w:rPr>
+                <w:b w:val="0"/>
+                <w:sz w:val="16"/>
+              </w:rPr>
+              <w:t>A physical or potential connection between potable water and a source of unknown or lesser quality.</w:t>
             </w:r>
           </w:p>
           <w:p>
@@ -14208,7 +14180,7 @@
                 <w:b/>
                 <w:sz w:val="16"/>
               </w:rPr>
-              <w:t>FRONT · T5 Flash Cards - Cross Connection Control · Card 0</w:t>
+              <w:t>FRONT | T5 Flash Cards - Cross Connection Control | Card 0</w:t>
             </w:r>
           </w:p>
           <w:p>
@@ -14260,7 +14232,7 @@
                 <w:b/>
                 <w:sz w:val="16"/>
               </w:rPr>
-              <w:t>FRONT · T5 Flash Cards - Cross Connection Control · Card 0</w:t>
+              <w:t>FRONT | T5 Flash Cards - Cross Connection Control | Card 0</w:t>
             </w:r>
           </w:p>
           <w:p>
@@ -14317,7 +14289,7 @@
                 <w:b/>
                 <w:sz w:val="16"/>
               </w:rPr>
-              <w:t>FRONT · T5 Flash Cards - Cross Connection Control · Card 0</w:t>
+              <w:t>FRONT | T5 Flash Cards - Cross Connection Control | Card 0</w:t>
             </w:r>
           </w:p>
           <w:p>
@@ -14369,7 +14341,7 @@
                 <w:b/>
                 <w:sz w:val="16"/>
               </w:rPr>
-              <w:t>FRONT · T5 Flash Cards - Cross Connection Control · Card 0</w:t>
+              <w:t>FRONT | T5 Flash Cards - Cross Connection Control | Card 0</w:t>
             </w:r>
           </w:p>
           <w:p>
@@ -14426,7 +14398,7 @@
                 <w:b/>
                 <w:sz w:val="16"/>
               </w:rPr>
-              <w:t>FRONT · T5 Flash Cards - Cross Connection Control · Card 0</w:t>
+              <w:t>FRONT | T5 Flash Cards - Cross Connection Control | Card 0</w:t>
             </w:r>
           </w:p>
           <w:p>
@@ -14478,7 +14450,7 @@
                 <w:b/>
                 <w:sz w:val="16"/>
               </w:rPr>
-              <w:t>FRONT · T5 Flash Cards - Cross Connection Control · Card 0</w:t>
+              <w:t>FRONT | T5 Flash Cards - Cross Connection Control | Card 0</w:t>
             </w:r>
           </w:p>
           <w:p>
@@ -14535,7 +14507,7 @@
                 <w:b/>
                 <w:sz w:val="16"/>
               </w:rPr>
-              <w:t>FRONT · T5 Flash Cards - Cross Connection Control · Card 0</w:t>
+              <w:t>FRONT | T5 Flash Cards - Cross Connection Control | Card 0</w:t>
             </w:r>
           </w:p>
           <w:p>
@@ -14587,7 +14559,7 @@
                 <w:b/>
                 <w:sz w:val="16"/>
               </w:rPr>
-              <w:t>FRONT · T5 Flash Cards - Cross Connection Control · Card 0</w:t>
+              <w:t>FRONT | T5 Flash Cards - Cross Connection Control | Card 0</w:t>
             </w:r>
           </w:p>
           <w:p>
@@ -14661,20 +14633,20 @@
                 <w:b/>
                 <w:sz w:val="16"/>
               </w:rPr>
-              <w:t>BACK · Card 0</w:t>
-            </w:r>
-          </w:p>
-          <w:p>
-            <w:pPr>
-              <w:spacing w:before="0" w:after="0" w:line="240" w:lineRule="auto"/>
-              <w:jc w:val="center"/>
-            </w:pPr>
-            <w:r>
-              <w:rPr>
-                <w:b w:val="0"/>
-                <w:sz w:val="16"/>
-              </w:rPr>
-              <w:t>Reverse flow caused by reduced supply pressure.</w:t>
+              <w:t>BACK | Card 0</w:t>
+            </w:r>
+          </w:p>
+          <w:p>
+            <w:pPr>
+              <w:spacing w:before="0" w:after="0" w:line="240" w:lineRule="auto"/>
+              <w:jc w:val="center"/>
+            </w:pPr>
+            <w:r>
+              <w:rPr>
+                <w:b w:val="0"/>
+                <w:sz w:val="16"/>
+              </w:rPr>
+              <w:t>Reverse flow caused by downstream pressure greater than supply pressure.</w:t>
             </w:r>
           </w:p>
           <w:p>
@@ -14726,20 +14698,20 @@
                 <w:b/>
                 <w:sz w:val="16"/>
               </w:rPr>
-              <w:t>BACK · Card 0</w:t>
-            </w:r>
-          </w:p>
-          <w:p>
-            <w:pPr>
-              <w:spacing w:before="0" w:after="0" w:line="240" w:lineRule="auto"/>
-              <w:jc w:val="center"/>
-            </w:pPr>
-            <w:r>
-              <w:rPr>
-                <w:b w:val="0"/>
-                <w:sz w:val="16"/>
-              </w:rPr>
-              <w:t>Reverse flow caused by downstream pressure greater than supply pressure.</w:t>
+              <w:t>BACK | Card 0</w:t>
+            </w:r>
+          </w:p>
+          <w:p>
+            <w:pPr>
+              <w:spacing w:before="0" w:after="0" w:line="240" w:lineRule="auto"/>
+              <w:jc w:val="center"/>
+            </w:pPr>
+            <w:r>
+              <w:rPr>
+                <w:b w:val="0"/>
+                <w:sz w:val="16"/>
+              </w:rPr>
+              <w:t>Reverse flow caused by reduced supply pressure.</w:t>
             </w:r>
           </w:p>
           <w:p>
@@ -14796,20 +14768,20 @@
                 <w:b/>
                 <w:sz w:val="16"/>
               </w:rPr>
-              <w:t>BACK · Card 0</w:t>
-            </w:r>
-          </w:p>
-          <w:p>
-            <w:pPr>
-              <w:spacing w:before="0" w:after="0" w:line="240" w:lineRule="auto"/>
-              <w:jc w:val="center"/>
-            </w:pPr>
-            <w:r>
-              <w:rPr>
-                <w:b w:val="0"/>
-                <w:sz w:val="16"/>
-              </w:rPr>
-              <w:t>Hazard level, backflow condition, local program rules, approved lists, and installation constraints.</w:t>
+              <w:t>BACK | Card 0</w:t>
+            </w:r>
+          </w:p>
+          <w:p>
+            <w:pPr>
+              <w:spacing w:before="0" w:after="0" w:line="240" w:lineRule="auto"/>
+              <w:jc w:val="center"/>
+            </w:pPr>
+            <w:r>
+              <w:rPr>
+                <w:b w:val="0"/>
+                <w:sz w:val="16"/>
+              </w:rPr>
+              <w:t>Protection at the service connection to protect the public water system.</w:t>
             </w:r>
           </w:p>
           <w:p>
@@ -14861,20 +14833,20 @@
                 <w:b/>
                 <w:sz w:val="16"/>
               </w:rPr>
-              <w:t>BACK · Card 0</w:t>
-            </w:r>
-          </w:p>
-          <w:p>
-            <w:pPr>
-              <w:spacing w:before="0" w:after="0" w:line="240" w:lineRule="auto"/>
-              <w:jc w:val="center"/>
-            </w:pPr>
-            <w:r>
-              <w:rPr>
-                <w:b w:val="0"/>
-                <w:sz w:val="16"/>
-              </w:rPr>
-              <w:t>Protection at the service connection to protect the public water system.</w:t>
+              <w:t>BACK | Card 0</w:t>
+            </w:r>
+          </w:p>
+          <w:p>
+            <w:pPr>
+              <w:spacing w:before="0" w:after="0" w:line="240" w:lineRule="auto"/>
+              <w:jc w:val="center"/>
+            </w:pPr>
+            <w:r>
+              <w:rPr>
+                <w:b w:val="0"/>
+                <w:sz w:val="16"/>
+              </w:rPr>
+              <w:t>Hazard level, backflow condition, local program rules, approved lists, and installation constraints.</w:t>
             </w:r>
           </w:p>
           <w:p>
@@ -14931,20 +14903,20 @@
                 <w:b/>
                 <w:sz w:val="16"/>
               </w:rPr>
-              <w:t>BACK · Card 0</w:t>
-            </w:r>
-          </w:p>
-          <w:p>
-            <w:pPr>
-              <w:spacing w:before="0" w:after="0" w:line="240" w:lineRule="auto"/>
-              <w:jc w:val="center"/>
-            </w:pPr>
-            <w:r>
-              <w:rPr>
-                <w:b w:val="0"/>
-                <w:sz w:val="16"/>
-              </w:rPr>
-              <w:t>Protection at or near the hazard inside the facility.</w:t>
+              <w:t>BACK | Card 0</w:t>
+            </w:r>
+          </w:p>
+          <w:p>
+            <w:pPr>
+              <w:spacing w:before="0" w:after="0" w:line="240" w:lineRule="auto"/>
+              <w:jc w:val="center"/>
+            </w:pPr>
+            <w:r>
+              <w:rPr>
+                <w:b w:val="0"/>
+                <w:sz w:val="16"/>
+              </w:rPr>
+              <w:t>A properly installed air gap.</w:t>
             </w:r>
           </w:p>
           <w:p>
@@ -14996,20 +14968,20 @@
                 <w:b/>
                 <w:sz w:val="16"/>
               </w:rPr>
-              <w:t>BACK · Card 0</w:t>
-            </w:r>
-          </w:p>
-          <w:p>
-            <w:pPr>
-              <w:spacing w:before="0" w:after="0" w:line="240" w:lineRule="auto"/>
-              <w:jc w:val="center"/>
-            </w:pPr>
-            <w:r>
-              <w:rPr>
-                <w:b w:val="0"/>
-                <w:sz w:val="16"/>
-              </w:rPr>
-              <w:t>A properly installed air gap.</w:t>
+              <w:t>BACK | Card 0</w:t>
+            </w:r>
+          </w:p>
+          <w:p>
+            <w:pPr>
+              <w:spacing w:before="0" w:after="0" w:line="240" w:lineRule="auto"/>
+              <w:jc w:val="center"/>
+            </w:pPr>
+            <w:r>
+              <w:rPr>
+                <w:b w:val="0"/>
+                <w:sz w:val="16"/>
+              </w:rPr>
+              <w:t>Protection at or near the hazard inside the facility.</w:t>
             </w:r>
           </w:p>
           <w:p>
@@ -15066,20 +15038,20 @@
                 <w:b/>
                 <w:sz w:val="16"/>
               </w:rPr>
-              <w:t>BACK · Card 0</w:t>
-            </w:r>
-          </w:p>
-          <w:p>
-            <w:pPr>
-              <w:spacing w:before="0" w:after="0" w:line="240" w:lineRule="auto"/>
-              <w:jc w:val="center"/>
-            </w:pPr>
-            <w:r>
-              <w:rPr>
-                <w:b w:val="0"/>
-                <w:sz w:val="16"/>
-              </w:rPr>
-              <w:t>Reduced-pressure principle assembly.</w:t>
+              <w:t>BACK | Card 0</w:t>
+            </w:r>
+          </w:p>
+          <w:p>
+            <w:pPr>
+              <w:spacing w:before="0" w:after="0" w:line="240" w:lineRule="auto"/>
+              <w:jc w:val="center"/>
+            </w:pPr>
+            <w:r>
+              <w:rPr>
+                <w:b w:val="0"/>
+                <w:sz w:val="16"/>
+              </w:rPr>
+              <w:t>Double check valve assembly.</w:t>
             </w:r>
           </w:p>
           <w:p>
@@ -15131,20 +15103,20 @@
                 <w:b/>
                 <w:sz w:val="16"/>
               </w:rPr>
-              <w:t>BACK · Card 0</w:t>
-            </w:r>
-          </w:p>
-          <w:p>
-            <w:pPr>
-              <w:spacing w:before="0" w:after="0" w:line="240" w:lineRule="auto"/>
-              <w:jc w:val="center"/>
-            </w:pPr>
-            <w:r>
-              <w:rPr>
-                <w:b w:val="0"/>
-                <w:sz w:val="16"/>
-              </w:rPr>
-              <w:t>Double check valve assembly.</w:t>
+              <w:t>BACK | Card 0</w:t>
+            </w:r>
+          </w:p>
+          <w:p>
+            <w:pPr>
+              <w:spacing w:before="0" w:after="0" w:line="240" w:lineRule="auto"/>
+              <w:jc w:val="center"/>
+            </w:pPr>
+            <w:r>
+              <w:rPr>
+                <w:b w:val="0"/>
+                <w:sz w:val="16"/>
+              </w:rPr>
+              <w:t>Reduced-pressure principle assembly.</w:t>
             </w:r>
           </w:p>
           <w:p>
@@ -15218,7 +15190,7 @@
                 <w:b/>
                 <w:sz w:val="16"/>
               </w:rPr>
-              <w:t>FRONT · T5 Flash Cards - Cross Connection Control · Card 0</w:t>
+              <w:t>FRONT | T5 Flash Cards - Cross Connection Control | Card 0</w:t>
             </w:r>
           </w:p>
           <w:p>
@@ -15270,7 +15242,7 @@
                 <w:b/>
                 <w:sz w:val="16"/>
               </w:rPr>
-              <w:t>FRONT · T5 Flash Cards - Cross Connection Control · Card 0</w:t>
+              <w:t>FRONT | T5 Flash Cards - Cross Connection Control | Card 0</w:t>
             </w:r>
           </w:p>
           <w:p>
@@ -15327,7 +15299,7 @@
                 <w:b/>
                 <w:sz w:val="16"/>
               </w:rPr>
-              <w:t>FRONT · T5 Flash Cards - Cross Connection Control · Card 0</w:t>
+              <w:t>FRONT | T5 Flash Cards - Cross Connection Control | Card 0</w:t>
             </w:r>
           </w:p>
           <w:p>
@@ -15379,7 +15351,7 @@
                 <w:b/>
                 <w:sz w:val="16"/>
               </w:rPr>
-              <w:t>FRONT · T5 Flash Cards - Cross Connection Control · Card 0</w:t>
+              <w:t>FRONT | T5 Flash Cards - Cross Connection Control | Card 0</w:t>
             </w:r>
           </w:p>
           <w:p>
@@ -15436,7 +15408,7 @@
                 <w:b/>
                 <w:sz w:val="16"/>
               </w:rPr>
-              <w:t>FRONT · T5 Flash Cards - Cross Connection Control · Card 0</w:t>
+              <w:t>FRONT | T5 Flash Cards - Cross Connection Control | Card 0</w:t>
             </w:r>
           </w:p>
           <w:p>
@@ -15488,7 +15460,7 @@
                 <w:b/>
                 <w:sz w:val="16"/>
               </w:rPr>
-              <w:t>FRONT · T5 Flash Cards - Cross Connection Control · Card 0</w:t>
+              <w:t>FRONT | T5 Flash Cards - Cross Connection Control | Card 0</w:t>
             </w:r>
           </w:p>
           <w:p>
@@ -15545,7 +15517,7 @@
                 <w:b/>
                 <w:sz w:val="16"/>
               </w:rPr>
-              <w:t>FRONT · T5 Flash Cards - Cross Connection Control · Card 0</w:t>
+              <w:t>FRONT | T5 Flash Cards - Cross Connection Control | Card 0</w:t>
             </w:r>
           </w:p>
           <w:p>
@@ -15597,7 +15569,7 @@
                 <w:b/>
                 <w:sz w:val="16"/>
               </w:rPr>
-              <w:t>FRONT · T5 Flash Cards - Cross Connection Control · Card 0</w:t>
+              <w:t>FRONT | T5 Flash Cards - Cross Connection Control | Card 0</w:t>
             </w:r>
           </w:p>
           <w:p>
@@ -15671,20 +15643,20 @@
                 <w:b/>
                 <w:sz w:val="16"/>
               </w:rPr>
-              <w:t>BACK · Card 0</w:t>
-            </w:r>
-          </w:p>
-          <w:p>
-            <w:pPr>
-              <w:spacing w:before="0" w:after="0" w:line="240" w:lineRule="auto"/>
-              <w:jc w:val="center"/>
-            </w:pPr>
-            <w:r>
-              <w:rPr>
-                <w:b w:val="0"/>
-                <w:sz w:val="16"/>
-              </w:rPr>
-              <w:t>Backsiphonage only, not backpressure.</w:t>
+              <w:t>BACK | Card 0</w:t>
+            </w:r>
+          </w:p>
+          <w:p>
+            <w:pPr>
+              <w:spacing w:before="0" w:after="0" w:line="240" w:lineRule="auto"/>
+              <w:jc w:val="center"/>
+            </w:pPr>
+            <w:r>
+              <w:rPr>
+                <w:b w:val="0"/>
+                <w:sz w:val="16"/>
+              </w:rPr>
+              <w:t>Backsiphonage only, usually point-of-use and not continuous pressure.</w:t>
             </w:r>
           </w:p>
           <w:p>
@@ -15736,20 +15708,20 @@
                 <w:b/>
                 <w:sz w:val="16"/>
               </w:rPr>
-              <w:t>BACK · Card 0</w:t>
-            </w:r>
-          </w:p>
-          <w:p>
-            <w:pPr>
-              <w:spacing w:before="0" w:after="0" w:line="240" w:lineRule="auto"/>
-              <w:jc w:val="center"/>
-            </w:pPr>
-            <w:r>
-              <w:rPr>
-                <w:b w:val="0"/>
-                <w:sz w:val="16"/>
-              </w:rPr>
-              <w:t>Backsiphonage only, usually point-of-use and not continuous pressure.</w:t>
+              <w:t>BACK | Card 0</w:t>
+            </w:r>
+          </w:p>
+          <w:p>
+            <w:pPr>
+              <w:spacing w:before="0" w:after="0" w:line="240" w:lineRule="auto"/>
+              <w:jc w:val="center"/>
+            </w:pPr>
+            <w:r>
+              <w:rPr>
+                <w:b w:val="0"/>
+                <w:sz w:val="16"/>
+              </w:rPr>
+              <w:t>Backsiphonage only, not backpressure.</w:t>
             </w:r>
           </w:p>
           <w:p>
@@ -15806,20 +15778,20 @@
                 <w:b/>
                 <w:sz w:val="16"/>
               </w:rPr>
-              <w:t>BACK · Card 0</w:t>
-            </w:r>
-          </w:p>
-          <w:p>
-            <w:pPr>
-              <w:spacing w:before="0" w:after="0" w:line="240" w:lineRule="auto"/>
-              <w:jc w:val="center"/>
-            </w:pPr>
-            <w:r>
-              <w:rPr>
-                <w:b w:val="0"/>
-                <w:sz w:val="16"/>
-              </w:rPr>
-              <w:t>No. A dual check is not equivalent to a testable double check valve assembly.</w:t>
+              <w:t>BACK | Card 0</w:t>
+            </w:r>
+          </w:p>
+          <w:p>
+            <w:pPr>
+              <w:spacing w:before="0" w:after="0" w:line="240" w:lineRule="auto"/>
+              <w:jc w:val="center"/>
+            </w:pPr>
+            <w:r>
+              <w:rPr>
+                <w:b w:val="0"/>
+                <w:sz w:val="16"/>
+              </w:rPr>
+              <w:t>Two independently operating check valves, two shutoff valves, and four properly placed test cocks.</w:t>
             </w:r>
           </w:p>
           <w:p>
@@ -15871,20 +15843,20 @@
                 <w:b/>
                 <w:sz w:val="16"/>
               </w:rPr>
-              <w:t>BACK · Card 0</w:t>
-            </w:r>
-          </w:p>
-          <w:p>
-            <w:pPr>
-              <w:spacing w:before="0" w:after="0" w:line="240" w:lineRule="auto"/>
-              <w:jc w:val="center"/>
-            </w:pPr>
-            <w:r>
-              <w:rPr>
-                <w:b w:val="0"/>
-                <w:sz w:val="16"/>
-              </w:rPr>
-              <w:t>Two independently operating check valves, two shutoff valves, and four properly placed test cocks.</w:t>
+              <w:t>BACK | Card 0</w:t>
+            </w:r>
+          </w:p>
+          <w:p>
+            <w:pPr>
+              <w:spacing w:before="0" w:after="0" w:line="240" w:lineRule="auto"/>
+              <w:jc w:val="center"/>
+            </w:pPr>
+            <w:r>
+              <w:rPr>
+                <w:b w:val="0"/>
+                <w:sz w:val="16"/>
+              </w:rPr>
+              <w:t>No. A dual check is not equivalent to a testable double check valve assembly.</w:t>
             </w:r>
           </w:p>
           <w:p>
@@ -15941,20 +15913,20 @@
                 <w:b/>
                 <w:sz w:val="16"/>
               </w:rPr>
-              <w:t>BACK · Card 0</w:t>
-            </w:r>
-          </w:p>
-          <w:p>
-            <w:pPr>
-              <w:spacing w:before="0" w:after="0" w:line="240" w:lineRule="auto"/>
-              <w:jc w:val="center"/>
-            </w:pPr>
-            <w:r>
-              <w:rPr>
-                <w:b w:val="0"/>
-                <w:sz w:val="16"/>
-              </w:rPr>
-              <w:t>ANSI/AWWA C510.</w:t>
+              <w:t>BACK | Card 0</w:t>
+            </w:r>
+          </w:p>
+          <w:p>
+            <w:pPr>
+              <w:spacing w:before="0" w:after="0" w:line="240" w:lineRule="auto"/>
+              <w:jc w:val="center"/>
+            </w:pPr>
+            <w:r>
+              <w:rPr>
+                <w:b w:val="0"/>
+                <w:sz w:val="16"/>
+              </w:rPr>
+              <w:t>No. AWWA standards describe minimum requirements and do not constitute product endorsement, testing, certification, or approval.</w:t>
             </w:r>
           </w:p>
           <w:p>
@@ -16006,20 +15978,20 @@
                 <w:b/>
                 <w:sz w:val="16"/>
               </w:rPr>
-              <w:t>BACK · Card 0</w:t>
-            </w:r>
-          </w:p>
-          <w:p>
-            <w:pPr>
-              <w:spacing w:before="0" w:after="0" w:line="240" w:lineRule="auto"/>
-              <w:jc w:val="center"/>
-            </w:pPr>
-            <w:r>
-              <w:rPr>
-                <w:b w:val="0"/>
-                <w:sz w:val="16"/>
-              </w:rPr>
-              <w:t>No. AWWA standards describe minimum requirements and do not constitute product endorsement, testing, certification, or approval.</w:t>
+              <w:t>BACK | Card 0</w:t>
+            </w:r>
+          </w:p>
+          <w:p>
+            <w:pPr>
+              <w:spacing w:before="0" w:after="0" w:line="240" w:lineRule="auto"/>
+              <w:jc w:val="center"/>
+            </w:pPr>
+            <w:r>
+              <w:rPr>
+                <w:b w:val="0"/>
+                <w:sz w:val="16"/>
+              </w:rPr>
+              <w:t>ANSI/AWWA C510.</w:t>
             </w:r>
           </w:p>
           <w:p>
@@ -16076,20 +16048,20 @@
                 <w:b/>
                 <w:sz w:val="16"/>
               </w:rPr>
-              <w:t>BACK · Card 0</w:t>
-            </w:r>
-          </w:p>
-          <w:p>
-            <w:pPr>
-              <w:spacing w:before="0" w:after="0" w:line="240" w:lineRule="auto"/>
-              <w:jc w:val="center"/>
-            </w:pPr>
-            <w:r>
-              <w:rPr>
-                <w:b w:val="0"/>
-                <w:sz w:val="16"/>
-              </w:rPr>
-              <w:t>They allow field testing of the assembly.</w:t>
+              <w:t>BACK | Card 0</w:t>
+            </w:r>
+          </w:p>
+          <w:p>
+            <w:pPr>
+              <w:spacing w:before="0" w:after="0" w:line="240" w:lineRule="auto"/>
+              <w:jc w:val="center"/>
+            </w:pPr>
+            <w:r>
+              <w:rPr>
+                <w:b w:val="0"/>
+                <w:sz w:val="16"/>
+              </w:rPr>
+              <w:t>The required direction of flow through the assembly.</w:t>
             </w:r>
           </w:p>
           <w:p>
@@ -16141,20 +16113,20 @@
                 <w:b/>
                 <w:sz w:val="16"/>
               </w:rPr>
-              <w:t>BACK · Card 0</w:t>
-            </w:r>
-          </w:p>
-          <w:p>
-            <w:pPr>
-              <w:spacing w:before="0" w:after="0" w:line="240" w:lineRule="auto"/>
-              <w:jc w:val="center"/>
-            </w:pPr>
-            <w:r>
-              <w:rPr>
-                <w:b w:val="0"/>
-                <w:sz w:val="16"/>
-              </w:rPr>
-              <w:t>The required direction of flow through the assembly.</w:t>
+              <w:t>BACK | Card 0</w:t>
+            </w:r>
+          </w:p>
+          <w:p>
+            <w:pPr>
+              <w:spacing w:before="0" w:after="0" w:line="240" w:lineRule="auto"/>
+              <w:jc w:val="center"/>
+            </w:pPr>
+            <w:r>
+              <w:rPr>
+                <w:b w:val="0"/>
+                <w:sz w:val="16"/>
+              </w:rPr>
+              <w:t>They allow field testing of the assembly.</w:t>
             </w:r>
           </w:p>
           <w:p>
@@ -16228,7 +16200,7 @@
                 <w:b/>
                 <w:sz w:val="16"/>
               </w:rPr>
-              <w:t>FRONT · T5 Flash Cards - Cross Connection Control · Card 0</w:t>
+              <w:t>FRONT | T5 Flash Cards - Cross Connection Control | Card 0</w:t>
             </w:r>
           </w:p>
           <w:p>
@@ -16280,7 +16252,7 @@
                 <w:b/>
                 <w:sz w:val="16"/>
               </w:rPr>
-              <w:t>FRONT · T5 Flash Cards - Cross Connection Control · Card 0</w:t>
+              <w:t>FRONT | T5 Flash Cards - Cross Connection Control | Card 0</w:t>
             </w:r>
           </w:p>
           <w:p>
@@ -16337,7 +16309,7 @@
                 <w:b/>
                 <w:sz w:val="16"/>
               </w:rPr>
-              <w:t>FRONT · T5 Flash Cards - Cross Connection Control · Card 0</w:t>
+              <w:t>FRONT | T5 Flash Cards - Cross Connection Control | Card 0</w:t>
             </w:r>
           </w:p>
           <w:p>
@@ -16389,7 +16361,7 @@
                 <w:b/>
                 <w:sz w:val="16"/>
               </w:rPr>
-              <w:t>FRONT · T5 Flash Cards - Cross Connection Control · Card 0</w:t>
+              <w:t>FRONT | T5 Flash Cards - Cross Connection Control | Card 0</w:t>
             </w:r>
           </w:p>
           <w:p>
@@ -16446,7 +16418,7 @@
                 <w:b/>
                 <w:sz w:val="16"/>
               </w:rPr>
-              <w:t>FRONT · T5 Flash Cards - Cross Connection Control · Card 0</w:t>
+              <w:t>FRONT | T5 Flash Cards - Cross Connection Control | Card 0</w:t>
             </w:r>
           </w:p>
           <w:p>
@@ -16498,7 +16470,7 @@
                 <w:b/>
                 <w:sz w:val="16"/>
               </w:rPr>
-              <w:t>FRONT · T5 Flash Cards - Distribution Source Hydrants and Disinfection · Card 0</w:t>
+              <w:t>FRONT | T5 Flash Cards - Distribution Source Hydrants and Disinfection | Card 0</w:t>
             </w:r>
           </w:p>
           <w:p>
@@ -16555,7 +16527,7 @@
                 <w:b/>
                 <w:sz w:val="16"/>
               </w:rPr>
-              <w:t>FRONT · T5 Flash Cards - Distribution Source Hydrants and Disinfection · Card 0</w:t>
+              <w:t>FRONT | T5 Flash Cards - Distribution Source Hydrants and Disinfection | Card 0</w:t>
             </w:r>
           </w:p>
           <w:p>
@@ -16607,7 +16579,7 @@
                 <w:b/>
                 <w:sz w:val="16"/>
               </w:rPr>
-              <w:t>FRONT · T5 Flash Cards - Distribution Source Hydrants and Disinfection · Card 0</w:t>
+              <w:t>FRONT | T5 Flash Cards - Distribution Source Hydrants and Disinfection | Card 0</w:t>
             </w:r>
           </w:p>
           <w:p>
@@ -16681,20 +16653,20 @@
                 <w:b/>
                 <w:sz w:val="16"/>
               </w:rPr>
-              <w:t>BACK · Card 0</w:t>
-            </w:r>
-          </w:p>
-          <w:p>
-            <w:pPr>
-              <w:spacing w:before="0" w:after="0" w:line="240" w:lineRule="auto"/>
-              <w:jc w:val="center"/>
-            </w:pPr>
-            <w:r>
-              <w:rPr>
-                <w:b w:val="0"/>
-                <w:sz w:val="16"/>
-              </w:rPr>
-              <w:t>They must be testable, repairable, and maintainable.</w:t>
+              <w:t>BACK | Card 0</w:t>
+            </w:r>
+          </w:p>
+          <w:p>
+            <w:pPr>
+              <w:spacing w:before="0" w:after="0" w:line="240" w:lineRule="auto"/>
+              <w:jc w:val="center"/>
+            </w:pPr>
+            <w:r>
+              <w:rPr>
+                <w:b w:val="0"/>
+                <w:sz w:val="16"/>
+              </w:rPr>
+              <w:t>RP assemblies may discharge through the relief valve, so drainage and location must be planned.</w:t>
             </w:r>
           </w:p>
           <w:p>
@@ -16746,20 +16718,20 @@
                 <w:b/>
                 <w:sz w:val="16"/>
               </w:rPr>
-              <w:t>BACK · Card 0</w:t>
-            </w:r>
-          </w:p>
-          <w:p>
-            <w:pPr>
-              <w:spacing w:before="0" w:after="0" w:line="240" w:lineRule="auto"/>
-              <w:jc w:val="center"/>
-            </w:pPr>
-            <w:r>
-              <w:rPr>
-                <w:b w:val="0"/>
-                <w:sz w:val="16"/>
-              </w:rPr>
-              <w:t>RP assemblies may discharge through the relief valve, so drainage and location must be planned.</w:t>
+              <w:t>BACK | Card 0</w:t>
+            </w:r>
+          </w:p>
+          <w:p>
+            <w:pPr>
+              <w:spacing w:before="0" w:after="0" w:line="240" w:lineRule="auto"/>
+              <w:jc w:val="center"/>
+            </w:pPr>
+            <w:r>
+              <w:rPr>
+                <w:b w:val="0"/>
+                <w:sz w:val="16"/>
+              </w:rPr>
+              <w:t>They must be testable, repairable, and maintainable.</w:t>
             </w:r>
           </w:p>
           <w:p>
@@ -16816,20 +16788,20 @@
                 <w:b/>
                 <w:sz w:val="16"/>
               </w:rPr>
-              <w:t>BACK · Card 0</w:t>
-            </w:r>
-          </w:p>
-          <w:p>
-            <w:pPr>
-              <w:spacing w:before="0" w:after="0" w:line="240" w:lineRule="auto"/>
-              <w:jc w:val="center"/>
-            </w:pPr>
-            <w:r>
-              <w:rPr>
-                <w:b w:val="0"/>
-                <w:sz w:val="16"/>
-              </w:rPr>
-              <w:t>It can defeat the intended protection.</w:t>
+              <w:t>BACK | Card 0</w:t>
+            </w:r>
+          </w:p>
+          <w:p>
+            <w:pPr>
+              <w:spacing w:before="0" w:after="0" w:line="240" w:lineRule="auto"/>
+              <w:jc w:val="center"/>
+            </w:pPr>
+            <w:r>
+              <w:rPr>
+                <w:b w:val="0"/>
+                <w:sz w:val="16"/>
+              </w:rPr>
+              <w:t>Environmental damage can impair an assembly.</w:t>
             </w:r>
           </w:p>
           <w:p>
@@ -16881,20 +16853,20 @@
                 <w:b/>
                 <w:sz w:val="16"/>
               </w:rPr>
-              <w:t>BACK · Card 0</w:t>
-            </w:r>
-          </w:p>
-          <w:p>
-            <w:pPr>
-              <w:spacing w:before="0" w:after="0" w:line="240" w:lineRule="auto"/>
-              <w:jc w:val="center"/>
-            </w:pPr>
-            <w:r>
-              <w:rPr>
-                <w:b w:val="0"/>
-                <w:sz w:val="16"/>
-              </w:rPr>
-              <w:t>Environmental damage can impair an assembly.</w:t>
+              <w:t>BACK | Card 0</w:t>
+            </w:r>
+          </w:p>
+          <w:p>
+            <w:pPr>
+              <w:spacing w:before="0" w:after="0" w:line="240" w:lineRule="auto"/>
+              <w:jc w:val="center"/>
+            </w:pPr>
+            <w:r>
+              <w:rPr>
+                <w:b w:val="0"/>
+                <w:sz w:val="16"/>
+              </w:rPr>
+              <w:t>It can defeat the intended protection.</w:t>
             </w:r>
           </w:p>
           <w:p>
@@ -16951,45 +16923,45 @@
                 <w:b/>
                 <w:sz w:val="16"/>
               </w:rPr>
-              <w:t>BACK · Card 0</w:t>
-            </w:r>
-          </w:p>
-          <w:p>
-            <w:pPr>
-              <w:spacing w:before="0" w:after="0" w:line="240" w:lineRule="auto"/>
-              <w:jc w:val="center"/>
-            </w:pPr>
-            <w:r>
-              <w:rPr>
-                <w:b w:val="0"/>
-                <w:sz w:val="16"/>
-              </w:rPr>
-              <w:t>The local authority having jurisdiction and applicable state/program rules.</w:t>
-            </w:r>
-          </w:p>
-          <w:p>
-            <w:pPr>
-              <w:spacing w:before="0" w:after="0" w:line="240" w:lineRule="auto"/>
-              <w:jc w:val="center"/>
-            </w:pPr>
-            <w:r>
-              <w:rPr>
-                <w:b w:val="0"/>
-                <w:sz w:val="16"/>
-              </w:rPr>
-            </w:r>
-          </w:p>
-          <w:p>
-            <w:pPr>
-              <w:spacing w:before="0" w:after="0" w:line="240" w:lineRule="auto"/>
-              <w:jc w:val="center"/>
-            </w:pPr>
-            <w:r>
-              <w:rPr>
-                <w:b w:val="0"/>
-                <w:sz w:val="16"/>
-              </w:rPr>
-              <w:t>Source: Deck: T5 Flash Cards - Cross Connection Control</w:t>
+              <w:t>BACK | Card 0</w:t>
+            </w:r>
+          </w:p>
+          <w:p>
+            <w:pPr>
+              <w:spacing w:before="0" w:after="0" w:line="240" w:lineRule="auto"/>
+              <w:jc w:val="center"/>
+            </w:pPr>
+            <w:r>
+              <w:rPr>
+                <w:b w:val="0"/>
+                <w:sz w:val="16"/>
+              </w:rPr>
+              <w:t>To deliver potable water from source, treatment, or storage facilities to customers while maintaining adequate pressure, flow, and water quality.</w:t>
+            </w:r>
+          </w:p>
+          <w:p>
+            <w:pPr>
+              <w:spacing w:before="0" w:after="0" w:line="240" w:lineRule="auto"/>
+              <w:jc w:val="center"/>
+            </w:pPr>
+            <w:r>
+              <w:rPr>
+                <w:b w:val="0"/>
+                <w:sz w:val="16"/>
+              </w:rPr>
+            </w:r>
+          </w:p>
+          <w:p>
+            <w:pPr>
+              <w:spacing w:before="0" w:after="0" w:line="240" w:lineRule="auto"/>
+              <w:jc w:val="center"/>
+            </w:pPr>
+            <w:r>
+              <w:rPr>
+                <w:b w:val="0"/>
+                <w:sz w:val="16"/>
+              </w:rPr>
+              <w:t>Source: Deck: T5 Flash Cards - Distribution Source Hydrants and Disinfection</w:t>
             </w:r>
           </w:p>
         </w:tc>
@@ -17016,45 +16988,45 @@
                 <w:b/>
                 <w:sz w:val="16"/>
               </w:rPr>
-              <w:t>BACK · Card 0</w:t>
-            </w:r>
-          </w:p>
-          <w:p>
-            <w:pPr>
-              <w:spacing w:before="0" w:after="0" w:line="240" w:lineRule="auto"/>
-              <w:jc w:val="center"/>
-            </w:pPr>
-            <w:r>
-              <w:rPr>
-                <w:b w:val="0"/>
-                <w:sz w:val="16"/>
-              </w:rPr>
-              <w:t>To deliver potable water from source, treatment, or storage facilities to customers while maintaining adequate pressure, flow, and water quality.</w:t>
-            </w:r>
-          </w:p>
-          <w:p>
-            <w:pPr>
-              <w:spacing w:before="0" w:after="0" w:line="240" w:lineRule="auto"/>
-              <w:jc w:val="center"/>
-            </w:pPr>
-            <w:r>
-              <w:rPr>
-                <w:b w:val="0"/>
-                <w:sz w:val="16"/>
-              </w:rPr>
-            </w:r>
-          </w:p>
-          <w:p>
-            <w:pPr>
-              <w:spacing w:before="0" w:after="0" w:line="240" w:lineRule="auto"/>
-              <w:jc w:val="center"/>
-            </w:pPr>
-            <w:r>
-              <w:rPr>
-                <w:b w:val="0"/>
-                <w:sz w:val="16"/>
-              </w:rPr>
-              <w:t>Source: Deck: T5 Flash Cards - Distribution Source Hydrants and Disinfection</w:t>
+              <w:t>BACK | Card 0</w:t>
+            </w:r>
+          </w:p>
+          <w:p>
+            <w:pPr>
+              <w:spacing w:before="0" w:after="0" w:line="240" w:lineRule="auto"/>
+              <w:jc w:val="center"/>
+            </w:pPr>
+            <w:r>
+              <w:rPr>
+                <w:b w:val="0"/>
+                <w:sz w:val="16"/>
+              </w:rPr>
+              <w:t>The local authority having jurisdiction and applicable state/program rules.</w:t>
+            </w:r>
+          </w:p>
+          <w:p>
+            <w:pPr>
+              <w:spacing w:before="0" w:after="0" w:line="240" w:lineRule="auto"/>
+              <w:jc w:val="center"/>
+            </w:pPr>
+            <w:r>
+              <w:rPr>
+                <w:b w:val="0"/>
+                <w:sz w:val="16"/>
+              </w:rPr>
+            </w:r>
+          </w:p>
+          <w:p>
+            <w:pPr>
+              <w:spacing w:before="0" w:after="0" w:line="240" w:lineRule="auto"/>
+              <w:jc w:val="center"/>
+            </w:pPr>
+            <w:r>
+              <w:rPr>
+                <w:b w:val="0"/>
+                <w:sz w:val="16"/>
+              </w:rPr>
+              <w:t>Source: Deck: T5 Flash Cards - Cross Connection Control</w:t>
             </w:r>
           </w:p>
         </w:tc>
@@ -17086,20 +17058,20 @@
                 <w:b/>
                 <w:sz w:val="16"/>
               </w:rPr>
-              <w:t>BACK · Card 0</w:t>
-            </w:r>
-          </w:p>
-          <w:p>
-            <w:pPr>
-              <w:spacing w:before="0" w:after="0" w:line="240" w:lineRule="auto"/>
-              <w:jc w:val="center"/>
-            </w:pPr>
-            <w:r>
-              <w:rPr>
-                <w:b w:val="0"/>
-                <w:sz w:val="16"/>
-              </w:rPr>
-              <w:t>Mains, transmission lines, storage, pumps, valves, hydrants, meters, services, controls, and appurtenances.</w:t>
+              <w:t>BACK | Card 0</w:t>
+            </w:r>
+          </w:p>
+          <w:p>
+            <w:pPr>
+              <w:spacing w:before="0" w:after="0" w:line="240" w:lineRule="auto"/>
+              <w:jc w:val="center"/>
+            </w:pPr>
+            <w:r>
+              <w:rPr>
+                <w:b w:val="0"/>
+                <w:sz w:val="16"/>
+              </w:rPr>
+              <w:t>Looped systems improve circulation, redundancy, pressure support, and operational flexibility.</w:t>
             </w:r>
           </w:p>
           <w:p>
@@ -17151,20 +17123,20 @@
                 <w:b/>
                 <w:sz w:val="16"/>
               </w:rPr>
-              <w:t>BACK · Card 0</w:t>
-            </w:r>
-          </w:p>
-          <w:p>
-            <w:pPr>
-              <w:spacing w:before="0" w:after="0" w:line="240" w:lineRule="auto"/>
-              <w:jc w:val="center"/>
-            </w:pPr>
-            <w:r>
-              <w:rPr>
-                <w:b w:val="0"/>
-                <w:sz w:val="16"/>
-              </w:rPr>
-              <w:t>Looped systems improve circulation, redundancy, pressure support, and operational flexibility.</w:t>
+              <w:t>BACK | Card 0</w:t>
+            </w:r>
+          </w:p>
+          <w:p>
+            <w:pPr>
+              <w:spacing w:before="0" w:after="0" w:line="240" w:lineRule="auto"/>
+              <w:jc w:val="center"/>
+            </w:pPr>
+            <w:r>
+              <w:rPr>
+                <w:b w:val="0"/>
+                <w:sz w:val="16"/>
+              </w:rPr>
+              <w:t>Mains, transmission lines, storage, pumps, valves, hydrants, meters, services, controls, and appurtenances.</w:t>
             </w:r>
           </w:p>
           <w:p>
@@ -17238,7 +17210,7 @@
                 <w:b/>
                 <w:sz w:val="16"/>
               </w:rPr>
-              <w:t>FRONT · T5 Flash Cards - Distribution Source Hydrants and Disinfection · Card 0</w:t>
+              <w:t>FRONT | T5 Flash Cards - Distribution Source Hydrants and Disinfection | Card 0</w:t>
             </w:r>
           </w:p>
           <w:p>
@@ -17290,7 +17262,7 @@
                 <w:b/>
                 <w:sz w:val="16"/>
               </w:rPr>
-              <w:t>FRONT · T5 Flash Cards - Distribution Source Hydrants and Disinfection · Card 0</w:t>
+              <w:t>FRONT | T5 Flash Cards - Distribution Source Hydrants and Disinfection | Card 0</w:t>
             </w:r>
           </w:p>
           <w:p>
@@ -17347,7 +17319,7 @@
                 <w:b/>
                 <w:sz w:val="16"/>
               </w:rPr>
-              <w:t>FRONT · T5 Flash Cards - Distribution Source Hydrants and Disinfection · Card 0</w:t>
+              <w:t>FRONT | T5 Flash Cards - Distribution Source Hydrants and Disinfection | Card 0</w:t>
             </w:r>
           </w:p>
           <w:p>
@@ -17399,7 +17371,7 @@
                 <w:b/>
                 <w:sz w:val="16"/>
               </w:rPr>
-              <w:t>FRONT · T5 Flash Cards - Distribution Source Hydrants and Disinfection · Card 0</w:t>
+              <w:t>FRONT | T5 Flash Cards - Distribution Source Hydrants and Disinfection | Card 0</w:t>
             </w:r>
           </w:p>
           <w:p>
@@ -17456,7 +17428,7 @@
                 <w:b/>
                 <w:sz w:val="16"/>
               </w:rPr>
-              <w:t>FRONT · T5 Flash Cards - Distribution Source Hydrants and Disinfection · Card 0</w:t>
+              <w:t>FRONT | T5 Flash Cards - Distribution Source Hydrants and Disinfection | Card 0</w:t>
             </w:r>
           </w:p>
           <w:p>
@@ -17508,7 +17480,7 @@
                 <w:b/>
                 <w:sz w:val="16"/>
               </w:rPr>
-              <w:t>FRONT · T5 Flash Cards - Distribution Source Hydrants and Disinfection · Card 0</w:t>
+              <w:t>FRONT | T5 Flash Cards - Distribution Source Hydrants and Disinfection | Card 0</w:t>
             </w:r>
           </w:p>
           <w:p>
@@ -17565,7 +17537,7 @@
                 <w:b/>
                 <w:sz w:val="16"/>
               </w:rPr>
-              <w:t>FRONT · T5 Flash Cards - Distribution Source Hydrants and Disinfection · Card 0</w:t>
+              <w:t>FRONT | T5 Flash Cards - Distribution Source Hydrants and Disinfection | Card 0</w:t>
             </w:r>
           </w:p>
           <w:p>
@@ -17617,7 +17589,7 @@
                 <w:b/>
                 <w:sz w:val="16"/>
               </w:rPr>
-              <w:t>FRONT · T5 Flash Cards - Distribution Source Hydrants and Disinfection · Card 0</w:t>
+              <w:t>FRONT | T5 Flash Cards - Distribution Source Hydrants and Disinfection | Card 0</w:t>
             </w:r>
           </w:p>
           <w:p>
@@ -17691,20 +17663,20 @@
                 <w:b/>
                 <w:sz w:val="16"/>
               </w:rPr>
-              <w:t>BACK · Card 0</w:t>
-            </w:r>
-          </w:p>
-          <w:p>
-            <w:pPr>
-              <w:spacing w:before="0" w:after="0" w:line="240" w:lineRule="auto"/>
-              <w:jc w:val="center"/>
-            </w:pPr>
-            <w:r>
-              <w:rPr>
-                <w:b w:val="0"/>
-                <w:sz w:val="16"/>
-              </w:rPr>
-              <w:t>Increased water age, disinfectant residual loss, sediment accumulation, and possible taste/odor or microbial concerns.</w:t>
+              <w:t>BACK | Card 0</w:t>
+            </w:r>
+          </w:p>
+          <w:p>
+            <w:pPr>
+              <w:spacing w:before="0" w:after="0" w:line="240" w:lineRule="auto"/>
+              <w:jc w:val="center"/>
+            </w:pPr>
+            <w:r>
+              <w:rPr>
+                <w:b w:val="0"/>
+                <w:sz w:val="16"/>
+              </w:rPr>
+              <w:t>Distribution-system operation and management program concepts, including water quality, O&amp;M, documentation, employee training, and internal auditing.</w:t>
             </w:r>
           </w:p>
           <w:p>
@@ -17756,20 +17728,20 @@
                 <w:b/>
                 <w:sz w:val="16"/>
               </w:rPr>
-              <w:t>BACK · Card 0</w:t>
-            </w:r>
-          </w:p>
-          <w:p>
-            <w:pPr>
-              <w:spacing w:before="0" w:after="0" w:line="240" w:lineRule="auto"/>
-              <w:jc w:val="center"/>
-            </w:pPr>
-            <w:r>
-              <w:rPr>
-                <w:b w:val="0"/>
-                <w:sz w:val="16"/>
-              </w:rPr>
-              <w:t>Distribution-system operation and management program concepts, including water quality, O&amp;M, documentation, employee training, and internal auditing.</w:t>
+              <w:t>BACK | Card 0</w:t>
+            </w:r>
+          </w:p>
+          <w:p>
+            <w:pPr>
+              <w:spacing w:before="0" w:after="0" w:line="240" w:lineRule="auto"/>
+              <w:jc w:val="center"/>
+            </w:pPr>
+            <w:r>
+              <w:rPr>
+                <w:b w:val="0"/>
+                <w:sz w:val="16"/>
+              </w:rPr>
+              <w:t>Increased water age, disinfectant residual loss, sediment accumulation, and possible taste/odor or microbial concerns.</w:t>
             </w:r>
           </w:p>
           <w:p>
@@ -17826,20 +17798,20 @@
                 <w:b/>
                 <w:sz w:val="16"/>
               </w:rPr>
-              <w:t>BACK · Card 0</w:t>
-            </w:r>
-          </w:p>
-          <w:p>
-            <w:pPr>
-              <w:spacing w:before="0" w:after="0" w:line="240" w:lineRule="auto"/>
-              <w:jc w:val="center"/>
-            </w:pPr>
-            <w:r>
-              <w:rPr>
-                <w:b w:val="0"/>
-                <w:sz w:val="16"/>
-              </w:rPr>
-              <w:t>No. Applicable law, regulation, code, and authority having jurisdiction control.</w:t>
+              <w:t>BACK | Card 0</w:t>
+            </w:r>
+          </w:p>
+          <w:p>
+            <w:pPr>
+              <w:spacing w:before="0" w:after="0" w:line="240" w:lineRule="auto"/>
+              <w:jc w:val="center"/>
+            </w:pPr>
+            <w:r>
+              <w:rPr>
+                <w:b w:val="0"/>
+                <w:sz w:val="16"/>
+              </w:rPr>
+              <w:t>Larger pipelines used to move water between source, treatment, storage, and distribution areas.</w:t>
             </w:r>
           </w:p>
           <w:p>
@@ -17891,20 +17863,20 @@
                 <w:b/>
                 <w:sz w:val="16"/>
               </w:rPr>
-              <w:t>BACK · Card 0</w:t>
-            </w:r>
-          </w:p>
-          <w:p>
-            <w:pPr>
-              <w:spacing w:before="0" w:after="0" w:line="240" w:lineRule="auto"/>
-              <w:jc w:val="center"/>
-            </w:pPr>
-            <w:r>
-              <w:rPr>
-                <w:b w:val="0"/>
-                <w:sz w:val="16"/>
-              </w:rPr>
-              <w:t>Larger pipelines used to move water between source, treatment, storage, and distribution areas.</w:t>
+              <w:t>BACK | Card 0</w:t>
+            </w:r>
+          </w:p>
+          <w:p>
+            <w:pPr>
+              <w:spacing w:before="0" w:after="0" w:line="240" w:lineRule="auto"/>
+              <w:jc w:val="center"/>
+            </w:pPr>
+            <w:r>
+              <w:rPr>
+                <w:b w:val="0"/>
+                <w:sz w:val="16"/>
+              </w:rPr>
+              <w:t>No. Applicable law, regulation, code, and authority having jurisdiction control.</w:t>
             </w:r>
           </w:p>
           <w:p>
@@ -17961,20 +17933,20 @@
                 <w:b/>
                 <w:sz w:val="16"/>
               </w:rPr>
-              <w:t>BACK · Card 0</w:t>
-            </w:r>
-          </w:p>
-          <w:p>
-            <w:pPr>
-              <w:spacing w:before="0" w:after="0" w:line="240" w:lineRule="auto"/>
-              <w:jc w:val="center"/>
-            </w:pPr>
-            <w:r>
-              <w:rPr>
-                <w:b w:val="0"/>
-                <w:sz w:val="16"/>
-              </w:rPr>
-              <w:t>Material affects pressure capacity, corrosion, installation, water quality, cost, service life, and compatibility with site conditions.</w:t>
+              <w:t>BACK | Card 0</w:t>
+            </w:r>
+          </w:p>
+          <w:p>
+            <w:pPr>
+              <w:spacing w:before="0" w:after="0" w:line="240" w:lineRule="auto"/>
+              <w:jc w:val="center"/>
+            </w:pPr>
+            <w:r>
+              <w:rPr>
+                <w:b w:val="0"/>
+                <w:sz w:val="16"/>
+              </w:rPr>
+              <w:t>Hydraulic roughness/friction characteristics used in flow and head-loss calculations.</w:t>
             </w:r>
           </w:p>
           <w:p>
@@ -18026,20 +17998,20 @@
                 <w:b/>
                 <w:sz w:val="16"/>
               </w:rPr>
-              <w:t>BACK · Card 0</w:t>
-            </w:r>
-          </w:p>
-          <w:p>
-            <w:pPr>
-              <w:spacing w:before="0" w:after="0" w:line="240" w:lineRule="auto"/>
-              <w:jc w:val="center"/>
-            </w:pPr>
-            <w:r>
-              <w:rPr>
-                <w:b w:val="0"/>
-                <w:sz w:val="16"/>
-              </w:rPr>
-              <w:t>Hydraulic roughness/friction characteristics used in flow and head-loss calculations.</w:t>
+              <w:t>BACK | Card 0</w:t>
+            </w:r>
+          </w:p>
+          <w:p>
+            <w:pPr>
+              <w:spacing w:before="0" w:after="0" w:line="240" w:lineRule="auto"/>
+              <w:jc w:val="center"/>
+            </w:pPr>
+            <w:r>
+              <w:rPr>
+                <w:b w:val="0"/>
+                <w:sz w:val="16"/>
+              </w:rPr>
+              <w:t>Material affects pressure capacity, corrosion, installation, water quality, cost, service life, and compatibility with site conditions.</w:t>
             </w:r>
           </w:p>
           <w:p>
@@ -18096,20 +18068,20 @@
                 <w:b/>
                 <w:sz w:val="16"/>
               </w:rPr>
-              <w:t>BACK · Card 0</w:t>
-            </w:r>
-          </w:p>
-          <w:p>
-            <w:pPr>
-              <w:spacing w:before="0" w:after="0" w:line="240" w:lineRule="auto"/>
-              <w:jc w:val="center"/>
-            </w:pPr>
-            <w:r>
-              <w:rPr>
-                <w:b w:val="0"/>
-                <w:sz w:val="16"/>
-              </w:rPr>
-              <w:t>Balancing demand, maintaining pressure, providing emergency/fire supply, and supporting operations.</w:t>
+              <w:t>BACK | Card 0</w:t>
+            </w:r>
+          </w:p>
+          <w:p>
+            <w:pPr>
+              <w:spacing w:before="0" w:after="0" w:line="240" w:lineRule="auto"/>
+              <w:jc w:val="center"/>
+            </w:pPr>
+            <w:r>
+              <w:rPr>
+                <w:b w:val="0"/>
+                <w:sz w:val="16"/>
+              </w:rPr>
+              <w:t>They allow isolation, control, flushing, maintenance, pressure management, and emergency response.</w:t>
             </w:r>
           </w:p>
           <w:p>
@@ -18161,20 +18133,20 @@
                 <w:b/>
                 <w:sz w:val="16"/>
               </w:rPr>
-              <w:t>BACK · Card 0</w:t>
-            </w:r>
-          </w:p>
-          <w:p>
-            <w:pPr>
-              <w:spacing w:before="0" w:after="0" w:line="240" w:lineRule="auto"/>
-              <w:jc w:val="center"/>
-            </w:pPr>
-            <w:r>
-              <w:rPr>
-                <w:b w:val="0"/>
-                <w:sz w:val="16"/>
-              </w:rPr>
-              <w:t>They allow isolation, control, flushing, maintenance, pressure management, and emergency response.</w:t>
+              <w:t>BACK | Card 0</w:t>
+            </w:r>
+          </w:p>
+          <w:p>
+            <w:pPr>
+              <w:spacing w:before="0" w:after="0" w:line="240" w:lineRule="auto"/>
+              <w:jc w:val="center"/>
+            </w:pPr>
+            <w:r>
+              <w:rPr>
+                <w:b w:val="0"/>
+                <w:sz w:val="16"/>
+              </w:rPr>
+              <w:t>Balancing demand, maintaining pressure, providing emergency/fire supply, and supporting operations.</w:t>
             </w:r>
           </w:p>
           <w:p>
@@ -18248,7 +18220,7 @@
                 <w:b/>
                 <w:sz w:val="16"/>
               </w:rPr>
-              <w:t>FRONT · T5 Flash Cards - Distribution Source Hydrants and Disinfection · Card 0</w:t>
+              <w:t>FRONT | T5 Flash Cards - Distribution Source Hydrants and Disinfection | Card 0</w:t>
             </w:r>
           </w:p>
           <w:p>
@@ -18300,7 +18272,7 @@
                 <w:b/>
                 <w:sz w:val="16"/>
               </w:rPr>
-              <w:t>FRONT · T5 Flash Cards - Distribution Source Hydrants and Disinfection · Card 0</w:t>
+              <w:t>FRONT | T5 Flash Cards - Distribution Source Hydrants and Disinfection | Card 0</w:t>
             </w:r>
           </w:p>
           <w:p>
@@ -18357,7 +18329,7 @@
                 <w:b/>
                 <w:sz w:val="16"/>
               </w:rPr>
-              <w:t>FRONT · T5 Flash Cards - Distribution Source Hydrants and Disinfection · Card 0</w:t>
+              <w:t>FRONT | T5 Flash Cards - Distribution Source Hydrants and Disinfection | Card 0</w:t>
             </w:r>
           </w:p>
           <w:p>
@@ -18409,7 +18381,7 @@
                 <w:b/>
                 <w:sz w:val="16"/>
               </w:rPr>
-              <w:t>FRONT · T5 Flash Cards - Distribution Source Hydrants and Disinfection · Card 0</w:t>
+              <w:t>FRONT | T5 Flash Cards - Distribution Source Hydrants and Disinfection | Card 0</w:t>
             </w:r>
           </w:p>
           <w:p>
@@ -18466,7 +18438,7 @@
                 <w:b/>
                 <w:sz w:val="16"/>
               </w:rPr>
-              <w:t>FRONT · T5 Flash Cards - Distribution Source Hydrants and Disinfection · Card 0</w:t>
+              <w:t>FRONT | T5 Flash Cards - Distribution Source Hydrants and Disinfection | Card 0</w:t>
             </w:r>
           </w:p>
           <w:p>
@@ -18518,7 +18490,7 @@
                 <w:b/>
                 <w:sz w:val="16"/>
               </w:rPr>
-              <w:t>FRONT · T5 Flash Cards - Distribution Source Hydrants and Disinfection · Card 0</w:t>
+              <w:t>FRONT | T5 Flash Cards - Distribution Source Hydrants and Disinfection | Card 0</w:t>
             </w:r>
           </w:p>
           <w:p>
@@ -18575,7 +18547,7 @@
                 <w:b/>
                 <w:sz w:val="16"/>
               </w:rPr>
-              <w:t>FRONT · T5 Flash Cards - Distribution Source Hydrants and Disinfection · Card 0</w:t>
+              <w:t>FRONT | T5 Flash Cards - Distribution Source Hydrants and Disinfection | Card 0</w:t>
             </w:r>
           </w:p>
           <w:p>
@@ -18627,7 +18599,7 @@
                 <w:b/>
                 <w:sz w:val="16"/>
               </w:rPr>
-              <w:t>FRONT · T5 Flash Cards - Distribution Source Hydrants and Disinfection · Card 0</w:t>
+              <w:t>FRONT | T5 Flash Cards - Distribution Source Hydrants and Disinfection | Card 0</w:t>
             </w:r>
           </w:p>
           <w:p>
@@ -18701,20 +18673,20 @@
                 <w:b/>
                 <w:sz w:val="16"/>
               </w:rPr>
-              <w:t>BACK · Card 0</w:t>
-            </w:r>
-          </w:p>
-          <w:p>
-            <w:pPr>
-              <w:spacing w:before="0" w:after="0" w:line="240" w:lineRule="auto"/>
-              <w:jc w:val="center"/>
-            </w:pPr>
-            <w:r>
-              <w:rPr>
-                <w:b w:val="0"/>
-                <w:sz w:val="16"/>
-              </w:rPr>
-              <w:t>Public fire protection service.</w:t>
+              <w:t>BACK | Card 0</w:t>
+            </w:r>
+          </w:p>
+          <w:p>
+            <w:pPr>
+              <w:spacing w:before="0" w:after="0" w:line="240" w:lineRule="auto"/>
+              <w:jc w:val="center"/>
+            </w:pPr>
+            <w:r>
+              <w:rPr>
+                <w:b w:val="0"/>
+                <w:sz w:val="16"/>
+              </w:rPr>
+              <w:t>Dry-barrel fire hydrant.</w:t>
             </w:r>
           </w:p>
           <w:p>
@@ -18766,20 +18738,20 @@
                 <w:b/>
                 <w:sz w:val="16"/>
               </w:rPr>
-              <w:t>BACK · Card 0</w:t>
-            </w:r>
-          </w:p>
-          <w:p>
-            <w:pPr>
-              <w:spacing w:before="0" w:after="0" w:line="240" w:lineRule="auto"/>
-              <w:jc w:val="center"/>
-            </w:pPr>
-            <w:r>
-              <w:rPr>
-                <w:b w:val="0"/>
-                <w:sz w:val="16"/>
-              </w:rPr>
-              <w:t>Dry-barrel fire hydrant.</w:t>
+              <w:t>BACK | Card 0</w:t>
+            </w:r>
+          </w:p>
+          <w:p>
+            <w:pPr>
+              <w:spacing w:before="0" w:after="0" w:line="240" w:lineRule="auto"/>
+              <w:jc w:val="center"/>
+            </w:pPr>
+            <w:r>
+              <w:rPr>
+                <w:b w:val="0"/>
+                <w:sz w:val="16"/>
+              </w:rPr>
+              <w:t>Public fire protection service.</w:t>
             </w:r>
           </w:p>
           <w:p>
@@ -18836,20 +18808,20 @@
                 <w:b/>
                 <w:sz w:val="16"/>
               </w:rPr>
-              <w:t>BACK · Card 0</w:t>
-            </w:r>
-          </w:p>
-          <w:p>
-            <w:pPr>
-              <w:spacing w:before="0" w:after="0" w:line="240" w:lineRule="auto"/>
-              <w:jc w:val="center"/>
-            </w:pPr>
-            <w:r>
-              <w:rPr>
-                <w:b w:val="0"/>
-                <w:sz w:val="16"/>
-              </w:rPr>
-              <w:t>ANSI/AWWA C502.</w:t>
+              <w:t>BACK | Card 0</w:t>
+            </w:r>
+          </w:p>
+          <w:p>
+            <w:pPr>
+              <w:spacing w:before="0" w:after="0" w:line="240" w:lineRule="auto"/>
+              <w:jc w:val="center"/>
+            </w:pPr>
+            <w:r>
+              <w:rPr>
+                <w:b w:val="0"/>
+                <w:sz w:val="16"/>
+              </w:rPr>
+              <w:t>To keep hydrants in satisfactory working condition for fire emergencies and protect water quality.</w:t>
             </w:r>
           </w:p>
           <w:p>
@@ -18901,20 +18873,20 @@
                 <w:b/>
                 <w:sz w:val="16"/>
               </w:rPr>
-              <w:t>BACK · Card 0</w:t>
-            </w:r>
-          </w:p>
-          <w:p>
-            <w:pPr>
-              <w:spacing w:before="0" w:after="0" w:line="240" w:lineRule="auto"/>
-              <w:jc w:val="center"/>
-            </w:pPr>
-            <w:r>
-              <w:rPr>
-                <w:b w:val="0"/>
-                <w:sz w:val="16"/>
-              </w:rPr>
-              <w:t>To keep hydrants in satisfactory working condition for fire emergencies and protect water quality.</w:t>
+              <w:t>BACK | Card 0</w:t>
+            </w:r>
+          </w:p>
+          <w:p>
+            <w:pPr>
+              <w:spacing w:before="0" w:after="0" w:line="240" w:lineRule="auto"/>
+              <w:jc w:val="center"/>
+            </w:pPr>
+            <w:r>
+              <w:rPr>
+                <w:b w:val="0"/>
+                <w:sz w:val="16"/>
+              </w:rPr>
+              <w:t>ANSI/AWWA C502.</w:t>
             </w:r>
           </w:p>
           <w:p>
@@ -18971,20 +18943,20 @@
                 <w:b/>
                 <w:sz w:val="16"/>
               </w:rPr>
-              <w:t>BACK · Card 0</w:t>
-            </w:r>
-          </w:p>
-          <w:p>
-            <w:pPr>
-              <w:spacing w:before="0" w:after="0" w:line="240" w:lineRule="auto"/>
-              <w:jc w:val="center"/>
-            </w:pPr>
-            <w:r>
-              <w:rPr>
-                <w:b w:val="0"/>
-                <w:sz w:val="16"/>
-              </w:rPr>
-              <w:t>It should be repaired rather than forced with excessive leverage.</w:t>
+              <w:t>BACK | Card 0</w:t>
+            </w:r>
+          </w:p>
+          <w:p>
+            <w:pPr>
+              <w:spacing w:before="0" w:after="0" w:line="240" w:lineRule="auto"/>
+              <w:jc w:val="center"/>
+            </w:pPr>
+            <w:r>
+              <w:rPr>
+                <w:b w:val="0"/>
+                <w:sz w:val="16"/>
+              </w:rPr>
+              <w:t>AWWA Manual M17, Fire Hydrants: Installation, Field Testing, and Maintenance.</w:t>
             </w:r>
           </w:p>
           <w:p>
@@ -19036,20 +19008,20 @@
                 <w:b/>
                 <w:sz w:val="16"/>
               </w:rPr>
-              <w:t>BACK · Card 0</w:t>
-            </w:r>
-          </w:p>
-          <w:p>
-            <w:pPr>
-              <w:spacing w:before="0" w:after="0" w:line="240" w:lineRule="auto"/>
-              <w:jc w:val="center"/>
-            </w:pPr>
-            <w:r>
-              <w:rPr>
-                <w:b w:val="0"/>
-                <w:sz w:val="16"/>
-              </w:rPr>
-              <w:t>AWWA Manual M17, Fire Hydrants: Installation, Field Testing, and Maintenance.</w:t>
+              <w:t>BACK | Card 0</w:t>
+            </w:r>
+          </w:p>
+          <w:p>
+            <w:pPr>
+              <w:spacing w:before="0" w:after="0" w:line="240" w:lineRule="auto"/>
+              <w:jc w:val="center"/>
+            </w:pPr>
+            <w:r>
+              <w:rPr>
+                <w:b w:val="0"/>
+                <w:sz w:val="16"/>
+              </w:rPr>
+              <w:t>It should be repaired rather than forced with excessive leverage.</w:t>
             </w:r>
           </w:p>
           <w:p>
@@ -19106,20 +19078,20 @@
                 <w:b/>
                 <w:sz w:val="16"/>
               </w:rPr>
-              <w:t>BACK · Card 0</w:t>
-            </w:r>
-          </w:p>
-          <w:p>
-            <w:pPr>
-              <w:spacing w:before="0" w:after="0" w:line="240" w:lineRule="auto"/>
-              <w:jc w:val="center"/>
-            </w:pPr>
-            <w:r>
-              <w:rPr>
-                <w:b w:val="0"/>
-                <w:sz w:val="16"/>
-              </w:rPr>
-              <w:t>Distribution deficiencies can contribute to waterborne disease; disinfection and sanitary practices reduce contamination risk.</w:t>
+              <w:t>BACK | Card 0</w:t>
+            </w:r>
+          </w:p>
+          <w:p>
+            <w:pPr>
+              <w:spacing w:before="0" w:after="0" w:line="240" w:lineRule="auto"/>
+              <w:jc w:val="center"/>
+            </w:pPr>
+            <w:r>
+              <w:rPr>
+                <w:b w:val="0"/>
+                <w:sz w:val="16"/>
+              </w:rPr>
+              <w:t>Soil, sediment, foreign water, trench water, runoff, dirty appurtenances, exposed pipe interiors, and poor sanitary practices.</w:t>
             </w:r>
           </w:p>
           <w:p>
@@ -19171,20 +19143,20 @@
                 <w:b/>
                 <w:sz w:val="16"/>
               </w:rPr>
-              <w:t>BACK · Card 0</w:t>
-            </w:r>
-          </w:p>
-          <w:p>
-            <w:pPr>
-              <w:spacing w:before="0" w:after="0" w:line="240" w:lineRule="auto"/>
-              <w:jc w:val="center"/>
-            </w:pPr>
-            <w:r>
-              <w:rPr>
-                <w:b w:val="0"/>
-                <w:sz w:val="16"/>
-              </w:rPr>
-              <w:t>Soil, sediment, foreign water, trench water, runoff, dirty appurtenances, exposed pipe interiors, and poor sanitary practices.</w:t>
+              <w:t>BACK | Card 0</w:t>
+            </w:r>
+          </w:p>
+          <w:p>
+            <w:pPr>
+              <w:spacing w:before="0" w:after="0" w:line="240" w:lineRule="auto"/>
+              <w:jc w:val="center"/>
+            </w:pPr>
+            <w:r>
+              <w:rPr>
+                <w:b w:val="0"/>
+                <w:sz w:val="16"/>
+              </w:rPr>
+              <w:t>Distribution deficiencies can contribute to waterborne disease; disinfection and sanitary practices reduce contamination risk.</w:t>
             </w:r>
           </w:p>
           <w:p>
@@ -19258,7 +19230,7 @@
                 <w:b/>
                 <w:sz w:val="16"/>
               </w:rPr>
-              <w:t>FRONT · T5 Flash Cards - Distribution Source Hydrants and Disinfection · Card 0</w:t>
+              <w:t>FRONT | T5 Flash Cards - Distribution Source Hydrants and Disinfection | Card 0</w:t>
             </w:r>
           </w:p>
           <w:p>
@@ -19310,7 +19282,7 @@
                 <w:b/>
                 <w:sz w:val="16"/>
               </w:rPr>
-              <w:t>FRONT · T5 Flash Cards - Distribution Source Hydrants and Disinfection · Card 0</w:t>
+              <w:t>FRONT | T5 Flash Cards - Distribution Source Hydrants and Disinfection | Card 0</w:t>
             </w:r>
           </w:p>
           <w:p>
@@ -19367,7 +19339,7 @@
                 <w:b/>
                 <w:sz w:val="16"/>
               </w:rPr>
-              <w:t>FRONT · T5 Flash Cards - Distribution Source Hydrants and Disinfection · Card 0</w:t>
+              <w:t>FRONT | T5 Flash Cards - Distribution Source Hydrants and Disinfection | Card 0</w:t>
             </w:r>
           </w:p>
           <w:p>
@@ -19419,7 +19391,7 @@
                 <w:b/>
                 <w:sz w:val="16"/>
               </w:rPr>
-              <w:t>FRONT · T5 Flash Cards - Distribution Source Hydrants and Disinfection · Card 0</w:t>
+              <w:t>FRONT | T5 Flash Cards - Distribution Source Hydrants and Disinfection | Card 0</w:t>
             </w:r>
           </w:p>
           <w:p>
@@ -19476,7 +19448,7 @@
                 <w:b/>
                 <w:sz w:val="16"/>
               </w:rPr>
-              <w:t>FRONT · T5 Flash Cards - Distribution Source Hydrants and Disinfection · Card 0</w:t>
+              <w:t>FRONT | T5 Flash Cards - Distribution Source Hydrants and Disinfection | Card 0</w:t>
             </w:r>
           </w:p>
           <w:p>
@@ -19528,7 +19500,7 @@
                 <w:b/>
                 <w:sz w:val="16"/>
               </w:rPr>
-              <w:t>FRONT · T5 Flash Cards - Distribution Source Hydrants and Disinfection · Card 0</w:t>
+              <w:t>FRONT | T5 Flash Cards - Distribution Source Hydrants and Disinfection | Card 0</w:t>
             </w:r>
           </w:p>
           <w:p>
@@ -19585,7 +19557,7 @@
                 <w:b/>
                 <w:sz w:val="16"/>
               </w:rPr>
-              <w:t>FRONT · T5 Flash Cards - Distribution Source Hydrants and Disinfection · Card 0</w:t>
+              <w:t>FRONT | T5 Flash Cards - Distribution Source Hydrants and Disinfection | Card 0</w:t>
             </w:r>
           </w:p>
           <w:p>
@@ -19637,7 +19609,7 @@
                 <w:b/>
                 <w:sz w:val="16"/>
               </w:rPr>
-              <w:t>FRONT · T5 Flash Cards - Distribution Source Hydrants and Disinfection · Card 0</w:t>
+              <w:t>FRONT | T5 Flash Cards - Distribution Source Hydrants and Disinfection | Card 0</w:t>
             </w:r>
           </w:p>
           <w:p>
@@ -19711,20 +19683,20 @@
                 <w:b/>
                 <w:sz w:val="16"/>
               </w:rPr>
-              <w:t>BACK · Card 0</w:t>
-            </w:r>
-          </w:p>
-          <w:p>
-            <w:pPr>
-              <w:spacing w:before="0" w:after="0" w:line="240" w:lineRule="auto"/>
-              <w:jc w:val="center"/>
-            </w:pPr>
-            <w:r>
-              <w:rPr>
-                <w:b w:val="0"/>
-                <w:sz w:val="16"/>
-              </w:rPr>
-              <w:t>Inspection, sanitary construction, flushing/cleaning, backflow prevention during installation, chlorination, final flushing, bacteriological testing, connection, and documentation.</w:t>
+              <w:t>BACK | Card 0</w:t>
+            </w:r>
+          </w:p>
+          <w:p>
+            <w:pPr>
+              <w:spacing w:before="0" w:after="0" w:line="240" w:lineRule="auto"/>
+              <w:jc w:val="center"/>
+            </w:pPr>
+            <w:r>
+              <w:rPr>
+                <w:b w:val="0"/>
+                <w:sz w:val="16"/>
+              </w:rPr>
+              <w:t>Open/missing vents, hatches, doors, roof openings, inspection work, foreign matter, and sanitary defects.</w:t>
             </w:r>
           </w:p>
           <w:p>
@@ -19776,20 +19748,20 @@
                 <w:b/>
                 <w:sz w:val="16"/>
               </w:rPr>
-              <w:t>BACK · Card 0</w:t>
-            </w:r>
-          </w:p>
-          <w:p>
-            <w:pPr>
-              <w:spacing w:before="0" w:after="0" w:line="240" w:lineRule="auto"/>
-              <w:jc w:val="center"/>
-            </w:pPr>
-            <w:r>
-              <w:rPr>
-                <w:b w:val="0"/>
-                <w:sz w:val="16"/>
-              </w:rPr>
-              <w:t>Open/missing vents, hatches, doors, roof openings, inspection work, foreign matter, and sanitary defects.</w:t>
+              <w:t>BACK | Card 0</w:t>
+            </w:r>
+          </w:p>
+          <w:p>
+            <w:pPr>
+              <w:spacing w:before="0" w:after="0" w:line="240" w:lineRule="auto"/>
+              <w:jc w:val="center"/>
+            </w:pPr>
+            <w:r>
+              <w:rPr>
+                <w:b w:val="0"/>
+                <w:sz w:val="16"/>
+              </w:rPr>
+              <w:t>Inspection, sanitary construction, flushing/cleaning, backflow prevention during installation, chlorination, final flushing, bacteriological testing, connection, and documentation.</w:t>
             </w:r>
           </w:p>
           <w:p>
@@ -19846,20 +19818,20 @@
                 <w:b/>
                 <w:sz w:val="16"/>
               </w:rPr>
-              <w:t>BACK · Card 0</w:t>
-            </w:r>
-          </w:p>
-          <w:p>
-            <w:pPr>
-              <w:spacing w:before="0" w:after="0" w:line="240" w:lineRule="auto"/>
-              <w:jc w:val="center"/>
-            </w:pPr>
-            <w:r>
-              <w:rPr>
-                <w:b w:val="0"/>
-                <w:sz w:val="16"/>
-              </w:rPr>
-              <w:t>AWWA C651 for water mains and AWWA C652 for water-storage facilities.</w:t>
+              <w:t>BACK | Card 0</w:t>
+            </w:r>
+          </w:p>
+          <w:p>
+            <w:pPr>
+              <w:spacing w:before="0" w:after="0" w:line="240" w:lineRule="auto"/>
+              <w:jc w:val="center"/>
+            </w:pPr>
+            <w:r>
+              <w:rPr>
+                <w:b w:val="0"/>
+                <w:sz w:val="16"/>
+              </w:rPr>
+              <w:t>It helps verify sanitary conditions before the facility is returned to potable service.</w:t>
             </w:r>
           </w:p>
           <w:p>
@@ -19911,20 +19883,20 @@
                 <w:b/>
                 <w:sz w:val="16"/>
               </w:rPr>
-              <w:t>BACK · Card 0</w:t>
-            </w:r>
-          </w:p>
-          <w:p>
-            <w:pPr>
-              <w:spacing w:before="0" w:after="0" w:line="240" w:lineRule="auto"/>
-              <w:jc w:val="center"/>
-            </w:pPr>
-            <w:r>
-              <w:rPr>
-                <w:b w:val="0"/>
-                <w:sz w:val="16"/>
-              </w:rPr>
-              <w:t>It helps verify sanitary conditions before the facility is returned to potable service.</w:t>
+              <w:t>BACK | Card 0</w:t>
+            </w:r>
+          </w:p>
+          <w:p>
+            <w:pPr>
+              <w:spacing w:before="0" w:after="0" w:line="240" w:lineRule="auto"/>
+              <w:jc w:val="center"/>
+            </w:pPr>
+            <w:r>
+              <w:rPr>
+                <w:b w:val="0"/>
+                <w:sz w:val="16"/>
+              </w:rPr>
+              <w:t>AWWA C651 for water mains and AWWA C652 for water-storage facilities.</w:t>
             </w:r>
           </w:p>
           <w:p>
@@ -19981,20 +19953,20 @@
                 <w:b/>
                 <w:sz w:val="16"/>
               </w:rPr>
-              <w:t>BACK · Card 0</w:t>
-            </w:r>
-          </w:p>
-          <w:p>
-            <w:pPr>
-              <w:spacing w:before="0" w:after="0" w:line="240" w:lineRule="auto"/>
-              <w:jc w:val="center"/>
-            </w:pPr>
-            <w:r>
-              <w:rPr>
-                <w:b w:val="0"/>
-                <w:sz w:val="16"/>
-              </w:rPr>
-              <w:t>Liquid chlorine, sodium hypochlorite, and calcium hypochlorite.</w:t>
+              <w:t>BACK | Card 0</w:t>
+            </w:r>
+          </w:p>
+          <w:p>
+            <w:pPr>
+              <w:spacing w:before="0" w:after="0" w:line="240" w:lineRule="auto"/>
+              <w:jc w:val="center"/>
+            </w:pPr>
+            <w:r>
+              <w:rPr>
+                <w:b w:val="0"/>
+                <w:sz w:val="16"/>
+              </w:rPr>
+              <w:t>Hypochlorous acid, HOCl.</w:t>
             </w:r>
           </w:p>
           <w:p>
@@ -20046,20 +20018,20 @@
                 <w:b/>
                 <w:sz w:val="16"/>
               </w:rPr>
-              <w:t>BACK · Card 0</w:t>
-            </w:r>
-          </w:p>
-          <w:p>
-            <w:pPr>
-              <w:spacing w:before="0" w:after="0" w:line="240" w:lineRule="auto"/>
-              <w:jc w:val="center"/>
-            </w:pPr>
-            <w:r>
-              <w:rPr>
-                <w:b w:val="0"/>
-                <w:sz w:val="16"/>
-              </w:rPr>
-              <w:t>Hypochlorous acid, HOCl.</w:t>
+              <w:t>BACK | Card 0</w:t>
+            </w:r>
+          </w:p>
+          <w:p>
+            <w:pPr>
+              <w:spacing w:before="0" w:after="0" w:line="240" w:lineRule="auto"/>
+              <w:jc w:val="center"/>
+            </w:pPr>
+            <w:r>
+              <w:rPr>
+                <w:b w:val="0"/>
+                <w:sz w:val="16"/>
+              </w:rPr>
+              <w:t>Liquid chlorine, sodium hypochlorite, and calcium hypochlorite.</w:t>
             </w:r>
           </w:p>
           <w:p>
@@ -20116,20 +20088,20 @@
                 <w:b/>
                 <w:sz w:val="16"/>
               </w:rPr>
-              <w:t>BACK · Card 0</w:t>
-            </w:r>
-          </w:p>
-          <w:p>
-            <w:pPr>
-              <w:spacing w:before="0" w:after="0" w:line="240" w:lineRule="auto"/>
-              <w:jc w:val="center"/>
-            </w:pPr>
-            <w:r>
-              <w:rPr>
-                <w:b w:val="0"/>
-                <w:sz w:val="16"/>
-              </w:rPr>
-              <w:t>Higher pH shifts free chlorine toward hypochlorite ion, which is less effective than hypochlorous acid.</w:t>
+              <w:t>BACK | Card 0</w:t>
+            </w:r>
+          </w:p>
+          <w:p>
+            <w:pPr>
+              <w:spacing w:before="0" w:after="0" w:line="240" w:lineRule="auto"/>
+              <w:jc w:val="center"/>
+            </w:pPr>
+            <w:r>
+              <w:rPr>
+                <w:b w:val="0"/>
+                <w:sz w:val="16"/>
+              </w:rPr>
+              <w:t>Chlorination/chloramination principles, chemical properties, feed systems, safety, strategies, and residual testing topics.</w:t>
             </w:r>
           </w:p>
           <w:p>
@@ -20181,20 +20153,20 @@
                 <w:b/>
                 <w:sz w:val="16"/>
               </w:rPr>
-              <w:t>BACK · Card 0</w:t>
-            </w:r>
-          </w:p>
-          <w:p>
-            <w:pPr>
-              <w:spacing w:before="0" w:after="0" w:line="240" w:lineRule="auto"/>
-              <w:jc w:val="center"/>
-            </w:pPr>
-            <w:r>
-              <w:rPr>
-                <w:b w:val="0"/>
-                <w:sz w:val="16"/>
-              </w:rPr>
-              <w:t>Chlorination/chloramination principles, chemical properties, feed systems, safety, strategies, and residual testing topics.</w:t>
+              <w:t>BACK | Card 0</w:t>
+            </w:r>
+          </w:p>
+          <w:p>
+            <w:pPr>
+              <w:spacing w:before="0" w:after="0" w:line="240" w:lineRule="auto"/>
+              <w:jc w:val="center"/>
+            </w:pPr>
+            <w:r>
+              <w:rPr>
+                <w:b w:val="0"/>
+                <w:sz w:val="16"/>
+              </w:rPr>
+              <w:t>Higher pH shifts free chlorine toward hypochlorite ion, which is less effective than hypochlorous acid.</w:t>
             </w:r>
           </w:p>
           <w:p>
@@ -20268,7 +20240,7 @@
                 <w:b/>
                 <w:sz w:val="16"/>
               </w:rPr>
-              <w:t>FRONT · T5 Flash Cards - Distribution Source Hydrants and Disinfection · Card 0</w:t>
+              <w:t>FRONT | T5 Flash Cards - Distribution Source Hydrants and Disinfection | Card 0</w:t>
             </w:r>
           </w:p>
           <w:p>
@@ -20320,7 +20292,7 @@
                 <w:b/>
                 <w:sz w:val="16"/>
               </w:rPr>
-              <w:t>FRONT · T5 Flash Cards - Distribution Source Hydrants and Disinfection · Card 0</w:t>
+              <w:t>FRONT | T5 Flash Cards - Distribution Source Hydrants and Disinfection | Card 0</w:t>
             </w:r>
           </w:p>
           <w:p>
@@ -20377,7 +20349,7 @@
                 <w:b/>
                 <w:sz w:val="16"/>
               </w:rPr>
-              <w:t>FRONT · T5 Flash Cards - Distribution Source Hydrants and Disinfection · Card 0</w:t>
+              <w:t>FRONT | T5 Flash Cards - Distribution Source Hydrants and Disinfection | Card 0</w:t>
             </w:r>
           </w:p>
           <w:p>
@@ -20429,7 +20401,7 @@
                 <w:b/>
                 <w:sz w:val="16"/>
               </w:rPr>
-              <w:t>FRONT · T5 Flash Cards - Distribution Source Hydrants and Disinfection · Card 0</w:t>
+              <w:t>FRONT | T5 Flash Cards - Distribution Source Hydrants and Disinfection | Card 0</w:t>
             </w:r>
           </w:p>
           <w:p>
@@ -20486,7 +20458,7 @@
                 <w:b/>
                 <w:sz w:val="16"/>
               </w:rPr>
-              <w:t>FRONT · T5 Flash Cards - Distribution Source Hydrants and Disinfection · Card 0</w:t>
+              <w:t>FRONT | T5 Flash Cards - Distribution Source Hydrants and Disinfection | Card 0</w:t>
             </w:r>
           </w:p>
           <w:p>
@@ -20538,7 +20510,7 @@
                 <w:b/>
                 <w:sz w:val="16"/>
               </w:rPr>
-              <w:t>FRONT · T5 Flash Cards - Distribution Source Hydrants and Disinfection · Card 0</w:t>
+              <w:t>FRONT | T5 Flash Cards - Distribution Source Hydrants and Disinfection | Card 0</w:t>
             </w:r>
           </w:p>
           <w:p>
@@ -20595,7 +20567,7 @@
                 <w:b/>
                 <w:sz w:val="16"/>
               </w:rPr>
-              <w:t>FRONT · T5 Flash Cards - Distribution Source Hydrants and Disinfection · Card 0</w:t>
+              <w:t>FRONT | T5 Flash Cards - Distribution Source Hydrants and Disinfection | Card 0</w:t>
             </w:r>
           </w:p>
           <w:p>
@@ -20647,7 +20619,7 @@
                 <w:b/>
                 <w:sz w:val="16"/>
               </w:rPr>
-              <w:t>FRONT · T5 Flash Cards - Distribution Source Hydrants and Disinfection · Card 0</w:t>
+              <w:t>FRONT | T5 Flash Cards - Distribution Source Hydrants and Disinfection | Card 0</w:t>
             </w:r>
           </w:p>
           <w:p>
@@ -20721,20 +20693,20 @@
                 <w:b/>
                 <w:sz w:val="16"/>
               </w:rPr>
-              <w:t>BACK · Card 0</w:t>
-            </w:r>
-          </w:p>
-          <w:p>
-            <w:pPr>
-              <w:spacing w:before="0" w:after="0" w:line="240" w:lineRule="auto"/>
-              <w:jc w:val="center"/>
-            </w:pPr>
-            <w:r>
-              <w:rPr>
-                <w:b w:val="0"/>
-                <w:sz w:val="16"/>
-              </w:rPr>
-              <w:t>Aluminum sulfate, including liquid, ground, or lump forms.</w:t>
+              <w:t>BACK | Card 0</w:t>
+            </w:r>
+          </w:p>
+          <w:p>
+            <w:pPr>
+              <w:spacing w:before="0" w:after="0" w:line="240" w:lineRule="auto"/>
+              <w:jc w:val="center"/>
+            </w:pPr>
+            <w:r>
+              <w:rPr>
+                <w:b w:val="0"/>
+                <w:sz w:val="16"/>
+              </w:rPr>
+              <w:t>As a coagulant to help destabilize particles and improve clarification/filtration.</w:t>
             </w:r>
           </w:p>
           <w:p>
@@ -20786,20 +20758,20 @@
                 <w:b/>
                 <w:sz w:val="16"/>
               </w:rPr>
-              <w:t>BACK · Card 0</w:t>
-            </w:r>
-          </w:p>
-          <w:p>
-            <w:pPr>
-              <w:spacing w:before="0" w:after="0" w:line="240" w:lineRule="auto"/>
-              <w:jc w:val="center"/>
-            </w:pPr>
-            <w:r>
-              <w:rPr>
-                <w:b w:val="0"/>
-                <w:sz w:val="16"/>
-              </w:rPr>
-              <w:t>As a coagulant to help destabilize particles and improve clarification/filtration.</w:t>
+              <w:t>BACK | Card 0</w:t>
+            </w:r>
+          </w:p>
+          <w:p>
+            <w:pPr>
+              <w:spacing w:before="0" w:after="0" w:line="240" w:lineRule="auto"/>
+              <w:jc w:val="center"/>
+            </w:pPr>
+            <w:r>
+              <w:rPr>
+                <w:b w:val="0"/>
+                <w:sz w:val="16"/>
+              </w:rPr>
+              <w:t>Aluminum sulfate, including liquid, ground, or lump forms.</w:t>
             </w:r>
           </w:p>
           <w:p>
@@ -20856,20 +20828,20 @@
                 <w:b/>
                 <w:sz w:val="16"/>
               </w:rPr>
-              <w:t>BACK · Card 0</w:t>
-            </w:r>
-          </w:p>
-          <w:p>
-            <w:pPr>
-              <w:spacing w:before="0" w:after="0" w:line="240" w:lineRule="auto"/>
-              <w:jc w:val="center"/>
-            </w:pPr>
-            <w:r>
-              <w:rPr>
-                <w:b w:val="0"/>
-                <w:sz w:val="16"/>
-              </w:rPr>
-              <w:t>Powdered activated carbon.</w:t>
+              <w:t>BACK | Card 0</w:t>
+            </w:r>
+          </w:p>
+          <w:p>
+            <w:pPr>
+              <w:spacing w:before="0" w:after="0" w:line="240" w:lineRule="auto"/>
+              <w:jc w:val="center"/>
+            </w:pPr>
+            <w:r>
+              <w:rPr>
+                <w:b w:val="0"/>
+                <w:sz w:val="16"/>
+              </w:rPr>
+              <w:t>Granular activated carbon.</w:t>
             </w:r>
           </w:p>
           <w:p>
@@ -20921,20 +20893,20 @@
                 <w:b/>
                 <w:sz w:val="16"/>
               </w:rPr>
-              <w:t>BACK · Card 0</w:t>
-            </w:r>
-          </w:p>
-          <w:p>
-            <w:pPr>
-              <w:spacing w:before="0" w:after="0" w:line="240" w:lineRule="auto"/>
-              <w:jc w:val="center"/>
-            </w:pPr>
-            <w:r>
-              <w:rPr>
-                <w:b w:val="0"/>
-                <w:sz w:val="16"/>
-              </w:rPr>
-              <w:t>Granular activated carbon.</w:t>
+              <w:t>BACK | Card 0</w:t>
+            </w:r>
+          </w:p>
+          <w:p>
+            <w:pPr>
+              <w:spacing w:before="0" w:after="0" w:line="240" w:lineRule="auto"/>
+              <w:jc w:val="center"/>
+            </w:pPr>
+            <w:r>
+              <w:rPr>
+                <w:b w:val="0"/>
+                <w:sz w:val="16"/>
+              </w:rPr>
+              <w:t>Powdered activated carbon.</w:t>
             </w:r>
           </w:p>
           <w:p>
@@ -20991,20 +20963,20 @@
                 <w:b/>
                 <w:sz w:val="16"/>
               </w:rPr>
-              <w:t>BACK · Card 0</w:t>
-            </w:r>
-          </w:p>
-          <w:p>
-            <w:pPr>
-              <w:spacing w:before="0" w:after="0" w:line="240" w:lineRule="auto"/>
-              <w:jc w:val="center"/>
-            </w:pPr>
-            <w:r>
-              <w:rPr>
-                <w:b w:val="0"/>
-                <w:sz w:val="16"/>
-              </w:rPr>
-              <w:t>Adsorption of taste-and-odor compounds and some organic contaminants.</w:t>
+              <w:t>BACK | Card 0</w:t>
+            </w:r>
+          </w:p>
+          <w:p>
+            <w:pPr>
+              <w:spacing w:before="0" w:after="0" w:line="240" w:lineRule="auto"/>
+              <w:jc w:val="center"/>
+            </w:pPr>
+            <w:r>
+              <w:rPr>
+                <w:b w:val="0"/>
+                <w:sz w:val="16"/>
+              </w:rPr>
+              <w:t>Microfiltration and ultrafiltration membrane systems.</w:t>
             </w:r>
           </w:p>
           <w:p>
@@ -21056,20 +21028,20 @@
                 <w:b/>
                 <w:sz w:val="16"/>
               </w:rPr>
-              <w:t>BACK · Card 0</w:t>
-            </w:r>
-          </w:p>
-          <w:p>
-            <w:pPr>
-              <w:spacing w:before="0" w:after="0" w:line="240" w:lineRule="auto"/>
-              <w:jc w:val="center"/>
-            </w:pPr>
-            <w:r>
-              <w:rPr>
-                <w:b w:val="0"/>
-                <w:sz w:val="16"/>
-              </w:rPr>
-              <w:t>Microfiltration and ultrafiltration membrane systems.</w:t>
+              <w:t>BACK | Card 0</w:t>
+            </w:r>
+          </w:p>
+          <w:p>
+            <w:pPr>
+              <w:spacing w:before="0" w:after="0" w:line="240" w:lineRule="auto"/>
+              <w:jc w:val="center"/>
+            </w:pPr>
+            <w:r>
+              <w:rPr>
+                <w:b w:val="0"/>
+                <w:sz w:val="16"/>
+              </w:rPr>
+              <w:t>Adsorption of taste-and-odor compounds and some organic contaminants.</w:t>
             </w:r>
           </w:p>
           <w:p>
@@ -21126,20 +21098,20 @@
                 <w:b/>
                 <w:sz w:val="16"/>
               </w:rPr>
-              <w:t>BACK · Card 0</w:t>
-            </w:r>
-          </w:p>
-          <w:p>
-            <w:pPr>
-              <w:spacing w:before="0" w:after="0" w:line="240" w:lineRule="auto"/>
-              <w:jc w:val="center"/>
-            </w:pPr>
-            <w:r>
-              <w:rPr>
-                <w:b w:val="0"/>
-                <w:sz w:val="16"/>
-              </w:rPr>
-              <w:t>Reverse osmosis and nanofiltration systems for water treatment.</w:t>
+              <w:t>BACK | Card 0</w:t>
+            </w:r>
+          </w:p>
+          <w:p>
+            <w:pPr>
+              <w:spacing w:before="0" w:after="0" w:line="240" w:lineRule="auto"/>
+              <w:jc w:val="center"/>
+            </w:pPr>
+            <w:r>
+              <w:rPr>
+                <w:b w:val="0"/>
+                <w:sz w:val="16"/>
+              </w:rPr>
+              <w:t>RO/NF; MF/UF are primarily particle/microbial barrier processes, while RO/NF address dissolved material to a greater degree.</w:t>
             </w:r>
           </w:p>
           <w:p>
@@ -21191,20 +21163,20 @@
                 <w:b/>
                 <w:sz w:val="16"/>
               </w:rPr>
-              <w:t>BACK · Card 0</w:t>
-            </w:r>
-          </w:p>
-          <w:p>
-            <w:pPr>
-              <w:spacing w:before="0" w:after="0" w:line="240" w:lineRule="auto"/>
-              <w:jc w:val="center"/>
-            </w:pPr>
-            <w:r>
-              <w:rPr>
-                <w:b w:val="0"/>
-                <w:sz w:val="16"/>
-              </w:rPr>
-              <w:t>RO/NF; MF/UF are primarily particle/microbial barrier processes, while RO/NF address dissolved material to a greater degree.</w:t>
+              <w:t>BACK | Card 0</w:t>
+            </w:r>
+          </w:p>
+          <w:p>
+            <w:pPr>
+              <w:spacing w:before="0" w:after="0" w:line="240" w:lineRule="auto"/>
+              <w:jc w:val="center"/>
+            </w:pPr>
+            <w:r>
+              <w:rPr>
+                <w:b w:val="0"/>
+                <w:sz w:val="16"/>
+              </w:rPr>
+              <w:t>Reverse osmosis and nanofiltration systems for water treatment.</w:t>
             </w:r>
           </w:p>
           <w:p>
@@ -21278,7 +21250,7 @@
                 <w:b/>
                 <w:sz w:val="16"/>
               </w:rPr>
-              <w:t>FRONT · T5 Flash Cards - Distribution Source Hydrants and Disinfection · Card 0</w:t>
+              <w:t>FRONT | T5 Flash Cards - Distribution Source Hydrants and Disinfection | Card 0</w:t>
             </w:r>
           </w:p>
           <w:p>
@@ -21330,7 +21302,7 @@
                 <w:b/>
                 <w:sz w:val="16"/>
               </w:rPr>
-              <w:t>FRONT · T5 Flash Cards - Distribution Source Hydrants and Disinfection · Card 0</w:t>
+              <w:t>FRONT | T5 Flash Cards - Distribution Source Hydrants and Disinfection | Card 0</w:t>
             </w:r>
           </w:p>
           <w:p>
@@ -21387,7 +21359,7 @@
                 <w:b/>
                 <w:sz w:val="16"/>
               </w:rPr>
-              <w:t>FRONT · T5 Flash Cards - Distribution Source Hydrants and Disinfection · Card 0</w:t>
+              <w:t>FRONT | T5 Flash Cards - Distribution Source Hydrants and Disinfection | Card 0</w:t>
             </w:r>
           </w:p>
           <w:p>
@@ -21439,7 +21411,7 @@
                 <w:b/>
                 <w:sz w:val="16"/>
               </w:rPr>
-              <w:t>FRONT ·  · Card 0</w:t>
+              <w:t>FRONT |  | Card 0</w:t>
             </w:r>
           </w:p>
           <w:p>
@@ -21495,7 +21467,7 @@
                 <w:b/>
                 <w:sz w:val="16"/>
               </w:rPr>
-              <w:t>FRONT ·  · Card 0</w:t>
+              <w:t>FRONT |  | Card 0</w:t>
             </w:r>
           </w:p>
           <w:p>
@@ -21546,7 +21518,7 @@
                 <w:b/>
                 <w:sz w:val="16"/>
               </w:rPr>
-              <w:t>FRONT ·  · Card 0</w:t>
+              <w:t>FRONT |  | Card 0</w:t>
             </w:r>
           </w:p>
           <w:p>
@@ -21602,7 +21574,7 @@
                 <w:b/>
                 <w:sz w:val="16"/>
               </w:rPr>
-              <w:t>FRONT ·  · Card 0</w:t>
+              <w:t>FRONT |  | Card 0</w:t>
             </w:r>
           </w:p>
           <w:p>
@@ -21653,7 +21625,7 @@
                 <w:b/>
                 <w:sz w:val="16"/>
               </w:rPr>
-              <w:t>FRONT ·  · Card 0</w:t>
+              <w:t>FRONT |  | Card 0</w:t>
             </w:r>
           </w:p>
           <w:p>
@@ -21726,20 +21698,20 @@
                 <w:b/>
                 <w:sz w:val="16"/>
               </w:rPr>
-              <w:t>BACK · Card 0</w:t>
-            </w:r>
-          </w:p>
-          <w:p>
-            <w:pPr>
-              <w:spacing w:before="0" w:after="0" w:line="240" w:lineRule="auto"/>
-              <w:jc w:val="center"/>
-            </w:pPr>
-            <w:r>
-              <w:rPr>
-                <w:b w:val="0"/>
-                <w:sz w:val="16"/>
-              </w:rPr>
-              <w:t>It includes valid AWWA front matter and table of contents, but also suspicious sales/testbank pages and unrelated parsed text, so integrity review is needed.</w:t>
+              <w:t>BACK | Card 0</w:t>
+            </w:r>
+          </w:p>
+          <w:p>
+            <w:pPr>
+              <w:spacing w:before="0" w:after="0" w:line="240" w:lineRule="auto"/>
+              <w:jc w:val="center"/>
+            </w:pPr>
+            <w:r>
+              <w:rPr>
+                <w:b w:val="0"/>
+                <w:sz w:val="16"/>
+              </w:rPr>
+              <w:t>Product standards define minimum requirements for products/systems; they do not fully explain operations, troubleshooting, or site-specific design.</w:t>
             </w:r>
           </w:p>
           <w:p>
@@ -21791,20 +21763,20 @@
                 <w:b/>
                 <w:sz w:val="16"/>
               </w:rPr>
-              <w:t>BACK · Card 0</w:t>
-            </w:r>
-          </w:p>
-          <w:p>
-            <w:pPr>
-              <w:spacing w:before="0" w:after="0" w:line="240" w:lineRule="auto"/>
-              <w:jc w:val="center"/>
-            </w:pPr>
-            <w:r>
-              <w:rPr>
-                <w:b w:val="0"/>
-                <w:sz w:val="16"/>
-              </w:rPr>
-              <w:t>Product standards define minimum requirements for products/systems; they do not fully explain operations, troubleshooting, or site-specific design.</w:t>
+              <w:t>BACK | Card 0</w:t>
+            </w:r>
+          </w:p>
+          <w:p>
+            <w:pPr>
+              <w:spacing w:before="0" w:after="0" w:line="240" w:lineRule="auto"/>
+              <w:jc w:val="center"/>
+            </w:pPr>
+            <w:r>
+              <w:rPr>
+                <w:b w:val="0"/>
+                <w:sz w:val="16"/>
+              </w:rPr>
+              <w:t>It includes valid AWWA front matter and table of contents, but also suspicious sales/testbank pages and unrelated parsed text, so integrity review is needed.</w:t>
             </w:r>
           </w:p>
           <w:p>
@@ -21861,45 +21833,44 @@
                 <w:b/>
                 <w:sz w:val="16"/>
               </w:rPr>
-              <w:t>BACK · Card 0</w:t>
-            </w:r>
-          </w:p>
-          <w:p>
-            <w:pPr>
-              <w:spacing w:before="0" w:after="0" w:line="240" w:lineRule="auto"/>
-              <w:jc w:val="center"/>
-            </w:pPr>
-            <w:r>
-              <w:rPr>
-                <w:b w:val="0"/>
-                <w:sz w:val="16"/>
-              </w:rPr>
-              <w:t>Current regulations, state/local requirements, authority having jurisdiction, engineering design, manufacturer instructions, and utility SOPs.</w:t>
-            </w:r>
-          </w:p>
-          <w:p>
-            <w:pPr>
-              <w:spacing w:before="0" w:after="0" w:line="240" w:lineRule="auto"/>
-              <w:jc w:val="center"/>
-            </w:pPr>
-            <w:r>
-              <w:rPr>
-                <w:b w:val="0"/>
-                <w:sz w:val="16"/>
-              </w:rPr>
-            </w:r>
-          </w:p>
-          <w:p>
-            <w:pPr>
-              <w:spacing w:before="0" w:after="0" w:line="240" w:lineRule="auto"/>
-              <w:jc w:val="center"/>
-            </w:pPr>
-            <w:r>
-              <w:rPr>
-                <w:b w:val="0"/>
-                <w:sz w:val="16"/>
-              </w:rPr>
-              <w:t>Source: Deck: T5 Flash Cards - Distribution Source Hydrants and Disinfection</w:t>
+              <w:t>BACK | Card 0</w:t>
+            </w:r>
+          </w:p>
+          <w:p>
+            <w:pPr>
+              <w:spacing w:before="0" w:after="0" w:line="240" w:lineRule="auto"/>
+              <w:jc w:val="center"/>
+            </w:pPr>
+            <w:r>
+              <w:rPr>
+                <w:b w:val="0"/>
+                <w:sz w:val="16"/>
+              </w:rPr>
+            </w:r>
+          </w:p>
+          <w:p>
+            <w:pPr>
+              <w:spacing w:before="0" w:after="0" w:line="240" w:lineRule="auto"/>
+              <w:jc w:val="center"/>
+            </w:pPr>
+            <w:r>
+              <w:rPr>
+                <w:b w:val="0"/>
+                <w:sz w:val="16"/>
+              </w:rPr>
+            </w:r>
+          </w:p>
+          <w:p>
+            <w:pPr>
+              <w:spacing w:before="0" w:after="0" w:line="240" w:lineRule="auto"/>
+              <w:jc w:val="center"/>
+            </w:pPr>
+            <w:r>
+              <w:rPr>
+                <w:b w:val="0"/>
+                <w:sz w:val="16"/>
+              </w:rPr>
+              <w:t xml:space="preserve">Source: </w:t>
             </w:r>
           </w:p>
         </w:tc>
@@ -21926,44 +21897,45 @@
                 <w:b/>
                 <w:sz w:val="16"/>
               </w:rPr>
-              <w:t>BACK · Card 0</w:t>
-            </w:r>
-          </w:p>
-          <w:p>
-            <w:pPr>
-              <w:spacing w:before="0" w:after="0" w:line="240" w:lineRule="auto"/>
-              <w:jc w:val="center"/>
-            </w:pPr>
-            <w:r>
-              <w:rPr>
-                <w:b w:val="0"/>
-                <w:sz w:val="16"/>
-              </w:rPr>
-            </w:r>
-          </w:p>
-          <w:p>
-            <w:pPr>
-              <w:spacing w:before="0" w:after="0" w:line="240" w:lineRule="auto"/>
-              <w:jc w:val="center"/>
-            </w:pPr>
-            <w:r>
-              <w:rPr>
-                <w:b w:val="0"/>
-                <w:sz w:val="16"/>
-              </w:rPr>
-            </w:r>
-          </w:p>
-          <w:p>
-            <w:pPr>
-              <w:spacing w:before="0" w:after="0" w:line="240" w:lineRule="auto"/>
-              <w:jc w:val="center"/>
-            </w:pPr>
-            <w:r>
-              <w:rPr>
-                <w:b w:val="0"/>
-                <w:sz w:val="16"/>
-              </w:rPr>
-              <w:t xml:space="preserve">Source: </w:t>
+              <w:t>BACK | Card 0</w:t>
+            </w:r>
+          </w:p>
+          <w:p>
+            <w:pPr>
+              <w:spacing w:before="0" w:after="0" w:line="240" w:lineRule="auto"/>
+              <w:jc w:val="center"/>
+            </w:pPr>
+            <w:r>
+              <w:rPr>
+                <w:b w:val="0"/>
+                <w:sz w:val="16"/>
+              </w:rPr>
+              <w:t>Current regulations, state/local requirements, authority having jurisdiction, engineering design, manufacturer instructions, and utility SOPs.</w:t>
+            </w:r>
+          </w:p>
+          <w:p>
+            <w:pPr>
+              <w:spacing w:before="0" w:after="0" w:line="240" w:lineRule="auto"/>
+              <w:jc w:val="center"/>
+            </w:pPr>
+            <w:r>
+              <w:rPr>
+                <w:b w:val="0"/>
+                <w:sz w:val="16"/>
+              </w:rPr>
+            </w:r>
+          </w:p>
+          <w:p>
+            <w:pPr>
+              <w:spacing w:before="0" w:after="0" w:line="240" w:lineRule="auto"/>
+              <w:jc w:val="center"/>
+            </w:pPr>
+            <w:r>
+              <w:rPr>
+                <w:b w:val="0"/>
+                <w:sz w:val="16"/>
+              </w:rPr>
+              <w:t>Source: Deck: T5 Flash Cards - Distribution Source Hydrants and Disinfection</w:t>
             </w:r>
           </w:p>
         </w:tc>
@@ -21995,7 +21967,7 @@
                 <w:b/>
                 <w:sz w:val="16"/>
               </w:rPr>
-              <w:t>BACK · Card 0</w:t>
+              <w:t>BACK | Card 0</w:t>
             </w:r>
           </w:p>
           <w:p>
@@ -22059,7 +22031,7 @@
                 <w:b/>
                 <w:sz w:val="16"/>
               </w:rPr>
-              <w:t>BACK · Card 0</w:t>
+              <w:t>BACK | Card 0</w:t>
             </w:r>
           </w:p>
           <w:p>
@@ -22128,7 +22100,7 @@
                 <w:b/>
                 <w:sz w:val="16"/>
               </w:rPr>
-              <w:t>BACK · Card 0</w:t>
+              <w:t>BACK | Card 0</w:t>
             </w:r>
           </w:p>
           <w:p>
@@ -22192,7 +22164,7 @@
                 <w:b/>
                 <w:sz w:val="16"/>
               </w:rPr>
-              <w:t>BACK · Card 0</w:t>
+              <w:t>BACK | Card 0</w:t>
             </w:r>
           </w:p>
           <w:p>

--- a/08 Printable Study Materials/Build Artifacts/Water-Operator-Vault-Flashcards-Packet.docx
+++ b/08 Printable Study Materials/Build Artifacts/Water-Operator-Vault-Flashcards-Packet.docx
@@ -21411,31 +21411,32 @@
                 <w:b/>
                 <w:sz w:val="16"/>
               </w:rPr>
-              <w:t>FRONT |  | Card 0</w:t>
-            </w:r>
-          </w:p>
-          <w:p>
-            <w:pPr>
-              <w:spacing w:before="0" w:after="0" w:line="240" w:lineRule="auto"/>
-              <w:jc w:val="center"/>
-            </w:pPr>
-            <w:r>
-              <w:rPr>
-                <w:b w:val="0"/>
-                <w:sz w:val="16"/>
-              </w:rPr>
-            </w:r>
-          </w:p>
-          <w:p>
-            <w:pPr>
-              <w:spacing w:before="0" w:after="0" w:line="240" w:lineRule="auto"/>
-              <w:jc w:val="center"/>
-            </w:pPr>
-            <w:r>
-              <w:rPr>
-                <w:b w:val="0"/>
-                <w:sz w:val="16"/>
-              </w:rPr>
+              <w:t>FRONT | T5 Flash Cards - Regulation Sources and Blending | Card 1</w:t>
+            </w:r>
+          </w:p>
+          <w:p>
+            <w:pPr>
+              <w:spacing w:before="0" w:after="0" w:line="240" w:lineRule="auto"/>
+              <w:jc w:val="center"/>
+            </w:pPr>
+            <w:r>
+              <w:rPr>
+                <w:b w:val="0"/>
+                <w:sz w:val="16"/>
+              </w:rPr>
+            </w:r>
+          </w:p>
+          <w:p>
+            <w:pPr>
+              <w:spacing w:before="0" w:after="0" w:line="240" w:lineRule="auto"/>
+              <w:jc w:val="center"/>
+            </w:pPr>
+            <w:r>
+              <w:rPr>
+                <w:b w:val="0"/>
+                <w:sz w:val="16"/>
+              </w:rPr>
+              <w:t>What is the main federal drinking-water law for public water systems?</w:t>
             </w:r>
           </w:p>
         </w:tc>
@@ -21467,31 +21468,32 @@
                 <w:b/>
                 <w:sz w:val="16"/>
               </w:rPr>
-              <w:t>FRONT |  | Card 0</w:t>
-            </w:r>
-          </w:p>
-          <w:p>
-            <w:pPr>
-              <w:spacing w:before="0" w:after="0" w:line="240" w:lineRule="auto"/>
-              <w:jc w:val="center"/>
-            </w:pPr>
-            <w:r>
-              <w:rPr>
-                <w:b w:val="0"/>
-                <w:sz w:val="16"/>
-              </w:rPr>
-            </w:r>
-          </w:p>
-          <w:p>
-            <w:pPr>
-              <w:spacing w:before="0" w:after="0" w:line="240" w:lineRule="auto"/>
-              <w:jc w:val="center"/>
-            </w:pPr>
-            <w:r>
-              <w:rPr>
-                <w:b w:val="0"/>
-                <w:sz w:val="16"/>
-              </w:rPr>
+              <w:t>FRONT | T5 Flash Cards - Regulation Sources and Blending | Card 2</w:t>
+            </w:r>
+          </w:p>
+          <w:p>
+            <w:pPr>
+              <w:spacing w:before="0" w:after="0" w:line="240" w:lineRule="auto"/>
+              <w:jc w:val="center"/>
+            </w:pPr>
+            <w:r>
+              <w:rPr>
+                <w:b w:val="0"/>
+                <w:sz w:val="16"/>
+              </w:rPr>
+            </w:r>
+          </w:p>
+          <w:p>
+            <w:pPr>
+              <w:spacing w:before="0" w:after="0" w:line="240" w:lineRule="auto"/>
+              <w:jc w:val="center"/>
+            </w:pPr>
+            <w:r>
+              <w:rPr>
+                <w:b w:val="0"/>
+                <w:sz w:val="16"/>
+              </w:rPr>
+              <w:t>Which federal regulation part contains National Primary Drinking Water Regulations?</w:t>
             </w:r>
           </w:p>
         </w:tc>
@@ -21518,31 +21520,32 @@
                 <w:b/>
                 <w:sz w:val="16"/>
               </w:rPr>
-              <w:t>FRONT |  | Card 0</w:t>
-            </w:r>
-          </w:p>
-          <w:p>
-            <w:pPr>
-              <w:spacing w:before="0" w:after="0" w:line="240" w:lineRule="auto"/>
-              <w:jc w:val="center"/>
-            </w:pPr>
-            <w:r>
-              <w:rPr>
-                <w:b w:val="0"/>
-                <w:sz w:val="16"/>
-              </w:rPr>
-            </w:r>
-          </w:p>
-          <w:p>
-            <w:pPr>
-              <w:spacing w:before="0" w:after="0" w:line="240" w:lineRule="auto"/>
-              <w:jc w:val="center"/>
-            </w:pPr>
-            <w:r>
-              <w:rPr>
-                <w:b w:val="0"/>
-                <w:sz w:val="16"/>
-              </w:rPr>
+              <w:t>FRONT | T5 Flash Cards - Regulation Sources and Blending | Card 3</w:t>
+            </w:r>
+          </w:p>
+          <w:p>
+            <w:pPr>
+              <w:spacing w:before="0" w:after="0" w:line="240" w:lineRule="auto"/>
+              <w:jc w:val="center"/>
+            </w:pPr>
+            <w:r>
+              <w:rPr>
+                <w:b w:val="0"/>
+                <w:sz w:val="16"/>
+              </w:rPr>
+            </w:r>
+          </w:p>
+          <w:p>
+            <w:pPr>
+              <w:spacing w:before="0" w:after="0" w:line="240" w:lineRule="auto"/>
+              <w:jc w:val="center"/>
+            </w:pPr>
+            <w:r>
+              <w:rPr>
+                <w:b w:val="0"/>
+                <w:sz w:val="16"/>
+              </w:rPr>
+              <w:t>Which federal regulation part is associated with state primacy and implementation?</w:t>
             </w:r>
           </w:p>
         </w:tc>
@@ -21574,31 +21577,32 @@
                 <w:b/>
                 <w:sz w:val="16"/>
               </w:rPr>
-              <w:t>FRONT |  | Card 0</w:t>
-            </w:r>
-          </w:p>
-          <w:p>
-            <w:pPr>
-              <w:spacing w:before="0" w:after="0" w:line="240" w:lineRule="auto"/>
-              <w:jc w:val="center"/>
-            </w:pPr>
-            <w:r>
-              <w:rPr>
-                <w:b w:val="0"/>
-                <w:sz w:val="16"/>
-              </w:rPr>
-            </w:r>
-          </w:p>
-          <w:p>
-            <w:pPr>
-              <w:spacing w:before="0" w:after="0" w:line="240" w:lineRule="auto"/>
-              <w:jc w:val="center"/>
-            </w:pPr>
-            <w:r>
-              <w:rPr>
-                <w:b w:val="0"/>
-                <w:sz w:val="16"/>
-              </w:rPr>
+              <w:t>FRONT | T5 Flash Cards - Regulation Sources and Blending | Card 4</w:t>
+            </w:r>
+          </w:p>
+          <w:p>
+            <w:pPr>
+              <w:spacing w:before="0" w:after="0" w:line="240" w:lineRule="auto"/>
+              <w:jc w:val="center"/>
+            </w:pPr>
+            <w:r>
+              <w:rPr>
+                <w:b w:val="0"/>
+                <w:sz w:val="16"/>
+              </w:rPr>
+            </w:r>
+          </w:p>
+          <w:p>
+            <w:pPr>
+              <w:spacing w:before="0" w:after="0" w:line="240" w:lineRule="auto"/>
+              <w:jc w:val="center"/>
+            </w:pPr>
+            <w:r>
+              <w:rPr>
+                <w:b w:val="0"/>
+                <w:sz w:val="16"/>
+              </w:rPr>
+              <w:t>Which federal regulation part contains National Secondary Drinking Water Regulations?</w:t>
             </w:r>
           </w:p>
         </w:tc>
@@ -21625,31 +21629,32 @@
                 <w:b/>
                 <w:sz w:val="16"/>
               </w:rPr>
-              <w:t>FRONT |  | Card 0</w:t>
-            </w:r>
-          </w:p>
-          <w:p>
-            <w:pPr>
-              <w:spacing w:before="0" w:after="0" w:line="240" w:lineRule="auto"/>
-              <w:jc w:val="center"/>
-            </w:pPr>
-            <w:r>
-              <w:rPr>
-                <w:b w:val="0"/>
-                <w:sz w:val="16"/>
-              </w:rPr>
-            </w:r>
-          </w:p>
-          <w:p>
-            <w:pPr>
-              <w:spacing w:before="0" w:after="0" w:line="240" w:lineRule="auto"/>
-              <w:jc w:val="center"/>
-            </w:pPr>
-            <w:r>
-              <w:rPr>
-                <w:b w:val="0"/>
-                <w:sz w:val="16"/>
-              </w:rPr>
+              <w:t>FRONT | T5 Flash Cards - Regulation Sources and Blending | Card 5</w:t>
+            </w:r>
+          </w:p>
+          <w:p>
+            <w:pPr>
+              <w:spacing w:before="0" w:after="0" w:line="240" w:lineRule="auto"/>
+              <w:jc w:val="center"/>
+            </w:pPr>
+            <w:r>
+              <w:rPr>
+                <w:b w:val="0"/>
+                <w:sz w:val="16"/>
+              </w:rPr>
+            </w:r>
+          </w:p>
+          <w:p>
+            <w:pPr>
+              <w:spacing w:before="0" w:after="0" w:line="240" w:lineRule="auto"/>
+              <w:jc w:val="center"/>
+            </w:pPr>
+            <w:r>
+              <w:rPr>
+                <w:b w:val="0"/>
+                <w:sz w:val="16"/>
+              </w:rPr>
+              <w:t>Where are California drinking-water MCLs and monitoring requirements mainly found?</w:t>
             </w:r>
           </w:p>
         </w:tc>
@@ -21833,44 +21838,45 @@
                 <w:b/>
                 <w:sz w:val="16"/>
               </w:rPr>
-              <w:t>BACK | Card 0</w:t>
-            </w:r>
-          </w:p>
-          <w:p>
-            <w:pPr>
-              <w:spacing w:before="0" w:after="0" w:line="240" w:lineRule="auto"/>
-              <w:jc w:val="center"/>
-            </w:pPr>
-            <w:r>
-              <w:rPr>
-                <w:b w:val="0"/>
-                <w:sz w:val="16"/>
-              </w:rPr>
-            </w:r>
-          </w:p>
-          <w:p>
-            <w:pPr>
-              <w:spacing w:before="0" w:after="0" w:line="240" w:lineRule="auto"/>
-              <w:jc w:val="center"/>
-            </w:pPr>
-            <w:r>
-              <w:rPr>
-                <w:b w:val="0"/>
-                <w:sz w:val="16"/>
-              </w:rPr>
-            </w:r>
-          </w:p>
-          <w:p>
-            <w:pPr>
-              <w:spacing w:before="0" w:after="0" w:line="240" w:lineRule="auto"/>
-              <w:jc w:val="center"/>
-            </w:pPr>
-            <w:r>
-              <w:rPr>
-                <w:b w:val="0"/>
-                <w:sz w:val="16"/>
-              </w:rPr>
-              <w:t xml:space="preserve">Source: </w:t>
+              <w:t>BACK | Card 1</w:t>
+            </w:r>
+          </w:p>
+          <w:p>
+            <w:pPr>
+              <w:spacing w:before="0" w:after="0" w:line="240" w:lineRule="auto"/>
+              <w:jc w:val="center"/>
+            </w:pPr>
+            <w:r>
+              <w:rPr>
+                <w:b w:val="0"/>
+                <w:sz w:val="16"/>
+              </w:rPr>
+              <w:t>Safe Drinking Water Act (SDWA).</w:t>
+            </w:r>
+          </w:p>
+          <w:p>
+            <w:pPr>
+              <w:spacing w:before="0" w:after="0" w:line="240" w:lineRule="auto"/>
+              <w:jc w:val="center"/>
+            </w:pPr>
+            <w:r>
+              <w:rPr>
+                <w:b w:val="0"/>
+                <w:sz w:val="16"/>
+              </w:rPr>
+            </w:r>
+          </w:p>
+          <w:p>
+            <w:pPr>
+              <w:spacing w:before="0" w:after="0" w:line="240" w:lineRule="auto"/>
+              <w:jc w:val="center"/>
+            </w:pPr>
+            <w:r>
+              <w:rPr>
+                <w:b w:val="0"/>
+                <w:sz w:val="16"/>
+              </w:rPr>
+              <w:t>Source: EPA-SDWA.</w:t>
             </w:r>
           </w:p>
         </w:tc>
@@ -21967,44 +21973,45 @@
                 <w:b/>
                 <w:sz w:val="16"/>
               </w:rPr>
-              <w:t>BACK | Card 0</w:t>
-            </w:r>
-          </w:p>
-          <w:p>
-            <w:pPr>
-              <w:spacing w:before="0" w:after="0" w:line="240" w:lineRule="auto"/>
-              <w:jc w:val="center"/>
-            </w:pPr>
-            <w:r>
-              <w:rPr>
-                <w:b w:val="0"/>
-                <w:sz w:val="16"/>
-              </w:rPr>
-            </w:r>
-          </w:p>
-          <w:p>
-            <w:pPr>
-              <w:spacing w:before="0" w:after="0" w:line="240" w:lineRule="auto"/>
-              <w:jc w:val="center"/>
-            </w:pPr>
-            <w:r>
-              <w:rPr>
-                <w:b w:val="0"/>
-                <w:sz w:val="16"/>
-              </w:rPr>
-            </w:r>
-          </w:p>
-          <w:p>
-            <w:pPr>
-              <w:spacing w:before="0" w:after="0" w:line="240" w:lineRule="auto"/>
-              <w:jc w:val="center"/>
-            </w:pPr>
-            <w:r>
-              <w:rPr>
-                <w:b w:val="0"/>
-                <w:sz w:val="16"/>
-              </w:rPr>
-              <w:t xml:space="preserve">Source: </w:t>
+              <w:t>BACK | Card 3</w:t>
+            </w:r>
+          </w:p>
+          <w:p>
+            <w:pPr>
+              <w:spacing w:before="0" w:after="0" w:line="240" w:lineRule="auto"/>
+              <w:jc w:val="center"/>
+            </w:pPr>
+            <w:r>
+              <w:rPr>
+                <w:b w:val="0"/>
+                <w:sz w:val="16"/>
+              </w:rPr>
+              <w:t>40 CFR Part 142.</w:t>
+            </w:r>
+          </w:p>
+          <w:p>
+            <w:pPr>
+              <w:spacing w:before="0" w:after="0" w:line="240" w:lineRule="auto"/>
+              <w:jc w:val="center"/>
+            </w:pPr>
+            <w:r>
+              <w:rPr>
+                <w:b w:val="0"/>
+                <w:sz w:val="16"/>
+              </w:rPr>
+            </w:r>
+          </w:p>
+          <w:p>
+            <w:pPr>
+              <w:spacing w:before="0" w:after="0" w:line="240" w:lineRule="auto"/>
+              <w:jc w:val="center"/>
+            </w:pPr>
+            <w:r>
+              <w:rPr>
+                <w:b w:val="0"/>
+                <w:sz w:val="16"/>
+              </w:rPr>
+              <w:t>Source: ECFR-40-CFR-142. Review flag: verify section-level details before final release.</w:t>
             </w:r>
           </w:p>
         </w:tc>
@@ -22031,44 +22038,45 @@
                 <w:b/>
                 <w:sz w:val="16"/>
               </w:rPr>
-              <w:t>BACK | Card 0</w:t>
-            </w:r>
-          </w:p>
-          <w:p>
-            <w:pPr>
-              <w:spacing w:before="0" w:after="0" w:line="240" w:lineRule="auto"/>
-              <w:jc w:val="center"/>
-            </w:pPr>
-            <w:r>
-              <w:rPr>
-                <w:b w:val="0"/>
-                <w:sz w:val="16"/>
-              </w:rPr>
-            </w:r>
-          </w:p>
-          <w:p>
-            <w:pPr>
-              <w:spacing w:before="0" w:after="0" w:line="240" w:lineRule="auto"/>
-              <w:jc w:val="center"/>
-            </w:pPr>
-            <w:r>
-              <w:rPr>
-                <w:b w:val="0"/>
-                <w:sz w:val="16"/>
-              </w:rPr>
-            </w:r>
-          </w:p>
-          <w:p>
-            <w:pPr>
-              <w:spacing w:before="0" w:after="0" w:line="240" w:lineRule="auto"/>
-              <w:jc w:val="center"/>
-            </w:pPr>
-            <w:r>
-              <w:rPr>
-                <w:b w:val="0"/>
-                <w:sz w:val="16"/>
-              </w:rPr>
-              <w:t xml:space="preserve">Source: </w:t>
+              <w:t>BACK | Card 2</w:t>
+            </w:r>
+          </w:p>
+          <w:p>
+            <w:pPr>
+              <w:spacing w:before="0" w:after="0" w:line="240" w:lineRule="auto"/>
+              <w:jc w:val="center"/>
+            </w:pPr>
+            <w:r>
+              <w:rPr>
+                <w:b w:val="0"/>
+                <w:sz w:val="16"/>
+              </w:rPr>
+              <w:t>40 CFR Part 141.</w:t>
+            </w:r>
+          </w:p>
+          <w:p>
+            <w:pPr>
+              <w:spacing w:before="0" w:after="0" w:line="240" w:lineRule="auto"/>
+              <w:jc w:val="center"/>
+            </w:pPr>
+            <w:r>
+              <w:rPr>
+                <w:b w:val="0"/>
+                <w:sz w:val="16"/>
+              </w:rPr>
+            </w:r>
+          </w:p>
+          <w:p>
+            <w:pPr>
+              <w:spacing w:before="0" w:after="0" w:line="240" w:lineRule="auto"/>
+              <w:jc w:val="center"/>
+            </w:pPr>
+            <w:r>
+              <w:rPr>
+                <w:b w:val="0"/>
+                <w:sz w:val="16"/>
+              </w:rPr>
+              <w:t>Source: ECFR-40-CFR-141.</w:t>
             </w:r>
           </w:p>
         </w:tc>
@@ -22100,44 +22108,45 @@
                 <w:b/>
                 <w:sz w:val="16"/>
               </w:rPr>
-              <w:t>BACK | Card 0</w:t>
-            </w:r>
-          </w:p>
-          <w:p>
-            <w:pPr>
-              <w:spacing w:before="0" w:after="0" w:line="240" w:lineRule="auto"/>
-              <w:jc w:val="center"/>
-            </w:pPr>
-            <w:r>
-              <w:rPr>
-                <w:b w:val="0"/>
-                <w:sz w:val="16"/>
-              </w:rPr>
-            </w:r>
-          </w:p>
-          <w:p>
-            <w:pPr>
-              <w:spacing w:before="0" w:after="0" w:line="240" w:lineRule="auto"/>
-              <w:jc w:val="center"/>
-            </w:pPr>
-            <w:r>
-              <w:rPr>
-                <w:b w:val="0"/>
-                <w:sz w:val="16"/>
-              </w:rPr>
-            </w:r>
-          </w:p>
-          <w:p>
-            <w:pPr>
-              <w:spacing w:before="0" w:after="0" w:line="240" w:lineRule="auto"/>
-              <w:jc w:val="center"/>
-            </w:pPr>
-            <w:r>
-              <w:rPr>
-                <w:b w:val="0"/>
-                <w:sz w:val="16"/>
-              </w:rPr>
-              <w:t xml:space="preserve">Source: </w:t>
+              <w:t>BACK | Card 5</w:t>
+            </w:r>
+          </w:p>
+          <w:p>
+            <w:pPr>
+              <w:spacing w:before="0" w:after="0" w:line="240" w:lineRule="auto"/>
+              <w:jc w:val="center"/>
+            </w:pPr>
+            <w:r>
+              <w:rPr>
+                <w:b w:val="0"/>
+                <w:sz w:val="16"/>
+              </w:rPr>
+              <w:t>CCR Title 22.</w:t>
+            </w:r>
+          </w:p>
+          <w:p>
+            <w:pPr>
+              <w:spacing w:before="0" w:after="0" w:line="240" w:lineRule="auto"/>
+              <w:jc w:val="center"/>
+            </w:pPr>
+            <w:r>
+              <w:rPr>
+                <w:b w:val="0"/>
+                <w:sz w:val="16"/>
+              </w:rPr>
+            </w:r>
+          </w:p>
+          <w:p>
+            <w:pPr>
+              <w:spacing w:before="0" w:after="0" w:line="240" w:lineRule="auto"/>
+              <w:jc w:val="center"/>
+            </w:pPr>
+            <w:r>
+              <w:rPr>
+                <w:b w:val="0"/>
+                <w:sz w:val="16"/>
+              </w:rPr>
+              <w:t>Source: CA-LAWBOOK / CA-TITLE-22. Review flag: section-level Title 22 audit still needed.</w:t>
             </w:r>
           </w:p>
         </w:tc>
@@ -22164,6 +22173,1960 @@
                 <w:b/>
                 <w:sz w:val="16"/>
               </w:rPr>
+              <w:t>BACK | Card 4</w:t>
+            </w:r>
+          </w:p>
+          <w:p>
+            <w:pPr>
+              <w:spacing w:before="0" w:after="0" w:line="240" w:lineRule="auto"/>
+              <w:jc w:val="center"/>
+            </w:pPr>
+            <w:r>
+              <w:rPr>
+                <w:b w:val="0"/>
+                <w:sz w:val="16"/>
+              </w:rPr>
+              <w:t>40 CFR Part 143.</w:t>
+            </w:r>
+          </w:p>
+          <w:p>
+            <w:pPr>
+              <w:spacing w:before="0" w:after="0" w:line="240" w:lineRule="auto"/>
+              <w:jc w:val="center"/>
+            </w:pPr>
+            <w:r>
+              <w:rPr>
+                <w:b w:val="0"/>
+                <w:sz w:val="16"/>
+              </w:rPr>
+            </w:r>
+          </w:p>
+          <w:p>
+            <w:pPr>
+              <w:spacing w:before="0" w:after="0" w:line="240" w:lineRule="auto"/>
+              <w:jc w:val="center"/>
+            </w:pPr>
+            <w:r>
+              <w:rPr>
+                <w:b w:val="0"/>
+                <w:sz w:val="16"/>
+              </w:rPr>
+              <w:t>Source: ECFR-40-CFR-143. Review flag: verify section-level details before final release.</w:t>
+            </w:r>
+          </w:p>
+        </w:tc>
+      </w:tr>
+    </w:tbl>
+    <w:p>
+      <w:r>
+        <w:br w:type="page"/>
+      </w:r>
+    </w:p>
+    <w:tbl>
+      <w:tblPr>
+        <w:tblW w:type="auto" w:w="0"/>
+        <w:jc w:val="center"/>
+        <w:tblLayout w:type="fixed"/>
+        <w:tblLook w:firstColumn="1" w:firstRow="1" w:lastColumn="0" w:lastRow="0" w:noHBand="0" w:noVBand="1" w:val="04A0"/>
+      </w:tblPr>
+      <w:tblGrid>
+        <w:gridCol w:w="7560"/>
+        <w:gridCol w:w="7560"/>
+      </w:tblGrid>
+      <w:tr>
+        <w:trPr>
+          <w:trHeight w:val="2520" w:hRule="exact"/>
+        </w:trPr>
+        <w:tc>
+          <w:tcPr>
+            <w:tcW w:type="dxa" w:w="7488"/>
+            <w:tcBorders>
+              <w:top w:val="single" w:sz="6" w:space="0" w:color="999999"/>
+              <w:left w:val="single" w:sz="6" w:space="0" w:color="999999"/>
+              <w:bottom w:val="single" w:sz="6" w:space="0" w:color="999999"/>
+              <w:right w:val="single" w:sz="6" w:space="0" w:color="999999"/>
+            </w:tcBorders>
+            <w:shd w:fill="FFFFFF"/>
+            <w:vAlign w:val="center"/>
+          </w:tcPr>
+          <w:p>
+            <w:pPr>
+              <w:spacing w:before="0" w:after="0" w:line="240" w:lineRule="auto"/>
+              <w:jc w:val="center"/>
+            </w:pPr>
+            <w:r/>
+            <w:r>
+              <w:rPr>
+                <w:b/>
+                <w:sz w:val="16"/>
+              </w:rPr>
+              <w:t>FRONT | T5 Flash Cards - Regulation Sources and Blending | Card 6</w:t>
+            </w:r>
+          </w:p>
+          <w:p>
+            <w:pPr>
+              <w:spacing w:before="0" w:after="0" w:line="240" w:lineRule="auto"/>
+              <w:jc w:val="center"/>
+            </w:pPr>
+            <w:r>
+              <w:rPr>
+                <w:b w:val="0"/>
+                <w:sz w:val="16"/>
+              </w:rPr>
+            </w:r>
+          </w:p>
+          <w:p>
+            <w:pPr>
+              <w:spacing w:before="0" w:after="0" w:line="240" w:lineRule="auto"/>
+              <w:jc w:val="center"/>
+            </w:pPr>
+            <w:r>
+              <w:rPr>
+                <w:b w:val="0"/>
+                <w:sz w:val="16"/>
+              </w:rPr>
+              <w:t>What is the current California source for cross-connection control program requirements?</w:t>
+            </w:r>
+          </w:p>
+        </w:tc>
+        <w:tc>
+          <w:tcPr>
+            <w:tcW w:type="dxa" w:w="7488"/>
+            <w:tcBorders>
+              <w:top w:val="single" w:sz="6" w:space="0" w:color="999999"/>
+              <w:left w:val="single" w:sz="6" w:space="0" w:color="999999"/>
+              <w:bottom w:val="single" w:sz="6" w:space="0" w:color="999999"/>
+              <w:right w:val="single" w:sz="6" w:space="0" w:color="999999"/>
+            </w:tcBorders>
+            <w:shd w:fill="FFFFFF"/>
+            <w:vAlign w:val="center"/>
+          </w:tcPr>
+          <w:p>
+            <w:pPr>
+              <w:spacing w:before="0" w:after="0" w:line="240" w:lineRule="auto"/>
+              <w:jc w:val="center"/>
+            </w:pPr>
+            <w:r/>
+            <w:r>
+              <w:rPr>
+                <w:b/>
+                <w:sz w:val="16"/>
+              </w:rPr>
+              <w:t>FRONT | T5 Flash Cards - Regulation Sources and Blending | Card 7</w:t>
+            </w:r>
+          </w:p>
+          <w:p>
+            <w:pPr>
+              <w:spacing w:before="0" w:after="0" w:line="240" w:lineRule="auto"/>
+              <w:jc w:val="center"/>
+            </w:pPr>
+            <w:r>
+              <w:rPr>
+                <w:b w:val="0"/>
+                <w:sz w:val="16"/>
+              </w:rPr>
+            </w:r>
+          </w:p>
+          <w:p>
+            <w:pPr>
+              <w:spacing w:before="0" w:after="0" w:line="240" w:lineRule="auto"/>
+              <w:jc w:val="center"/>
+            </w:pPr>
+            <w:r>
+              <w:rPr>
+                <w:b w:val="0"/>
+                <w:sz w:val="16"/>
+              </w:rPr>
+              <w:t>What rule family covers total coliform, E. coli findings, assessments, and corrective action?</w:t>
+            </w:r>
+          </w:p>
+        </w:tc>
+      </w:tr>
+      <w:tr>
+        <w:trPr>
+          <w:trHeight w:val="2520" w:hRule="exact"/>
+        </w:trPr>
+        <w:tc>
+          <w:tcPr>
+            <w:tcW w:type="dxa" w:w="7488"/>
+            <w:tcBorders>
+              <w:top w:val="single" w:sz="6" w:space="0" w:color="999999"/>
+              <w:left w:val="single" w:sz="6" w:space="0" w:color="999999"/>
+              <w:bottom w:val="single" w:sz="6" w:space="0" w:color="999999"/>
+              <w:right w:val="single" w:sz="6" w:space="0" w:color="999999"/>
+            </w:tcBorders>
+            <w:shd w:fill="FFFFFF"/>
+            <w:vAlign w:val="center"/>
+          </w:tcPr>
+          <w:p>
+            <w:pPr>
+              <w:spacing w:before="0" w:after="0" w:line="240" w:lineRule="auto"/>
+              <w:jc w:val="center"/>
+            </w:pPr>
+            <w:r/>
+            <w:r>
+              <w:rPr>
+                <w:b/>
+                <w:sz w:val="16"/>
+              </w:rPr>
+              <w:t>FRONT | T5 Flash Cards - Regulation Sources and Blending | Card 8</w:t>
+            </w:r>
+          </w:p>
+          <w:p>
+            <w:pPr>
+              <w:spacing w:before="0" w:after="0" w:line="240" w:lineRule="auto"/>
+              <w:jc w:val="center"/>
+            </w:pPr>
+            <w:r>
+              <w:rPr>
+                <w:b w:val="0"/>
+                <w:sz w:val="16"/>
+              </w:rPr>
+            </w:r>
+          </w:p>
+          <w:p>
+            <w:pPr>
+              <w:spacing w:before="0" w:after="0" w:line="240" w:lineRule="auto"/>
+              <w:jc w:val="center"/>
+            </w:pPr>
+            <w:r>
+              <w:rPr>
+                <w:b w:val="0"/>
+                <w:sz w:val="16"/>
+              </w:rPr>
+              <w:t>What rule family covers TTHM and HAA5?</w:t>
+            </w:r>
+          </w:p>
+        </w:tc>
+        <w:tc>
+          <w:tcPr>
+            <w:tcW w:type="dxa" w:w="7488"/>
+            <w:tcBorders>
+              <w:top w:val="single" w:sz="6" w:space="0" w:color="999999"/>
+              <w:left w:val="single" w:sz="6" w:space="0" w:color="999999"/>
+              <w:bottom w:val="single" w:sz="6" w:space="0" w:color="999999"/>
+              <w:right w:val="single" w:sz="6" w:space="0" w:color="999999"/>
+            </w:tcBorders>
+            <w:shd w:fill="FFFFFF"/>
+            <w:vAlign w:val="center"/>
+          </w:tcPr>
+          <w:p>
+            <w:pPr>
+              <w:spacing w:before="0" w:after="0" w:line="240" w:lineRule="auto"/>
+              <w:jc w:val="center"/>
+            </w:pPr>
+            <w:r/>
+            <w:r>
+              <w:rPr>
+                <w:b/>
+                <w:sz w:val="16"/>
+              </w:rPr>
+              <w:t>FRONT | T5 Flash Cards - Regulation Sources and Blending | Card 9</w:t>
+            </w:r>
+          </w:p>
+          <w:p>
+            <w:pPr>
+              <w:spacing w:before="0" w:after="0" w:line="240" w:lineRule="auto"/>
+              <w:jc w:val="center"/>
+            </w:pPr>
+            <w:r>
+              <w:rPr>
+                <w:b w:val="0"/>
+                <w:sz w:val="16"/>
+              </w:rPr>
+            </w:r>
+          </w:p>
+          <w:p>
+            <w:pPr>
+              <w:spacing w:before="0" w:after="0" w:line="240" w:lineRule="auto"/>
+              <w:jc w:val="center"/>
+            </w:pPr>
+            <w:r>
+              <w:rPr>
+                <w:b w:val="0"/>
+                <w:sz w:val="16"/>
+              </w:rPr>
+              <w:t>Which rule family covers filtration, turbidity, CT, Giardia, viruses, and Cryptosporidium?</w:t>
+            </w:r>
+          </w:p>
+        </w:tc>
+      </w:tr>
+      <w:tr>
+        <w:trPr>
+          <w:trHeight w:val="2520" w:hRule="exact"/>
+        </w:trPr>
+        <w:tc>
+          <w:tcPr>
+            <w:tcW w:type="dxa" w:w="7488"/>
+            <w:tcBorders>
+              <w:top w:val="single" w:sz="6" w:space="0" w:color="999999"/>
+              <w:left w:val="single" w:sz="6" w:space="0" w:color="999999"/>
+              <w:bottom w:val="single" w:sz="6" w:space="0" w:color="999999"/>
+              <w:right w:val="single" w:sz="6" w:space="0" w:color="999999"/>
+            </w:tcBorders>
+            <w:shd w:fill="FFFFFF"/>
+            <w:vAlign w:val="center"/>
+          </w:tcPr>
+          <w:p>
+            <w:pPr>
+              <w:spacing w:before="0" w:after="0" w:line="240" w:lineRule="auto"/>
+              <w:jc w:val="center"/>
+            </w:pPr>
+            <w:r/>
+            <w:r>
+              <w:rPr>
+                <w:b/>
+                <w:sz w:val="16"/>
+              </w:rPr>
+              <w:t>FRONT | T5 Flash Cards - Regulation Sources and Blending | Card 10</w:t>
+            </w:r>
+          </w:p>
+          <w:p>
+            <w:pPr>
+              <w:spacing w:before="0" w:after="0" w:line="240" w:lineRule="auto"/>
+              <w:jc w:val="center"/>
+            </w:pPr>
+            <w:r>
+              <w:rPr>
+                <w:b w:val="0"/>
+                <w:sz w:val="16"/>
+              </w:rPr>
+            </w:r>
+          </w:p>
+          <w:p>
+            <w:pPr>
+              <w:spacing w:before="0" w:after="0" w:line="240" w:lineRule="auto"/>
+              <w:jc w:val="center"/>
+            </w:pPr>
+            <w:r>
+              <w:rPr>
+                <w:b w:val="0"/>
+                <w:sz w:val="16"/>
+              </w:rPr>
+              <w:t>What regulatory concept is central to lead and copper compliance?</w:t>
+            </w:r>
+          </w:p>
+        </w:tc>
+        <w:tc>
+          <w:tcPr>
+            <w:tcW w:type="dxa" w:w="7488"/>
+            <w:tcBorders>
+              <w:top w:val="single" w:sz="6" w:space="0" w:color="999999"/>
+              <w:left w:val="single" w:sz="6" w:space="0" w:color="999999"/>
+              <w:bottom w:val="single" w:sz="6" w:space="0" w:color="999999"/>
+              <w:right w:val="single" w:sz="6" w:space="0" w:color="999999"/>
+            </w:tcBorders>
+            <w:shd w:fill="FFFFFF"/>
+            <w:vAlign w:val="center"/>
+          </w:tcPr>
+          <w:p>
+            <w:pPr>
+              <w:spacing w:before="0" w:after="0" w:line="240" w:lineRule="auto"/>
+              <w:jc w:val="center"/>
+            </w:pPr>
+            <w:r/>
+            <w:r>
+              <w:rPr>
+                <w:b/>
+                <w:sz w:val="16"/>
+              </w:rPr>
+              <w:t>FRONT | T5 Flash Cards - Regulation Sources and Blending | Card 11</w:t>
+            </w:r>
+          </w:p>
+          <w:p>
+            <w:pPr>
+              <w:spacing w:before="0" w:after="0" w:line="240" w:lineRule="auto"/>
+              <w:jc w:val="center"/>
+            </w:pPr>
+            <w:r>
+              <w:rPr>
+                <w:b w:val="0"/>
+                <w:sz w:val="16"/>
+              </w:rPr>
+            </w:r>
+          </w:p>
+          <w:p>
+            <w:pPr>
+              <w:spacing w:before="0" w:after="0" w:line="240" w:lineRule="auto"/>
+              <w:jc w:val="center"/>
+            </w:pPr>
+            <w:r>
+              <w:rPr>
+                <w:b w:val="0"/>
+                <w:sz w:val="16"/>
+              </w:rPr>
+              <w:t>What principle is used for source-water blending calculations?</w:t>
+            </w:r>
+          </w:p>
+        </w:tc>
+      </w:tr>
+      <w:tr>
+        <w:trPr>
+          <w:trHeight w:val="2520" w:hRule="exact"/>
+        </w:trPr>
+        <w:tc>
+          <w:tcPr>
+            <w:tcW w:type="dxa" w:w="7488"/>
+            <w:tcBorders>
+              <w:top w:val="single" w:sz="6" w:space="0" w:color="999999"/>
+              <w:left w:val="single" w:sz="6" w:space="0" w:color="999999"/>
+              <w:bottom w:val="single" w:sz="6" w:space="0" w:color="999999"/>
+              <w:right w:val="single" w:sz="6" w:space="0" w:color="999999"/>
+            </w:tcBorders>
+            <w:shd w:fill="FFFFFF"/>
+            <w:vAlign w:val="center"/>
+          </w:tcPr>
+          <w:p>
+            <w:pPr>
+              <w:spacing w:before="0" w:after="0" w:line="240" w:lineRule="auto"/>
+              <w:jc w:val="center"/>
+            </w:pPr>
+            <w:r/>
+            <w:r>
+              <w:rPr>
+                <w:b/>
+                <w:sz w:val="16"/>
+              </w:rPr>
+              <w:t>FRONT | T5 Flash Cards - Regulation Sources and Blending | Card 12</w:t>
+            </w:r>
+          </w:p>
+          <w:p>
+            <w:pPr>
+              <w:spacing w:before="0" w:after="0" w:line="240" w:lineRule="auto"/>
+              <w:jc w:val="center"/>
+            </w:pPr>
+            <w:r>
+              <w:rPr>
+                <w:b w:val="0"/>
+                <w:sz w:val="16"/>
+              </w:rPr>
+            </w:r>
+          </w:p>
+          <w:p>
+            <w:pPr>
+              <w:spacing w:before="0" w:after="0" w:line="240" w:lineRule="auto"/>
+              <w:jc w:val="center"/>
+            </w:pPr>
+            <w:r>
+              <w:rPr>
+                <w:b w:val="0"/>
+                <w:sz w:val="16"/>
+              </w:rPr>
+              <w:t>Source A is 2 MGD at 8 mg/L nitrate and Source B is 1 MGD at 2 mg/L nitrate. What is the blended nitrate?</w:t>
+            </w:r>
+          </w:p>
+        </w:tc>
+        <w:tc>
+          <w:tcPr>
+            <w:tcW w:type="dxa" w:w="7488"/>
+            <w:tcBorders>
+              <w:top w:val="single" w:sz="6" w:space="0" w:color="999999"/>
+              <w:left w:val="single" w:sz="6" w:space="0" w:color="999999"/>
+              <w:bottom w:val="single" w:sz="6" w:space="0" w:color="999999"/>
+              <w:right w:val="single" w:sz="6" w:space="0" w:color="999999"/>
+            </w:tcBorders>
+            <w:shd w:fill="FFFFFF"/>
+            <w:vAlign w:val="center"/>
+          </w:tcPr>
+          <w:p>
+            <w:pPr>
+              <w:spacing w:before="0" w:after="0" w:line="240" w:lineRule="auto"/>
+              <w:jc w:val="center"/>
+            </w:pPr>
+            <w:r/>
+            <w:r>
+              <w:rPr>
+                <w:b/>
+                <w:sz w:val="16"/>
+              </w:rPr>
+              <w:t>FRONT | T5 Flash Cards - Regulation Sources and Blending | Card 13</w:t>
+            </w:r>
+          </w:p>
+          <w:p>
+            <w:pPr>
+              <w:spacing w:before="0" w:after="0" w:line="240" w:lineRule="auto"/>
+              <w:jc w:val="center"/>
+            </w:pPr>
+            <w:r>
+              <w:rPr>
+                <w:b w:val="0"/>
+                <w:sz w:val="16"/>
+              </w:rPr>
+            </w:r>
+          </w:p>
+          <w:p>
+            <w:pPr>
+              <w:spacing w:before="0" w:after="0" w:line="240" w:lineRule="auto"/>
+              <w:jc w:val="center"/>
+            </w:pPr>
+            <w:r>
+              <w:rPr>
+                <w:b w:val="0"/>
+                <w:sz w:val="16"/>
+              </w:rPr>
+              <w:t>A 0.5 MGD source has 12 ug/L arsenic and a 1.5 MGD source has 4 ug/L arsenic. What is the blended arsenic?</w:t>
+            </w:r>
+          </w:p>
+        </w:tc>
+      </w:tr>
+    </w:tbl>
+    <w:p>
+      <w:r>
+        <w:br w:type="page"/>
+      </w:r>
+    </w:p>
+    <w:tbl>
+      <w:tblPr>
+        <w:tblW w:type="auto" w:w="0"/>
+        <w:jc w:val="center"/>
+        <w:tblLayout w:type="fixed"/>
+        <w:tblLook w:firstColumn="1" w:firstRow="1" w:lastColumn="0" w:lastRow="0" w:noHBand="0" w:noVBand="1" w:val="04A0"/>
+      </w:tblPr>
+      <w:tblGrid>
+        <w:gridCol w:w="7560"/>
+        <w:gridCol w:w="7560"/>
+      </w:tblGrid>
+      <w:tr>
+        <w:trPr>
+          <w:trHeight w:val="2520" w:hRule="exact"/>
+        </w:trPr>
+        <w:tc>
+          <w:tcPr>
+            <w:tcW w:type="dxa" w:w="7488"/>
+            <w:tcBorders>
+              <w:top w:val="single" w:sz="6" w:space="0" w:color="999999"/>
+              <w:left w:val="single" w:sz="6" w:space="0" w:color="999999"/>
+              <w:bottom w:val="single" w:sz="6" w:space="0" w:color="999999"/>
+              <w:right w:val="single" w:sz="6" w:space="0" w:color="999999"/>
+            </w:tcBorders>
+            <w:shd w:fill="FFFFFF"/>
+            <w:vAlign w:val="center"/>
+          </w:tcPr>
+          <w:p>
+            <w:pPr>
+              <w:spacing w:before="0" w:after="0" w:line="240" w:lineRule="auto"/>
+              <w:jc w:val="center"/>
+            </w:pPr>
+            <w:r/>
+            <w:r>
+              <w:rPr>
+                <w:b/>
+                <w:sz w:val="16"/>
+              </w:rPr>
+              <w:t>BACK | Card 7</w:t>
+            </w:r>
+          </w:p>
+          <w:p>
+            <w:pPr>
+              <w:spacing w:before="0" w:after="0" w:line="240" w:lineRule="auto"/>
+              <w:jc w:val="center"/>
+            </w:pPr>
+            <w:r>
+              <w:rPr>
+                <w:b w:val="0"/>
+                <w:sz w:val="16"/>
+              </w:rPr>
+              <w:t>Revised Total Coliform Rule / bacteriological monitoring framework.</w:t>
+            </w:r>
+          </w:p>
+          <w:p>
+            <w:pPr>
+              <w:spacing w:before="0" w:after="0" w:line="240" w:lineRule="auto"/>
+              <w:jc w:val="center"/>
+            </w:pPr>
+            <w:r>
+              <w:rPr>
+                <w:b w:val="0"/>
+                <w:sz w:val="16"/>
+              </w:rPr>
+            </w:r>
+          </w:p>
+          <w:p>
+            <w:pPr>
+              <w:spacing w:before="0" w:after="0" w:line="240" w:lineRule="auto"/>
+              <w:jc w:val="center"/>
+            </w:pPr>
+            <w:r>
+              <w:rPr>
+                <w:b w:val="0"/>
+                <w:sz w:val="16"/>
+              </w:rPr>
+              <w:t>Source: EPA-RTCR / Title 22 context.</w:t>
+            </w:r>
+          </w:p>
+        </w:tc>
+        <w:tc>
+          <w:tcPr>
+            <w:tcW w:type="dxa" w:w="7488"/>
+            <w:tcBorders>
+              <w:top w:val="single" w:sz="6" w:space="0" w:color="999999"/>
+              <w:left w:val="single" w:sz="6" w:space="0" w:color="999999"/>
+              <w:bottom w:val="single" w:sz="6" w:space="0" w:color="999999"/>
+              <w:right w:val="single" w:sz="6" w:space="0" w:color="999999"/>
+            </w:tcBorders>
+            <w:shd w:fill="FFFFFF"/>
+            <w:vAlign w:val="center"/>
+          </w:tcPr>
+          <w:p>
+            <w:pPr>
+              <w:spacing w:before="0" w:after="0" w:line="240" w:lineRule="auto"/>
+              <w:jc w:val="center"/>
+            </w:pPr>
+            <w:r/>
+            <w:r>
+              <w:rPr>
+                <w:b/>
+                <w:sz w:val="16"/>
+              </w:rPr>
+              <w:t>BACK | Card 6</w:t>
+            </w:r>
+          </w:p>
+          <w:p>
+            <w:pPr>
+              <w:spacing w:before="0" w:after="0" w:line="240" w:lineRule="auto"/>
+              <w:jc w:val="center"/>
+            </w:pPr>
+            <w:r>
+              <w:rPr>
+                <w:b w:val="0"/>
+                <w:sz w:val="16"/>
+              </w:rPr>
+              <w:t>Cross-Connection Control Policy Handbook (CCCPH), which replaced the old Title 17 cross-connection regulations.</w:t>
+            </w:r>
+          </w:p>
+          <w:p>
+            <w:pPr>
+              <w:spacing w:before="0" w:after="0" w:line="240" w:lineRule="auto"/>
+              <w:jc w:val="center"/>
+            </w:pPr>
+            <w:r>
+              <w:rPr>
+                <w:b w:val="0"/>
+                <w:sz w:val="16"/>
+              </w:rPr>
+            </w:r>
+          </w:p>
+          <w:p>
+            <w:pPr>
+              <w:spacing w:before="0" w:after="0" w:line="240" w:lineRule="auto"/>
+              <w:jc w:val="center"/>
+            </w:pPr>
+            <w:r>
+              <w:rPr>
+                <w:b w:val="0"/>
+                <w:sz w:val="16"/>
+              </w:rPr>
+              <w:t>Source: CA-CCCPH.</w:t>
+            </w:r>
+          </w:p>
+        </w:tc>
+      </w:tr>
+      <w:tr>
+        <w:trPr>
+          <w:trHeight w:val="2520" w:hRule="exact"/>
+        </w:trPr>
+        <w:tc>
+          <w:tcPr>
+            <w:tcW w:type="dxa" w:w="7488"/>
+            <w:tcBorders>
+              <w:top w:val="single" w:sz="6" w:space="0" w:color="999999"/>
+              <w:left w:val="single" w:sz="6" w:space="0" w:color="999999"/>
+              <w:bottom w:val="single" w:sz="6" w:space="0" w:color="999999"/>
+              <w:right w:val="single" w:sz="6" w:space="0" w:color="999999"/>
+            </w:tcBorders>
+            <w:shd w:fill="FFFFFF"/>
+            <w:vAlign w:val="center"/>
+          </w:tcPr>
+          <w:p>
+            <w:pPr>
+              <w:spacing w:before="0" w:after="0" w:line="240" w:lineRule="auto"/>
+              <w:jc w:val="center"/>
+            </w:pPr>
+            <w:r/>
+            <w:r>
+              <w:rPr>
+                <w:b/>
+                <w:sz w:val="16"/>
+              </w:rPr>
+              <w:t>BACK | Card 9</w:t>
+            </w:r>
+          </w:p>
+          <w:p>
+            <w:pPr>
+              <w:spacing w:before="0" w:after="0" w:line="240" w:lineRule="auto"/>
+              <w:jc w:val="center"/>
+            </w:pPr>
+            <w:r>
+              <w:rPr>
+                <w:b w:val="0"/>
+                <w:sz w:val="16"/>
+              </w:rPr>
+              <w:t>Surface Water Treatment Rule family.</w:t>
+            </w:r>
+          </w:p>
+          <w:p>
+            <w:pPr>
+              <w:spacing w:before="0" w:after="0" w:line="240" w:lineRule="auto"/>
+              <w:jc w:val="center"/>
+            </w:pPr>
+            <w:r>
+              <w:rPr>
+                <w:b w:val="0"/>
+                <w:sz w:val="16"/>
+              </w:rPr>
+            </w:r>
+          </w:p>
+          <w:p>
+            <w:pPr>
+              <w:spacing w:before="0" w:after="0" w:line="240" w:lineRule="auto"/>
+              <w:jc w:val="center"/>
+            </w:pPr>
+            <w:r>
+              <w:rPr>
+                <w:b w:val="0"/>
+                <w:sz w:val="16"/>
+              </w:rPr>
+              <w:t>Source: EPA-SWTR.</w:t>
+            </w:r>
+          </w:p>
+        </w:tc>
+        <w:tc>
+          <w:tcPr>
+            <w:tcW w:type="dxa" w:w="7488"/>
+            <w:tcBorders>
+              <w:top w:val="single" w:sz="6" w:space="0" w:color="999999"/>
+              <w:left w:val="single" w:sz="6" w:space="0" w:color="999999"/>
+              <w:bottom w:val="single" w:sz="6" w:space="0" w:color="999999"/>
+              <w:right w:val="single" w:sz="6" w:space="0" w:color="999999"/>
+            </w:tcBorders>
+            <w:shd w:fill="FFFFFF"/>
+            <w:vAlign w:val="center"/>
+          </w:tcPr>
+          <w:p>
+            <w:pPr>
+              <w:spacing w:before="0" w:after="0" w:line="240" w:lineRule="auto"/>
+              <w:jc w:val="center"/>
+            </w:pPr>
+            <w:r/>
+            <w:r>
+              <w:rPr>
+                <w:b/>
+                <w:sz w:val="16"/>
+              </w:rPr>
+              <w:t>BACK | Card 8</w:t>
+            </w:r>
+          </w:p>
+          <w:p>
+            <w:pPr>
+              <w:spacing w:before="0" w:after="0" w:line="240" w:lineRule="auto"/>
+              <w:jc w:val="center"/>
+            </w:pPr>
+            <w:r>
+              <w:rPr>
+                <w:b w:val="0"/>
+                <w:sz w:val="16"/>
+              </w:rPr>
+              <w:t>Stage 1 and Stage 2 Disinfectants and Disinfection Byproducts Rules.</w:t>
+            </w:r>
+          </w:p>
+          <w:p>
+            <w:pPr>
+              <w:spacing w:before="0" w:after="0" w:line="240" w:lineRule="auto"/>
+              <w:jc w:val="center"/>
+            </w:pPr>
+            <w:r>
+              <w:rPr>
+                <w:b w:val="0"/>
+                <w:sz w:val="16"/>
+              </w:rPr>
+            </w:r>
+          </w:p>
+          <w:p>
+            <w:pPr>
+              <w:spacing w:before="0" w:after="0" w:line="240" w:lineRule="auto"/>
+              <w:jc w:val="center"/>
+            </w:pPr>
+            <w:r>
+              <w:rPr>
+                <w:b w:val="0"/>
+                <w:sz w:val="16"/>
+              </w:rPr>
+              <w:t>Source: EPA-DBPR.</w:t>
+            </w:r>
+          </w:p>
+        </w:tc>
+      </w:tr>
+      <w:tr>
+        <w:trPr>
+          <w:trHeight w:val="2520" w:hRule="exact"/>
+        </w:trPr>
+        <w:tc>
+          <w:tcPr>
+            <w:tcW w:type="dxa" w:w="7488"/>
+            <w:tcBorders>
+              <w:top w:val="single" w:sz="6" w:space="0" w:color="999999"/>
+              <w:left w:val="single" w:sz="6" w:space="0" w:color="999999"/>
+              <w:bottom w:val="single" w:sz="6" w:space="0" w:color="999999"/>
+              <w:right w:val="single" w:sz="6" w:space="0" w:color="999999"/>
+            </w:tcBorders>
+            <w:shd w:fill="FFFFFF"/>
+            <w:vAlign w:val="center"/>
+          </w:tcPr>
+          <w:p>
+            <w:pPr>
+              <w:spacing w:before="0" w:after="0" w:line="240" w:lineRule="auto"/>
+              <w:jc w:val="center"/>
+            </w:pPr>
+            <w:r/>
+            <w:r>
+              <w:rPr>
+                <w:b/>
+                <w:sz w:val="16"/>
+              </w:rPr>
+              <w:t>BACK | Card 11</w:t>
+            </w:r>
+          </w:p>
+          <w:p>
+            <w:pPr>
+              <w:spacing w:before="0" w:after="0" w:line="240" w:lineRule="auto"/>
+              <w:jc w:val="center"/>
+            </w:pPr>
+            <w:r>
+              <w:rPr>
+                <w:b w:val="0"/>
+                <w:sz w:val="16"/>
+              </w:rPr>
+              <w:t>Flow-weighted concentration from each source.</w:t>
+            </w:r>
+          </w:p>
+          <w:p>
+            <w:pPr>
+              <w:spacing w:before="0" w:after="0" w:line="240" w:lineRule="auto"/>
+              <w:jc w:val="center"/>
+            </w:pPr>
+            <w:r>
+              <w:rPr>
+                <w:b w:val="0"/>
+                <w:sz w:val="16"/>
+              </w:rPr>
+            </w:r>
+          </w:p>
+          <w:p>
+            <w:pPr>
+              <w:spacing w:before="0" w:after="0" w:line="240" w:lineRule="auto"/>
+              <w:jc w:val="center"/>
+            </w:pPr>
+            <w:r>
+              <w:rPr>
+                <w:b w:val="0"/>
+                <w:sz w:val="16"/>
+              </w:rPr>
+              <w:t>Source: Deck: T5 Flash Cards - Regulation Sources and Blending</w:t>
+            </w:r>
+          </w:p>
+        </w:tc>
+        <w:tc>
+          <w:tcPr>
+            <w:tcW w:type="dxa" w:w="7488"/>
+            <w:tcBorders>
+              <w:top w:val="single" w:sz="6" w:space="0" w:color="999999"/>
+              <w:left w:val="single" w:sz="6" w:space="0" w:color="999999"/>
+              <w:bottom w:val="single" w:sz="6" w:space="0" w:color="999999"/>
+              <w:right w:val="single" w:sz="6" w:space="0" w:color="999999"/>
+            </w:tcBorders>
+            <w:shd w:fill="FFFFFF"/>
+            <w:vAlign w:val="center"/>
+          </w:tcPr>
+          <w:p>
+            <w:pPr>
+              <w:spacing w:before="0" w:after="0" w:line="240" w:lineRule="auto"/>
+              <w:jc w:val="center"/>
+            </w:pPr>
+            <w:r/>
+            <w:r>
+              <w:rPr>
+                <w:b/>
+                <w:sz w:val="16"/>
+              </w:rPr>
+              <w:t>BACK | Card 10</w:t>
+            </w:r>
+          </w:p>
+          <w:p>
+            <w:pPr>
+              <w:spacing w:before="0" w:after="0" w:line="240" w:lineRule="auto"/>
+              <w:jc w:val="center"/>
+            </w:pPr>
+            <w:r>
+              <w:rPr>
+                <w:b w:val="0"/>
+                <w:sz w:val="16"/>
+              </w:rPr>
+              <w:t>Action levels and corrosion-control framework, not a simple finished-water MCL model.</w:t>
+            </w:r>
+          </w:p>
+          <w:p>
+            <w:pPr>
+              <w:spacing w:before="0" w:after="0" w:line="240" w:lineRule="auto"/>
+              <w:jc w:val="center"/>
+            </w:pPr>
+            <w:r>
+              <w:rPr>
+                <w:b w:val="0"/>
+                <w:sz w:val="16"/>
+              </w:rPr>
+            </w:r>
+          </w:p>
+          <w:p>
+            <w:pPr>
+              <w:spacing w:before="0" w:after="0" w:line="240" w:lineRule="auto"/>
+              <w:jc w:val="center"/>
+            </w:pPr>
+            <w:r>
+              <w:rPr>
+                <w:b w:val="0"/>
+                <w:sz w:val="16"/>
+              </w:rPr>
+              <w:t>Source: EPA-LCR. Review flag: LCRI transition context can change.</w:t>
+            </w:r>
+          </w:p>
+        </w:tc>
+      </w:tr>
+      <w:tr>
+        <w:trPr>
+          <w:trHeight w:val="2520" w:hRule="exact"/>
+        </w:trPr>
+        <w:tc>
+          <w:tcPr>
+            <w:tcW w:type="dxa" w:w="7488"/>
+            <w:tcBorders>
+              <w:top w:val="single" w:sz="6" w:space="0" w:color="999999"/>
+              <w:left w:val="single" w:sz="6" w:space="0" w:color="999999"/>
+              <w:bottom w:val="single" w:sz="6" w:space="0" w:color="999999"/>
+              <w:right w:val="single" w:sz="6" w:space="0" w:color="999999"/>
+            </w:tcBorders>
+            <w:shd w:fill="FFFFFF"/>
+            <w:vAlign w:val="center"/>
+          </w:tcPr>
+          <w:p>
+            <w:pPr>
+              <w:spacing w:before="0" w:after="0" w:line="240" w:lineRule="auto"/>
+              <w:jc w:val="center"/>
+            </w:pPr>
+            <w:r/>
+            <w:r>
+              <w:rPr>
+                <w:b/>
+                <w:sz w:val="16"/>
+              </w:rPr>
+              <w:t>BACK | Card 13</w:t>
+            </w:r>
+          </w:p>
+          <w:p>
+            <w:pPr>
+              <w:spacing w:before="0" w:after="0" w:line="240" w:lineRule="auto"/>
+              <w:jc w:val="center"/>
+            </w:pPr>
+            <w:r>
+              <w:rPr>
+                <w:b w:val="0"/>
+                <w:sz w:val="16"/>
+              </w:rPr>
+              <w:t>6 ug/L. Calculation: ((0.5 x 12) + (1.5 x 4)) / 2.0 = 6.</w:t>
+            </w:r>
+          </w:p>
+          <w:p>
+            <w:pPr>
+              <w:spacing w:before="0" w:after="0" w:line="240" w:lineRule="auto"/>
+              <w:jc w:val="center"/>
+            </w:pPr>
+            <w:r>
+              <w:rPr>
+                <w:b w:val="0"/>
+                <w:sz w:val="16"/>
+              </w:rPr>
+            </w:r>
+          </w:p>
+          <w:p>
+            <w:pPr>
+              <w:spacing w:before="0" w:after="0" w:line="240" w:lineRule="auto"/>
+              <w:jc w:val="center"/>
+            </w:pPr>
+            <w:r>
+              <w:rPr>
+                <w:b w:val="0"/>
+                <w:sz w:val="16"/>
+              </w:rPr>
+              <w:t>Source: Deck: T5 Flash Cards - Regulation Sources and Blending</w:t>
+            </w:r>
+          </w:p>
+        </w:tc>
+        <w:tc>
+          <w:tcPr>
+            <w:tcW w:type="dxa" w:w="7488"/>
+            <w:tcBorders>
+              <w:top w:val="single" w:sz="6" w:space="0" w:color="999999"/>
+              <w:left w:val="single" w:sz="6" w:space="0" w:color="999999"/>
+              <w:bottom w:val="single" w:sz="6" w:space="0" w:color="999999"/>
+              <w:right w:val="single" w:sz="6" w:space="0" w:color="999999"/>
+            </w:tcBorders>
+            <w:shd w:fill="FFFFFF"/>
+            <w:vAlign w:val="center"/>
+          </w:tcPr>
+          <w:p>
+            <w:pPr>
+              <w:spacing w:before="0" w:after="0" w:line="240" w:lineRule="auto"/>
+              <w:jc w:val="center"/>
+            </w:pPr>
+            <w:r/>
+            <w:r>
+              <w:rPr>
+                <w:b/>
+                <w:sz w:val="16"/>
+              </w:rPr>
+              <w:t>BACK | Card 12</w:t>
+            </w:r>
+          </w:p>
+          <w:p>
+            <w:pPr>
+              <w:spacing w:before="0" w:after="0" w:line="240" w:lineRule="auto"/>
+              <w:jc w:val="center"/>
+            </w:pPr>
+            <w:r>
+              <w:rPr>
+                <w:b w:val="0"/>
+                <w:sz w:val="16"/>
+              </w:rPr>
+              <w:t>6 mg/L. Calculation: ((2 x 8) + (1 x 2)) / 3 = 6.</w:t>
+            </w:r>
+          </w:p>
+          <w:p>
+            <w:pPr>
+              <w:spacing w:before="0" w:after="0" w:line="240" w:lineRule="auto"/>
+              <w:jc w:val="center"/>
+            </w:pPr>
+            <w:r>
+              <w:rPr>
+                <w:b w:val="0"/>
+                <w:sz w:val="16"/>
+              </w:rPr>
+            </w:r>
+          </w:p>
+          <w:p>
+            <w:pPr>
+              <w:spacing w:before="0" w:after="0" w:line="240" w:lineRule="auto"/>
+              <w:jc w:val="center"/>
+            </w:pPr>
+            <w:r>
+              <w:rPr>
+                <w:b w:val="0"/>
+                <w:sz w:val="16"/>
+              </w:rPr>
+              <w:t>Source: Deck: T5 Flash Cards - Regulation Sources and Blending</w:t>
+            </w:r>
+          </w:p>
+        </w:tc>
+      </w:tr>
+    </w:tbl>
+    <w:p>
+      <w:r>
+        <w:br w:type="page"/>
+      </w:r>
+    </w:p>
+    <w:tbl>
+      <w:tblPr>
+        <w:tblW w:type="auto" w:w="0"/>
+        <w:jc w:val="center"/>
+        <w:tblLayout w:type="fixed"/>
+        <w:tblLook w:firstColumn="1" w:firstRow="1" w:lastColumn="0" w:lastRow="0" w:noHBand="0" w:noVBand="1" w:val="04A0"/>
+      </w:tblPr>
+      <w:tblGrid>
+        <w:gridCol w:w="7560"/>
+        <w:gridCol w:w="7560"/>
+      </w:tblGrid>
+      <w:tr>
+        <w:trPr>
+          <w:trHeight w:val="2520" w:hRule="exact"/>
+        </w:trPr>
+        <w:tc>
+          <w:tcPr>
+            <w:tcW w:type="dxa" w:w="7488"/>
+            <w:tcBorders>
+              <w:top w:val="single" w:sz="6" w:space="0" w:color="999999"/>
+              <w:left w:val="single" w:sz="6" w:space="0" w:color="999999"/>
+              <w:bottom w:val="single" w:sz="6" w:space="0" w:color="999999"/>
+              <w:right w:val="single" w:sz="6" w:space="0" w:color="999999"/>
+            </w:tcBorders>
+            <w:shd w:fill="FFFFFF"/>
+            <w:vAlign w:val="center"/>
+          </w:tcPr>
+          <w:p>
+            <w:pPr>
+              <w:spacing w:before="0" w:after="0" w:line="240" w:lineRule="auto"/>
+              <w:jc w:val="center"/>
+            </w:pPr>
+            <w:r/>
+            <w:r>
+              <w:rPr>
+                <w:b/>
+                <w:sz w:val="16"/>
+              </w:rPr>
+              <w:t>FRONT | T5 Flash Cards - Regulation Sources and Blending | Card 14</w:t>
+            </w:r>
+          </w:p>
+          <w:p>
+            <w:pPr>
+              <w:spacing w:before="0" w:after="0" w:line="240" w:lineRule="auto"/>
+              <w:jc w:val="center"/>
+            </w:pPr>
+            <w:r>
+              <w:rPr>
+                <w:b w:val="0"/>
+                <w:sz w:val="16"/>
+              </w:rPr>
+            </w:r>
+          </w:p>
+          <w:p>
+            <w:pPr>
+              <w:spacing w:before="0" w:after="0" w:line="240" w:lineRule="auto"/>
+              <w:jc w:val="center"/>
+            </w:pPr>
+            <w:r>
+              <w:rPr>
+                <w:b w:val="0"/>
+                <w:sz w:val="16"/>
+              </w:rPr>
+              <w:t>Before changing source-water blend ratios for compliance, what should be checked?</w:t>
+            </w:r>
+          </w:p>
+        </w:tc>
+        <w:tc>
+          <w:tcPr>
+            <w:tcW w:type="dxa" w:w="7488"/>
+            <w:tcBorders>
+              <w:top w:val="single" w:sz="6" w:space="0" w:color="999999"/>
+              <w:left w:val="single" w:sz="6" w:space="0" w:color="999999"/>
+              <w:bottom w:val="single" w:sz="6" w:space="0" w:color="999999"/>
+              <w:right w:val="single" w:sz="6" w:space="0" w:color="999999"/>
+            </w:tcBorders>
+            <w:shd w:fill="FFFFFF"/>
+            <w:vAlign w:val="center"/>
+          </w:tcPr>
+          <w:p>
+            <w:pPr>
+              <w:spacing w:before="0" w:after="0" w:line="240" w:lineRule="auto"/>
+              <w:jc w:val="center"/>
+            </w:pPr>
+            <w:r/>
+            <w:r>
+              <w:rPr>
+                <w:b/>
+                <w:sz w:val="16"/>
+              </w:rPr>
+              <w:t>FRONT | T5 Flash Cards - Regulation Sources and Blending | Card 15</w:t>
+            </w:r>
+          </w:p>
+          <w:p>
+            <w:pPr>
+              <w:spacing w:before="0" w:after="0" w:line="240" w:lineRule="auto"/>
+              <w:jc w:val="center"/>
+            </w:pPr>
+            <w:r>
+              <w:rPr>
+                <w:b w:val="0"/>
+                <w:sz w:val="16"/>
+              </w:rPr>
+            </w:r>
+          </w:p>
+          <w:p>
+            <w:pPr>
+              <w:spacing w:before="0" w:after="0" w:line="240" w:lineRule="auto"/>
+              <w:jc w:val="center"/>
+            </w:pPr>
+            <w:r>
+              <w:rPr>
+                <w:b w:val="0"/>
+                <w:sz w:val="16"/>
+              </w:rPr>
+              <w:t>Why can a source blend that lowers nitrate still create an operational concern?</w:t>
+            </w:r>
+          </w:p>
+        </w:tc>
+      </w:tr>
+      <w:tr>
+        <w:trPr>
+          <w:trHeight w:val="2520" w:hRule="exact"/>
+        </w:trPr>
+        <w:tc>
+          <w:tcPr>
+            <w:tcW w:type="dxa" w:w="7488"/>
+            <w:tcBorders>
+              <w:top w:val="single" w:sz="6" w:space="0" w:color="999999"/>
+              <w:left w:val="single" w:sz="6" w:space="0" w:color="999999"/>
+              <w:bottom w:val="single" w:sz="6" w:space="0" w:color="999999"/>
+              <w:right w:val="single" w:sz="6" w:space="0" w:color="999999"/>
+            </w:tcBorders>
+            <w:shd w:fill="FFFFFF"/>
+            <w:vAlign w:val="center"/>
+          </w:tcPr>
+          <w:p>
+            <w:pPr>
+              <w:spacing w:before="0" w:after="0" w:line="240" w:lineRule="auto"/>
+              <w:jc w:val="center"/>
+            </w:pPr>
+            <w:r/>
+            <w:r>
+              <w:rPr>
+                <w:b/>
+                <w:sz w:val="16"/>
+              </w:rPr>
+              <w:t>FRONT | T5 Flash Cards - Regulation Sources and Blending | Card 16</w:t>
+            </w:r>
+          </w:p>
+          <w:p>
+            <w:pPr>
+              <w:spacing w:before="0" w:after="0" w:line="240" w:lineRule="auto"/>
+              <w:jc w:val="center"/>
+            </w:pPr>
+            <w:r>
+              <w:rPr>
+                <w:b w:val="0"/>
+                <w:sz w:val="16"/>
+              </w:rPr>
+            </w:r>
+          </w:p>
+          <w:p>
+            <w:pPr>
+              <w:spacing w:before="0" w:after="0" w:line="240" w:lineRule="auto"/>
+              <w:jc w:val="center"/>
+            </w:pPr>
+            <w:r>
+              <w:rPr>
+                <w:b w:val="0"/>
+                <w:sz w:val="16"/>
+              </w:rPr>
+              <w:t>If a source blend increases chlorine demand, what should the operator evaluate?</w:t>
+            </w:r>
+          </w:p>
+        </w:tc>
+        <w:tc>
+          <w:tcPr>
+            <w:tcW w:type="dxa" w:w="7488"/>
+            <w:tcBorders>
+              <w:top w:val="single" w:sz="6" w:space="0" w:color="999999"/>
+              <w:left w:val="single" w:sz="6" w:space="0" w:color="999999"/>
+              <w:bottom w:val="single" w:sz="6" w:space="0" w:color="999999"/>
+              <w:right w:val="single" w:sz="6" w:space="0" w:color="999999"/>
+            </w:tcBorders>
+            <w:shd w:fill="FFFFFF"/>
+            <w:vAlign w:val="center"/>
+          </w:tcPr>
+          <w:p>
+            <w:pPr>
+              <w:spacing w:before="0" w:after="0" w:line="240" w:lineRule="auto"/>
+              <w:jc w:val="center"/>
+            </w:pPr>
+            <w:r/>
+            <w:r>
+              <w:rPr>
+                <w:b/>
+                <w:sz w:val="16"/>
+              </w:rPr>
+              <w:t>FRONT | T5 Flash Cards - Regulation Sources and Blending | Card 17</w:t>
+            </w:r>
+          </w:p>
+          <w:p>
+            <w:pPr>
+              <w:spacing w:before="0" w:after="0" w:line="240" w:lineRule="auto"/>
+              <w:jc w:val="center"/>
+            </w:pPr>
+            <w:r>
+              <w:rPr>
+                <w:b w:val="0"/>
+                <w:sz w:val="16"/>
+              </w:rPr>
+            </w:r>
+          </w:p>
+          <w:p>
+            <w:pPr>
+              <w:spacing w:before="0" w:after="0" w:line="240" w:lineRule="auto"/>
+              <w:jc w:val="center"/>
+            </w:pPr>
+            <w:r>
+              <w:rPr>
+                <w:b w:val="0"/>
+                <w:sz w:val="16"/>
+              </w:rPr>
+              <w:t>What is the operator concern if filter turbidity rises after a source blend change?</w:t>
+            </w:r>
+          </w:p>
+        </w:tc>
+      </w:tr>
+      <w:tr>
+        <w:trPr>
+          <w:trHeight w:val="2520" w:hRule="exact"/>
+        </w:trPr>
+        <w:tc>
+          <w:tcPr>
+            <w:tcW w:type="dxa" w:w="7488"/>
+            <w:tcBorders>
+              <w:top w:val="single" w:sz="6" w:space="0" w:color="999999"/>
+              <w:left w:val="single" w:sz="6" w:space="0" w:color="999999"/>
+              <w:bottom w:val="single" w:sz="6" w:space="0" w:color="999999"/>
+              <w:right w:val="single" w:sz="6" w:space="0" w:color="999999"/>
+            </w:tcBorders>
+            <w:shd w:fill="FFFFFF"/>
+            <w:vAlign w:val="center"/>
+          </w:tcPr>
+          <w:p>
+            <w:pPr>
+              <w:spacing w:before="0" w:after="0" w:line="240" w:lineRule="auto"/>
+              <w:jc w:val="center"/>
+            </w:pPr>
+            <w:r/>
+            <w:r>
+              <w:rPr>
+                <w:b/>
+                <w:sz w:val="16"/>
+              </w:rPr>
+              <w:t>FRONT | T5 Flash Cards - Regulation Sources and Blending | Card 18</w:t>
+            </w:r>
+          </w:p>
+          <w:p>
+            <w:pPr>
+              <w:spacing w:before="0" w:after="0" w:line="240" w:lineRule="auto"/>
+              <w:jc w:val="center"/>
+            </w:pPr>
+            <w:r>
+              <w:rPr>
+                <w:b w:val="0"/>
+                <w:sz w:val="16"/>
+              </w:rPr>
+            </w:r>
+          </w:p>
+          <w:p>
+            <w:pPr>
+              <w:spacing w:before="0" w:after="0" w:line="240" w:lineRule="auto"/>
+              <w:jc w:val="center"/>
+            </w:pPr>
+            <w:r>
+              <w:rPr>
+                <w:b w:val="0"/>
+                <w:sz w:val="16"/>
+              </w:rPr>
+              <w:t>A confirmed E. coli positive routine sample is reported. What is the best operator response?</w:t>
+            </w:r>
+          </w:p>
+        </w:tc>
+        <w:tc>
+          <w:tcPr>
+            <w:tcW w:type="dxa" w:w="7488"/>
+            <w:tcBorders>
+              <w:top w:val="single" w:sz="6" w:space="0" w:color="999999"/>
+              <w:left w:val="single" w:sz="6" w:space="0" w:color="999999"/>
+              <w:bottom w:val="single" w:sz="6" w:space="0" w:color="999999"/>
+              <w:right w:val="single" w:sz="6" w:space="0" w:color="999999"/>
+            </w:tcBorders>
+            <w:shd w:fill="FFFFFF"/>
+            <w:vAlign w:val="center"/>
+          </w:tcPr>
+          <w:p>
+            <w:pPr>
+              <w:spacing w:before="0" w:after="0" w:line="240" w:lineRule="auto"/>
+              <w:jc w:val="center"/>
+            </w:pPr>
+            <w:r/>
+            <w:r>
+              <w:rPr>
+                <w:b/>
+                <w:sz w:val="16"/>
+              </w:rPr>
+              <w:t>FRONT | T5 Flash Cards - Regulation Sources and Blending | Card 19</w:t>
+            </w:r>
+          </w:p>
+          <w:p>
+            <w:pPr>
+              <w:spacing w:before="0" w:after="0" w:line="240" w:lineRule="auto"/>
+              <w:jc w:val="center"/>
+            </w:pPr>
+            <w:r>
+              <w:rPr>
+                <w:b w:val="0"/>
+                <w:sz w:val="16"/>
+              </w:rPr>
+            </w:r>
+          </w:p>
+          <w:p>
+            <w:pPr>
+              <w:spacing w:before="0" w:after="0" w:line="240" w:lineRule="auto"/>
+              <w:jc w:val="center"/>
+            </w:pPr>
+            <w:r>
+              <w:rPr>
+                <w:b w:val="0"/>
+                <w:sz w:val="16"/>
+              </w:rPr>
+              <w:t>What does a Tier 1 public notice generally indicate?</w:t>
+            </w:r>
+          </w:p>
+        </w:tc>
+      </w:tr>
+      <w:tr>
+        <w:trPr>
+          <w:trHeight w:val="2520" w:hRule="exact"/>
+        </w:trPr>
+        <w:tc>
+          <w:tcPr>
+            <w:tcW w:type="dxa" w:w="7488"/>
+            <w:tcBorders>
+              <w:top w:val="single" w:sz="6" w:space="0" w:color="999999"/>
+              <w:left w:val="single" w:sz="6" w:space="0" w:color="999999"/>
+              <w:bottom w:val="single" w:sz="6" w:space="0" w:color="999999"/>
+              <w:right w:val="single" w:sz="6" w:space="0" w:color="999999"/>
+            </w:tcBorders>
+            <w:shd w:fill="FFFFFF"/>
+            <w:vAlign w:val="center"/>
+          </w:tcPr>
+          <w:p>
+            <w:pPr>
+              <w:spacing w:before="0" w:after="0" w:line="240" w:lineRule="auto"/>
+              <w:jc w:val="center"/>
+            </w:pPr>
+            <w:r/>
+            <w:r>
+              <w:rPr>
+                <w:b/>
+                <w:sz w:val="16"/>
+              </w:rPr>
+              <w:t>FRONT | T5 Flash Cards - Regulation Sources and Blending | Card 20</w:t>
+            </w:r>
+          </w:p>
+          <w:p>
+            <w:pPr>
+              <w:spacing w:before="0" w:after="0" w:line="240" w:lineRule="auto"/>
+              <w:jc w:val="center"/>
+            </w:pPr>
+            <w:r>
+              <w:rPr>
+                <w:b w:val="0"/>
+                <w:sz w:val="16"/>
+              </w:rPr>
+            </w:r>
+          </w:p>
+          <w:p>
+            <w:pPr>
+              <w:spacing w:before="0" w:after="0" w:line="240" w:lineRule="auto"/>
+              <w:jc w:val="center"/>
+            </w:pPr>
+            <w:r>
+              <w:rPr>
+                <w:b w:val="0"/>
+                <w:sz w:val="16"/>
+              </w:rPr>
+              <w:t>A compliance sample was analyzed by a lab not accredited for the method. What is the concern?</w:t>
+            </w:r>
+          </w:p>
+        </w:tc>
+        <w:tc>
+          <w:tcPr>
+            <w:tcW w:type="dxa" w:w="7488"/>
+            <w:tcBorders>
+              <w:top w:val="single" w:sz="6" w:space="0" w:color="999999"/>
+              <w:left w:val="single" w:sz="6" w:space="0" w:color="999999"/>
+              <w:bottom w:val="single" w:sz="6" w:space="0" w:color="999999"/>
+              <w:right w:val="single" w:sz="6" w:space="0" w:color="999999"/>
+            </w:tcBorders>
+            <w:shd w:fill="FFFFFF"/>
+            <w:vAlign w:val="center"/>
+          </w:tcPr>
+          <w:p>
+            <w:pPr>
+              <w:spacing w:before="0" w:after="0" w:line="240" w:lineRule="auto"/>
+              <w:jc w:val="center"/>
+            </w:pPr>
+            <w:r/>
+            <w:r>
+              <w:rPr>
+                <w:b/>
+                <w:sz w:val="16"/>
+              </w:rPr>
+              <w:t>FRONT |  | Card 0</w:t>
+            </w:r>
+          </w:p>
+          <w:p>
+            <w:pPr>
+              <w:spacing w:before="0" w:after="0" w:line="240" w:lineRule="auto"/>
+              <w:jc w:val="center"/>
+            </w:pPr>
+            <w:r>
+              <w:rPr>
+                <w:b w:val="0"/>
+                <w:sz w:val="16"/>
+              </w:rPr>
+            </w:r>
+          </w:p>
+          <w:p>
+            <w:pPr>
+              <w:spacing w:before="0" w:after="0" w:line="240" w:lineRule="auto"/>
+              <w:jc w:val="center"/>
+            </w:pPr>
+            <w:r>
+              <w:rPr>
+                <w:b w:val="0"/>
+                <w:sz w:val="16"/>
+              </w:rPr>
+            </w:r>
+          </w:p>
+        </w:tc>
+      </w:tr>
+    </w:tbl>
+    <w:p>
+      <w:r>
+        <w:br w:type="page"/>
+      </w:r>
+    </w:p>
+    <w:tbl>
+      <w:tblPr>
+        <w:tblW w:type="auto" w:w="0"/>
+        <w:jc w:val="center"/>
+        <w:tblLayout w:type="fixed"/>
+        <w:tblLook w:firstColumn="1" w:firstRow="1" w:lastColumn="0" w:lastRow="0" w:noHBand="0" w:noVBand="1" w:val="04A0"/>
+      </w:tblPr>
+      <w:tblGrid>
+        <w:gridCol w:w="7560"/>
+        <w:gridCol w:w="7560"/>
+      </w:tblGrid>
+      <w:tr>
+        <w:trPr>
+          <w:trHeight w:val="2520" w:hRule="exact"/>
+        </w:trPr>
+        <w:tc>
+          <w:tcPr>
+            <w:tcW w:type="dxa" w:w="7488"/>
+            <w:tcBorders>
+              <w:top w:val="single" w:sz="6" w:space="0" w:color="999999"/>
+              <w:left w:val="single" w:sz="6" w:space="0" w:color="999999"/>
+              <w:bottom w:val="single" w:sz="6" w:space="0" w:color="999999"/>
+              <w:right w:val="single" w:sz="6" w:space="0" w:color="999999"/>
+            </w:tcBorders>
+            <w:shd w:fill="FFFFFF"/>
+            <w:vAlign w:val="center"/>
+          </w:tcPr>
+          <w:p>
+            <w:pPr>
+              <w:spacing w:before="0" w:after="0" w:line="240" w:lineRule="auto"/>
+              <w:jc w:val="center"/>
+            </w:pPr>
+            <w:r/>
+            <w:r>
+              <w:rPr>
+                <w:b/>
+                <w:sz w:val="16"/>
+              </w:rPr>
+              <w:t>BACK | Card 15</w:t>
+            </w:r>
+          </w:p>
+          <w:p>
+            <w:pPr>
+              <w:spacing w:before="0" w:after="0" w:line="240" w:lineRule="auto"/>
+              <w:jc w:val="center"/>
+            </w:pPr>
+            <w:r>
+              <w:rPr>
+                <w:b w:val="0"/>
+                <w:sz w:val="16"/>
+              </w:rPr>
+              <w:t>It may increase TDS, hardness, DBP formation potential, corrosion, taste/odor, or treatment demand.</w:t>
+            </w:r>
+          </w:p>
+          <w:p>
+            <w:pPr>
+              <w:spacing w:before="0" w:after="0" w:line="240" w:lineRule="auto"/>
+              <w:jc w:val="center"/>
+            </w:pPr>
+            <w:r>
+              <w:rPr>
+                <w:b w:val="0"/>
+                <w:sz w:val="16"/>
+              </w:rPr>
+            </w:r>
+          </w:p>
+          <w:p>
+            <w:pPr>
+              <w:spacing w:before="0" w:after="0" w:line="240" w:lineRule="auto"/>
+              <w:jc w:val="center"/>
+            </w:pPr>
+            <w:r>
+              <w:rPr>
+                <w:b w:val="0"/>
+                <w:sz w:val="16"/>
+              </w:rPr>
+              <w:t>Source: Deck: T5 Flash Cards - Regulation Sources and Blending</w:t>
+            </w:r>
+          </w:p>
+        </w:tc>
+        <w:tc>
+          <w:tcPr>
+            <w:tcW w:type="dxa" w:w="7488"/>
+            <w:tcBorders>
+              <w:top w:val="single" w:sz="6" w:space="0" w:color="999999"/>
+              <w:left w:val="single" w:sz="6" w:space="0" w:color="999999"/>
+              <w:bottom w:val="single" w:sz="6" w:space="0" w:color="999999"/>
+              <w:right w:val="single" w:sz="6" w:space="0" w:color="999999"/>
+            </w:tcBorders>
+            <w:shd w:fill="FFFFFF"/>
+            <w:vAlign w:val="center"/>
+          </w:tcPr>
+          <w:p>
+            <w:pPr>
+              <w:spacing w:before="0" w:after="0" w:line="240" w:lineRule="auto"/>
+              <w:jc w:val="center"/>
+            </w:pPr>
+            <w:r/>
+            <w:r>
+              <w:rPr>
+                <w:b/>
+                <w:sz w:val="16"/>
+              </w:rPr>
+              <w:t>BACK | Card 14</w:t>
+            </w:r>
+          </w:p>
+          <w:p>
+            <w:pPr>
+              <w:spacing w:before="0" w:after="0" w:line="240" w:lineRule="auto"/>
+              <w:jc w:val="center"/>
+            </w:pPr>
+            <w:r>
+              <w:rPr>
+                <w:b w:val="0"/>
+                <w:sz w:val="16"/>
+              </w:rPr>
+              <w:t>Permit/operational limits, expected blended quality, required monitoring, documentation, and supervisor/DDW coordination as applicable.</w:t>
+            </w:r>
+          </w:p>
+          <w:p>
+            <w:pPr>
+              <w:spacing w:before="0" w:after="0" w:line="240" w:lineRule="auto"/>
+              <w:jc w:val="center"/>
+            </w:pPr>
+            <w:r>
+              <w:rPr>
+                <w:b w:val="0"/>
+                <w:sz w:val="16"/>
+              </w:rPr>
+            </w:r>
+          </w:p>
+          <w:p>
+            <w:pPr>
+              <w:spacing w:before="0" w:after="0" w:line="240" w:lineRule="auto"/>
+              <w:jc w:val="center"/>
+            </w:pPr>
+            <w:r>
+              <w:rPr>
+                <w:b w:val="0"/>
+                <w:sz w:val="16"/>
+              </w:rPr>
+              <w:t>Source: Deck: T5 Flash Cards - Regulation Sources and Blending</w:t>
+            </w:r>
+          </w:p>
+        </w:tc>
+      </w:tr>
+      <w:tr>
+        <w:trPr>
+          <w:trHeight w:val="2520" w:hRule="exact"/>
+        </w:trPr>
+        <w:tc>
+          <w:tcPr>
+            <w:tcW w:type="dxa" w:w="7488"/>
+            <w:tcBorders>
+              <w:top w:val="single" w:sz="6" w:space="0" w:color="999999"/>
+              <w:left w:val="single" w:sz="6" w:space="0" w:color="999999"/>
+              <w:bottom w:val="single" w:sz="6" w:space="0" w:color="999999"/>
+              <w:right w:val="single" w:sz="6" w:space="0" w:color="999999"/>
+            </w:tcBorders>
+            <w:shd w:fill="FFFFFF"/>
+            <w:vAlign w:val="center"/>
+          </w:tcPr>
+          <w:p>
+            <w:pPr>
+              <w:spacing w:before="0" w:after="0" w:line="240" w:lineRule="auto"/>
+              <w:jc w:val="center"/>
+            </w:pPr>
+            <w:r/>
+            <w:r>
+              <w:rPr>
+                <w:b/>
+                <w:sz w:val="16"/>
+              </w:rPr>
+              <w:t>BACK | Card 17</w:t>
+            </w:r>
+          </w:p>
+          <w:p>
+            <w:pPr>
+              <w:spacing w:before="0" w:after="0" w:line="240" w:lineRule="auto"/>
+              <w:jc w:val="center"/>
+            </w:pPr>
+            <w:r>
+              <w:rPr>
+                <w:b w:val="0"/>
+                <w:sz w:val="16"/>
+              </w:rPr>
+              <w:t>Raw water quality and treatment demand may have changed; check coagulant dose, jar testing, filters, and monitoring requirements.</w:t>
+            </w:r>
+          </w:p>
+          <w:p>
+            <w:pPr>
+              <w:spacing w:before="0" w:after="0" w:line="240" w:lineRule="auto"/>
+              <w:jc w:val="center"/>
+            </w:pPr>
+            <w:r>
+              <w:rPr>
+                <w:b w:val="0"/>
+                <w:sz w:val="16"/>
+              </w:rPr>
+            </w:r>
+          </w:p>
+          <w:p>
+            <w:pPr>
+              <w:spacing w:before="0" w:after="0" w:line="240" w:lineRule="auto"/>
+              <w:jc w:val="center"/>
+            </w:pPr>
+            <w:r>
+              <w:rPr>
+                <w:b w:val="0"/>
+                <w:sz w:val="16"/>
+              </w:rPr>
+              <w:t>Source: Deck: T5 Flash Cards - Regulation Sources and Blending</w:t>
+            </w:r>
+          </w:p>
+        </w:tc>
+        <w:tc>
+          <w:tcPr>
+            <w:tcW w:type="dxa" w:w="7488"/>
+            <w:tcBorders>
+              <w:top w:val="single" w:sz="6" w:space="0" w:color="999999"/>
+              <w:left w:val="single" w:sz="6" w:space="0" w:color="999999"/>
+              <w:bottom w:val="single" w:sz="6" w:space="0" w:color="999999"/>
+              <w:right w:val="single" w:sz="6" w:space="0" w:color="999999"/>
+            </w:tcBorders>
+            <w:shd w:fill="FFFFFF"/>
+            <w:vAlign w:val="center"/>
+          </w:tcPr>
+          <w:p>
+            <w:pPr>
+              <w:spacing w:before="0" w:after="0" w:line="240" w:lineRule="auto"/>
+              <w:jc w:val="center"/>
+            </w:pPr>
+            <w:r/>
+            <w:r>
+              <w:rPr>
+                <w:b/>
+                <w:sz w:val="16"/>
+              </w:rPr>
+              <w:t>BACK | Card 16</w:t>
+            </w:r>
+          </w:p>
+          <w:p>
+            <w:pPr>
+              <w:spacing w:before="0" w:after="0" w:line="240" w:lineRule="auto"/>
+              <w:jc w:val="center"/>
+            </w:pPr>
+            <w:r>
+              <w:rPr>
+                <w:b w:val="0"/>
+                <w:sz w:val="16"/>
+              </w:rPr>
+              <w:t>Disinfectant dose, residual, contact time, affected water, DBP risk, and monitoring/reporting triggers.</w:t>
+            </w:r>
+          </w:p>
+          <w:p>
+            <w:pPr>
+              <w:spacing w:before="0" w:after="0" w:line="240" w:lineRule="auto"/>
+              <w:jc w:val="center"/>
+            </w:pPr>
+            <w:r>
+              <w:rPr>
+                <w:b w:val="0"/>
+                <w:sz w:val="16"/>
+              </w:rPr>
+            </w:r>
+          </w:p>
+          <w:p>
+            <w:pPr>
+              <w:spacing w:before="0" w:after="0" w:line="240" w:lineRule="auto"/>
+              <w:jc w:val="center"/>
+            </w:pPr>
+            <w:r>
+              <w:rPr>
+                <w:b w:val="0"/>
+                <w:sz w:val="16"/>
+              </w:rPr>
+              <w:t>Source: Deck: T5 Flash Cards - Regulation Sources and Blending</w:t>
+            </w:r>
+          </w:p>
+        </w:tc>
+      </w:tr>
+      <w:tr>
+        <w:trPr>
+          <w:trHeight w:val="2520" w:hRule="exact"/>
+        </w:trPr>
+        <w:tc>
+          <w:tcPr>
+            <w:tcW w:type="dxa" w:w="7488"/>
+            <w:tcBorders>
+              <w:top w:val="single" w:sz="6" w:space="0" w:color="999999"/>
+              <w:left w:val="single" w:sz="6" w:space="0" w:color="999999"/>
+              <w:bottom w:val="single" w:sz="6" w:space="0" w:color="999999"/>
+              <w:right w:val="single" w:sz="6" w:space="0" w:color="999999"/>
+            </w:tcBorders>
+            <w:shd w:fill="FFFFFF"/>
+            <w:vAlign w:val="center"/>
+          </w:tcPr>
+          <w:p>
+            <w:pPr>
+              <w:spacing w:before="0" w:after="0" w:line="240" w:lineRule="auto"/>
+              <w:jc w:val="center"/>
+            </w:pPr>
+            <w:r/>
+            <w:r>
+              <w:rPr>
+                <w:b/>
+                <w:sz w:val="16"/>
+              </w:rPr>
+              <w:t>BACK | Card 19</w:t>
+            </w:r>
+          </w:p>
+          <w:p>
+            <w:pPr>
+              <w:spacing w:before="0" w:after="0" w:line="240" w:lineRule="auto"/>
+              <w:jc w:val="center"/>
+            </w:pPr>
+            <w:r>
+              <w:rPr>
+                <w:b w:val="0"/>
+                <w:sz w:val="16"/>
+              </w:rPr>
+              <w:t>A situation with immediate potential health concern requiring rapid public notice.</w:t>
+            </w:r>
+          </w:p>
+          <w:p>
+            <w:pPr>
+              <w:spacing w:before="0" w:after="0" w:line="240" w:lineRule="auto"/>
+              <w:jc w:val="center"/>
+            </w:pPr>
+            <w:r>
+              <w:rPr>
+                <w:b w:val="0"/>
+                <w:sz w:val="16"/>
+              </w:rPr>
+            </w:r>
+          </w:p>
+          <w:p>
+            <w:pPr>
+              <w:spacing w:before="0" w:after="0" w:line="240" w:lineRule="auto"/>
+              <w:jc w:val="center"/>
+            </w:pPr>
+            <w:r>
+              <w:rPr>
+                <w:b w:val="0"/>
+                <w:sz w:val="16"/>
+              </w:rPr>
+              <w:t>Source: Deck: T5 Flash Cards - Regulation Sources and Blending</w:t>
+            </w:r>
+          </w:p>
+        </w:tc>
+        <w:tc>
+          <w:tcPr>
+            <w:tcW w:type="dxa" w:w="7488"/>
+            <w:tcBorders>
+              <w:top w:val="single" w:sz="6" w:space="0" w:color="999999"/>
+              <w:left w:val="single" w:sz="6" w:space="0" w:color="999999"/>
+              <w:bottom w:val="single" w:sz="6" w:space="0" w:color="999999"/>
+              <w:right w:val="single" w:sz="6" w:space="0" w:color="999999"/>
+            </w:tcBorders>
+            <w:shd w:fill="FFFFFF"/>
+            <w:vAlign w:val="center"/>
+          </w:tcPr>
+          <w:p>
+            <w:pPr>
+              <w:spacing w:before="0" w:after="0" w:line="240" w:lineRule="auto"/>
+              <w:jc w:val="center"/>
+            </w:pPr>
+            <w:r/>
+            <w:r>
+              <w:rPr>
+                <w:b/>
+                <w:sz w:val="16"/>
+              </w:rPr>
+              <w:t>BACK | Card 18</w:t>
+            </w:r>
+          </w:p>
+          <w:p>
+            <w:pPr>
+              <w:spacing w:before="0" w:after="0" w:line="240" w:lineRule="auto"/>
+              <w:jc w:val="center"/>
+            </w:pPr>
+            <w:r>
+              <w:rPr>
+                <w:b w:val="0"/>
+                <w:sz w:val="16"/>
+              </w:rPr>
+              <w:t>Follow the bacteriological rule response plan, notify required contacts, and coordinate repeat/corrective action requirements.</w:t>
+            </w:r>
+          </w:p>
+          <w:p>
+            <w:pPr>
+              <w:spacing w:before="0" w:after="0" w:line="240" w:lineRule="auto"/>
+              <w:jc w:val="center"/>
+            </w:pPr>
+            <w:r>
+              <w:rPr>
+                <w:b w:val="0"/>
+                <w:sz w:val="16"/>
+              </w:rPr>
+            </w:r>
+          </w:p>
+          <w:p>
+            <w:pPr>
+              <w:spacing w:before="0" w:after="0" w:line="240" w:lineRule="auto"/>
+              <w:jc w:val="center"/>
+            </w:pPr>
+            <w:r>
+              <w:rPr>
+                <w:b w:val="0"/>
+                <w:sz w:val="16"/>
+              </w:rPr>
+              <w:t>Source: Deck: T5 Flash Cards - Regulation Sources and Blending</w:t>
+            </w:r>
+          </w:p>
+        </w:tc>
+      </w:tr>
+      <w:tr>
+        <w:trPr>
+          <w:trHeight w:val="2520" w:hRule="exact"/>
+        </w:trPr>
+        <w:tc>
+          <w:tcPr>
+            <w:tcW w:type="dxa" w:w="7488"/>
+            <w:tcBorders>
+              <w:top w:val="single" w:sz="6" w:space="0" w:color="999999"/>
+              <w:left w:val="single" w:sz="6" w:space="0" w:color="999999"/>
+              <w:bottom w:val="single" w:sz="6" w:space="0" w:color="999999"/>
+              <w:right w:val="single" w:sz="6" w:space="0" w:color="999999"/>
+            </w:tcBorders>
+            <w:shd w:fill="FFFFFF"/>
+            <w:vAlign w:val="center"/>
+          </w:tcPr>
+          <w:p>
+            <w:pPr>
+              <w:spacing w:before="0" w:after="0" w:line="240" w:lineRule="auto"/>
+              <w:jc w:val="center"/>
+            </w:pPr>
+            <w:r/>
+            <w:r>
+              <w:rPr>
+                <w:b/>
+                <w:sz w:val="16"/>
+              </w:rPr>
               <w:t>BACK | Card 0</w:t>
             </w:r>
           </w:p>
@@ -22202,6 +24165,71 @@
                 <w:sz w:val="16"/>
               </w:rPr>
               <w:t xml:space="preserve">Source: </w:t>
+            </w:r>
+          </w:p>
+        </w:tc>
+        <w:tc>
+          <w:tcPr>
+            <w:tcW w:type="dxa" w:w="7488"/>
+            <w:tcBorders>
+              <w:top w:val="single" w:sz="6" w:space="0" w:color="999999"/>
+              <w:left w:val="single" w:sz="6" w:space="0" w:color="999999"/>
+              <w:bottom w:val="single" w:sz="6" w:space="0" w:color="999999"/>
+              <w:right w:val="single" w:sz="6" w:space="0" w:color="999999"/>
+            </w:tcBorders>
+            <w:shd w:fill="FFFFFF"/>
+            <w:vAlign w:val="center"/>
+          </w:tcPr>
+          <w:p>
+            <w:pPr>
+              <w:spacing w:before="0" w:after="0" w:line="240" w:lineRule="auto"/>
+              <w:jc w:val="center"/>
+            </w:pPr>
+            <w:r/>
+            <w:r>
+              <w:rPr>
+                <w:b/>
+                <w:sz w:val="16"/>
+              </w:rPr>
+              <w:t>BACK | Card 20</w:t>
+            </w:r>
+          </w:p>
+          <w:p>
+            <w:pPr>
+              <w:spacing w:before="0" w:after="0" w:line="240" w:lineRule="auto"/>
+              <w:jc w:val="center"/>
+            </w:pPr>
+            <w:r>
+              <w:rPr>
+                <w:b w:val="0"/>
+                <w:sz w:val="16"/>
+              </w:rPr>
+              <w:t>The result may not be acceptable for compliance reporting.</w:t>
+            </w:r>
+          </w:p>
+          <w:p>
+            <w:pPr>
+              <w:spacing w:before="0" w:after="0" w:line="240" w:lineRule="auto"/>
+              <w:jc w:val="center"/>
+            </w:pPr>
+            <w:r>
+              <w:rPr>
+                <w:b w:val="0"/>
+                <w:sz w:val="16"/>
+              </w:rPr>
+            </w:r>
+          </w:p>
+          <w:p>
+            <w:pPr>
+              <w:spacing w:before="0" w:after="0" w:line="240" w:lineRule="auto"/>
+              <w:jc w:val="center"/>
+            </w:pPr>
+            <w:r>
+              <w:rPr>
+                <w:b w:val="0"/>
+                <w:sz w:val="16"/>
+              </w:rPr>
+              <w:t>Source: Deck: T5 Flash Cards - Regulation Sources and Blending</w:t>
             </w:r>
           </w:p>
         </w:tc>
